--- a/labor/ziegler/RLC-Serienschwingkreis_2025.docx
+++ b/labor/ziegler/RLC-Serienschwingkreis_2025.docx
@@ -2106,10 +2106,10 @@
         </w:rPr>
         <w:lastRenderedPageBreak/>
         <w:drawing>
-          <wp:inline distT="0" distB="0" distL="0" distR="0" wp14:anchorId="69BC04B2" wp14:editId="4E7E07A7">
-            <wp:extent cx="5843905" cy="4001135"/>
+          <wp:inline distT="0" distB="0" distL="0" distR="0" wp14:anchorId="33C254B1" wp14:editId="7607AB6E">
+            <wp:extent cx="5843905" cy="4138930"/>
             <wp:effectExtent l="0" t="0" r="0" b="0"/>
-            <wp:docPr id="1853924138" name="Picture 2"/>
+            <wp:docPr id="1016529354" name="Picture 1"/>
             <wp:cNvGraphicFramePr>
               <a:graphicFrameLocks xmlns:a="http://schemas.openxmlformats.org/drawingml/2006/main" noChangeAspect="1"/>
             </wp:cNvGraphicFramePr>
@@ -2117,7 +2117,7 @@
               <a:graphicData uri="http://schemas.openxmlformats.org/drawingml/2006/picture">
                 <pic:pic xmlns:pic="http://schemas.openxmlformats.org/drawingml/2006/picture">
                   <pic:nvPicPr>
-                    <pic:cNvPr id="0" name="Picture 2"/>
+                    <pic:cNvPr id="0" name="Picture 1"/>
                     <pic:cNvPicPr>
                       <a:picLocks noChangeAspect="1" noChangeArrowheads="1"/>
                     </pic:cNvPicPr>
@@ -2138,7 +2138,7 @@
                   <pic:spPr bwMode="auto">
                     <a:xfrm>
                       <a:off x="0" y="0"/>
-                      <a:ext cx="5843905" cy="4001135"/>
+                      <a:ext cx="5843905" cy="4138930"/>
                     </a:xfrm>
                     <a:prstGeom prst="rect">
                       <a:avLst/>
@@ -6158,6 +6158,7 @@
   <w:style w:type="character" w:default="1" w:styleId="DefaultParagraphFont">
     <w:name w:val="Default Paragraph Font"/>
     <w:uiPriority w:val="1"/>
+    <w:semiHidden/>
     <w:unhideWhenUsed/>
   </w:style>
   <w:style w:type="table" w:default="1" w:styleId="TableNormal">
@@ -6622,12 +6623,6 @@
 </file>
 
 <file path=customXml/item1.xml><?xml version="1.0" encoding="utf-8"?>
-<p:properties xmlns:p="http://schemas.microsoft.com/office/2006/metadata/properties" xmlns:xsi="http://www.w3.org/2001/XMLSchema-instance" xmlns:pc="http://schemas.microsoft.com/office/infopath/2007/PartnerControls">
-  <documentManagement/>
-</p:properties>
-</file>
-
-<file path=customXml/item2.xml><?xml version="1.0" encoding="utf-8"?>
 <?mso-contentType ?>
 <FormTemplates xmlns="http://schemas.microsoft.com/sharepoint/v3/contenttype/forms">
   <Display>DocumentLibraryForm</Display>
@@ -6636,7 +6631,17 @@
 </FormTemplates>
 </file>
 
+<file path=customXml/item2.xml><?xml version="1.0" encoding="utf-8"?>
+<p:properties xmlns:p="http://schemas.microsoft.com/office/2006/metadata/properties" xmlns:xsi="http://www.w3.org/2001/XMLSchema-instance" xmlns:pc="http://schemas.microsoft.com/office/infopath/2007/PartnerControls">
+  <documentManagement/>
+</p:properties>
+</file>
+
 <file path=customXml/item3.xml><?xml version="1.0" encoding="utf-8"?>
+<b:Sources xmlns:b="http://schemas.openxmlformats.org/officeDocument/2006/bibliography" xmlns="http://schemas.openxmlformats.org/officeDocument/2006/bibliography" SelectedStyle="\APA.XSL" StyleName="APA Fifth Edition"/>
+</file>
+
+<file path=customXml/item4.xml><?xml version="1.0" encoding="utf-8"?>
 <ct:contentTypeSchema xmlns:ct="http://schemas.microsoft.com/office/2006/metadata/contentType" xmlns:ma="http://schemas.microsoft.com/office/2006/metadata/properties/metaAttributes" ct:_="" ma:_="" ma:contentTypeName="Dokument" ma:contentTypeID="0x010100BCEF1FAB18566D4BAFF5114ADD99A508" ma:contentTypeVersion="3" ma:contentTypeDescription="Ein neues Dokument erstellen." ma:contentTypeScope="" ma:versionID="6e0839ef8b545ce6151d30ec403a9b69">
   <xsd:schema xmlns:xsd="http://www.w3.org/2001/XMLSchema" xmlns:xs="http://www.w3.org/2001/XMLSchema" xmlns:p="http://schemas.microsoft.com/office/2006/metadata/properties" xmlns:ns2="00401138-9f19-4a49-84da-4c33c057cccb" targetNamespace="http://schemas.microsoft.com/office/2006/metadata/properties" ma:root="true" ma:fieldsID="8a4766f2bb8d902be04cecbdc75713e1" ns2:_="">
     <xsd:import namespace="00401138-9f19-4a49-84da-4c33c057cccb"/>
@@ -6774,11 +6779,15 @@
 </ct:contentTypeSchema>
 </file>
 
-<file path=customXml/item4.xml><?xml version="1.0" encoding="utf-8"?>
-<b:Sources xmlns:b="http://schemas.openxmlformats.org/officeDocument/2006/bibliography" xmlns="http://schemas.openxmlformats.org/officeDocument/2006/bibliography" SelectedStyle="\APA.XSL" StyleName="APA Fifth Edition"/>
+<file path=customXml/itemProps1.xml><?xml version="1.0" encoding="utf-8"?>
+<ds:datastoreItem xmlns:ds="http://schemas.openxmlformats.org/officeDocument/2006/customXml" ds:itemID="{A67ADB10-772E-4681-97E5-A2A78870A805}">
+  <ds:schemaRefs>
+    <ds:schemaRef ds:uri="http://schemas.microsoft.com/sharepoint/v3/contenttype/forms"/>
+  </ds:schemaRefs>
+</ds:datastoreItem>
 </file>
 
-<file path=customXml/itemProps1.xml><?xml version="1.0" encoding="utf-8"?>
+<file path=customXml/itemProps2.xml><?xml version="1.0" encoding="utf-8"?>
 <ds:datastoreItem xmlns:ds="http://schemas.openxmlformats.org/officeDocument/2006/customXml" ds:itemID="{0F8B96F4-C876-43CE-B2A5-2763F265F00F}">
   <ds:schemaRefs>
     <ds:schemaRef ds:uri="http://schemas.microsoft.com/office/2006/metadata/properties"/>
@@ -6787,15 +6796,15 @@
 </ds:datastoreItem>
 </file>
 
-<file path=customXml/itemProps2.xml><?xml version="1.0" encoding="utf-8"?>
-<ds:datastoreItem xmlns:ds="http://schemas.openxmlformats.org/officeDocument/2006/customXml" ds:itemID="{A67ADB10-772E-4681-97E5-A2A78870A805}">
+<file path=customXml/itemProps3.xml><?xml version="1.0" encoding="utf-8"?>
+<ds:datastoreItem xmlns:ds="http://schemas.openxmlformats.org/officeDocument/2006/customXml" ds:itemID="{41DE47B4-9FBE-46D0-AC05-8E881D89B234}">
   <ds:schemaRefs>
-    <ds:schemaRef ds:uri="http://schemas.microsoft.com/sharepoint/v3/contenttype/forms"/>
+    <ds:schemaRef ds:uri="http://schemas.openxmlformats.org/officeDocument/2006/bibliography"/>
   </ds:schemaRefs>
 </ds:datastoreItem>
 </file>
 
-<file path=customXml/itemProps3.xml><?xml version="1.0" encoding="utf-8"?>
+<file path=customXml/itemProps4.xml><?xml version="1.0" encoding="utf-8"?>
 <ds:datastoreItem xmlns:ds="http://schemas.openxmlformats.org/officeDocument/2006/customXml" ds:itemID="{D7E0B9DA-A439-4933-B041-C398E1470A7F}">
   <ds:schemaRefs>
     <ds:schemaRef ds:uri="http://schemas.microsoft.com/office/2006/metadata/contentType"/>
@@ -6811,12 +6820,4 @@
     <ds:schemaRef ds:uri="http://schemas.microsoft.com/internal/obd"/>
   </ds:schemaRefs>
 </ds:datastoreItem>
-</file>
-
-<file path=customXml/itemProps4.xml><?xml version="1.0" encoding="utf-8"?>
-<ds:datastoreItem xmlns:ds="http://schemas.openxmlformats.org/officeDocument/2006/customXml" ds:itemID="{41DE47B4-9FBE-46D0-AC05-8E881D89B234}">
-  <ds:schemaRefs>
-    <ds:schemaRef ds:uri="http://schemas.openxmlformats.org/officeDocument/2006/bibliography"/>
-  </ds:schemaRefs>
-</ds:datastoreItem>
 </file>
--- a/labor/ziegler/RLC-Serienschwingkreis_2025.docx
+++ b/labor/ziegler/RLC-Serienschwingkreis_2025.docx
@@ -6623,25 +6623,6 @@
 </file>
 
 <file path=customXml/item1.xml><?xml version="1.0" encoding="utf-8"?>
-<?mso-contentType ?>
-<FormTemplates xmlns="http://schemas.microsoft.com/sharepoint/v3/contenttype/forms">
-  <Display>DocumentLibraryForm</Display>
-  <Edit>DocumentLibraryForm</Edit>
-  <New>DocumentLibraryForm</New>
-</FormTemplates>
-</file>
-
-<file path=customXml/item2.xml><?xml version="1.0" encoding="utf-8"?>
-<p:properties xmlns:p="http://schemas.microsoft.com/office/2006/metadata/properties" xmlns:xsi="http://www.w3.org/2001/XMLSchema-instance" xmlns:pc="http://schemas.microsoft.com/office/infopath/2007/PartnerControls">
-  <documentManagement/>
-</p:properties>
-</file>
-
-<file path=customXml/item3.xml><?xml version="1.0" encoding="utf-8"?>
-<b:Sources xmlns:b="http://schemas.openxmlformats.org/officeDocument/2006/bibliography" xmlns="http://schemas.openxmlformats.org/officeDocument/2006/bibliography" SelectedStyle="\APA.XSL" StyleName="APA Fifth Edition"/>
-</file>
-
-<file path=customXml/item4.xml><?xml version="1.0" encoding="utf-8"?>
 <ct:contentTypeSchema xmlns:ct="http://schemas.microsoft.com/office/2006/metadata/contentType" xmlns:ma="http://schemas.microsoft.com/office/2006/metadata/properties/metaAttributes" ct:_="" ma:_="" ma:contentTypeName="Dokument" ma:contentTypeID="0x010100BCEF1FAB18566D4BAFF5114ADD99A508" ma:contentTypeVersion="3" ma:contentTypeDescription="Ein neues Dokument erstellen." ma:contentTypeScope="" ma:versionID="6e0839ef8b545ce6151d30ec403a9b69">
   <xsd:schema xmlns:xsd="http://www.w3.org/2001/XMLSchema" xmlns:xs="http://www.w3.org/2001/XMLSchema" xmlns:p="http://schemas.microsoft.com/office/2006/metadata/properties" xmlns:ns2="00401138-9f19-4a49-84da-4c33c057cccb" targetNamespace="http://schemas.microsoft.com/office/2006/metadata/properties" ma:root="true" ma:fieldsID="8a4766f2bb8d902be04cecbdc75713e1" ns2:_="">
     <xsd:import namespace="00401138-9f19-4a49-84da-4c33c057cccb"/>
@@ -6779,32 +6760,26 @@
 </ct:contentTypeSchema>
 </file>
 
-<file path=customXml/itemProps1.xml><?xml version="1.0" encoding="utf-8"?>
-<ds:datastoreItem xmlns:ds="http://schemas.openxmlformats.org/officeDocument/2006/customXml" ds:itemID="{A67ADB10-772E-4681-97E5-A2A78870A805}">
-  <ds:schemaRefs>
-    <ds:schemaRef ds:uri="http://schemas.microsoft.com/sharepoint/v3/contenttype/forms"/>
-  </ds:schemaRefs>
-</ds:datastoreItem>
+<file path=customXml/item2.xml><?xml version="1.0" encoding="utf-8"?>
+<b:Sources xmlns:b="http://schemas.openxmlformats.org/officeDocument/2006/bibliography" xmlns="http://schemas.openxmlformats.org/officeDocument/2006/bibliography" SelectedStyle="\APA.XSL" StyleName="APA Fifth Edition"/>
 </file>
 
-<file path=customXml/itemProps2.xml><?xml version="1.0" encoding="utf-8"?>
-<ds:datastoreItem xmlns:ds="http://schemas.openxmlformats.org/officeDocument/2006/customXml" ds:itemID="{0F8B96F4-C876-43CE-B2A5-2763F265F00F}">
-  <ds:schemaRefs>
-    <ds:schemaRef ds:uri="http://schemas.microsoft.com/office/2006/metadata/properties"/>
-    <ds:schemaRef ds:uri="http://schemas.microsoft.com/office/infopath/2007/PartnerControls"/>
-  </ds:schemaRefs>
-</ds:datastoreItem>
+<file path=customXml/item3.xml><?xml version="1.0" encoding="utf-8"?>
+<p:properties xmlns:p="http://schemas.microsoft.com/office/2006/metadata/properties" xmlns:xsi="http://www.w3.org/2001/XMLSchema-instance" xmlns:pc="http://schemas.microsoft.com/office/infopath/2007/PartnerControls">
+  <documentManagement/>
+</p:properties>
 </file>
 
-<file path=customXml/itemProps3.xml><?xml version="1.0" encoding="utf-8"?>
-<ds:datastoreItem xmlns:ds="http://schemas.openxmlformats.org/officeDocument/2006/customXml" ds:itemID="{41DE47B4-9FBE-46D0-AC05-8E881D89B234}">
-  <ds:schemaRefs>
-    <ds:schemaRef ds:uri="http://schemas.openxmlformats.org/officeDocument/2006/bibliography"/>
-  </ds:schemaRefs>
-</ds:datastoreItem>
+<file path=customXml/item4.xml><?xml version="1.0" encoding="utf-8"?>
+<?mso-contentType ?>
+<FormTemplates xmlns="http://schemas.microsoft.com/sharepoint/v3/contenttype/forms">
+  <Display>DocumentLibraryForm</Display>
+  <Edit>DocumentLibraryForm</Edit>
+  <New>DocumentLibraryForm</New>
+</FormTemplates>
 </file>
 
-<file path=customXml/itemProps4.xml><?xml version="1.0" encoding="utf-8"?>
+<file path=customXml/itemProps1.xml><?xml version="1.0" encoding="utf-8"?>
 <ds:datastoreItem xmlns:ds="http://schemas.openxmlformats.org/officeDocument/2006/customXml" ds:itemID="{D7E0B9DA-A439-4933-B041-C398E1470A7F}">
   <ds:schemaRefs>
     <ds:schemaRef ds:uri="http://schemas.microsoft.com/office/2006/metadata/contentType"/>
@@ -6820,4 +6795,36 @@
     <ds:schemaRef ds:uri="http://schemas.microsoft.com/internal/obd"/>
   </ds:schemaRefs>
 </ds:datastoreItem>
+</file>
+
+<file path=customXml/itemProps2.xml><?xml version="1.0" encoding="utf-8"?>
+<ds:datastoreItem xmlns:ds="http://schemas.openxmlformats.org/officeDocument/2006/customXml" ds:itemID="{41DE47B4-9FBE-46D0-AC05-8E881D89B234}">
+  <ds:schemaRefs>
+    <ds:schemaRef ds:uri="http://schemas.openxmlformats.org/officeDocument/2006/bibliography"/>
+  </ds:schemaRefs>
+</ds:datastoreItem>
+</file>
+
+<file path=customXml/itemProps3.xml><?xml version="1.0" encoding="utf-8"?>
+<ds:datastoreItem xmlns:ds="http://schemas.openxmlformats.org/officeDocument/2006/customXml" ds:itemID="{0F8B96F4-C876-43CE-B2A5-2763F265F00F}">
+  <ds:schemaRefs>
+    <ds:schemaRef ds:uri="http://schemas.microsoft.com/office/infopath/2007/PartnerControls"/>
+    <ds:schemaRef ds:uri="http://purl.org/dc/elements/1.1/"/>
+    <ds:schemaRef ds:uri="http://www.w3.org/XML/1998/namespace"/>
+    <ds:schemaRef ds:uri="http://purl.org/dc/dcmitype/"/>
+    <ds:schemaRef ds:uri="http://schemas.microsoft.com/office/2006/metadata/properties"/>
+    <ds:schemaRef ds:uri="http://purl.org/dc/terms/"/>
+    <ds:schemaRef ds:uri="http://schemas.microsoft.com/office/2006/documentManagement/types"/>
+    <ds:schemaRef ds:uri="00401138-9f19-4a49-84da-4c33c057cccb"/>
+    <ds:schemaRef ds:uri="http://schemas.openxmlformats.org/package/2006/metadata/core-properties"/>
+  </ds:schemaRefs>
+</ds:datastoreItem>
+</file>
+
+<file path=customXml/itemProps4.xml><?xml version="1.0" encoding="utf-8"?>
+<ds:datastoreItem xmlns:ds="http://schemas.openxmlformats.org/officeDocument/2006/customXml" ds:itemID="{A67ADB10-772E-4681-97E5-A2A78870A805}">
+  <ds:schemaRefs>
+    <ds:schemaRef ds:uri="http://schemas.microsoft.com/sharepoint/v3/contenttype/forms"/>
+  </ds:schemaRefs>
+</ds:datastoreItem>
 </file>
--- a/labor/ziegler/RLC-Serienschwingkreis_2025.docx
+++ b/labor/ziegler/RLC-Serienschwingkreis_2025.docx
@@ -2576,57 +2576,50 @@
     </w:p>
     <w:tbl>
       <w:tblPr>
-        <w:tblW w:w="0" w:type="auto"/>
-        <w:tblCellSpacing w:w="15" w:type="dxa"/>
-        <w:tblBorders>
-          <w:top w:val="single" w:sz="4" w:space="0" w:color="auto"/>
-          <w:left w:val="single" w:sz="4" w:space="0" w:color="auto"/>
-          <w:bottom w:val="single" w:sz="4" w:space="0" w:color="auto"/>
-          <w:right w:val="single" w:sz="4" w:space="0" w:color="auto"/>
-          <w:insideH w:val="single" w:sz="4" w:space="0" w:color="auto"/>
-          <w:insideV w:val="single" w:sz="4" w:space="0" w:color="auto"/>
-        </w:tblBorders>
-        <w:tblCellMar>
-          <w:top w:w="15" w:type="dxa"/>
-          <w:left w:w="15" w:type="dxa"/>
-          <w:bottom w:w="15" w:type="dxa"/>
-          <w:right w:w="15" w:type="dxa"/>
-        </w:tblCellMar>
+        <w:tblW w:w="6000" w:type="dxa"/>
+        <w:tblInd w:w="108" w:type="dxa"/>
         <w:tblLook w:val="04A0" w:firstRow="1" w:lastRow="0" w:firstColumn="1" w:lastColumn="0" w:noHBand="0" w:noVBand="1"/>
       </w:tblPr>
       <w:tblGrid>
-        <w:gridCol w:w="815"/>
-        <w:gridCol w:w="854"/>
-        <w:gridCol w:w="815"/>
-        <w:gridCol w:w="907"/>
-        <w:gridCol w:w="949"/>
+        <w:gridCol w:w="1200"/>
+        <w:gridCol w:w="1200"/>
+        <w:gridCol w:w="1200"/>
+        <w:gridCol w:w="1200"/>
+        <w:gridCol w:w="1200"/>
       </w:tblGrid>
       <w:tr>
         <w:trPr>
-          <w:tblHeader/>
-          <w:tblCellSpacing w:w="15" w:type="dxa"/>
+          <w:trHeight w:val="300"/>
         </w:trPr>
         <w:tc>
           <w:tcPr>
-            <w:tcW w:w="0" w:type="auto"/>
-            <w:vAlign w:val="center"/>
-            <w:hideMark/>
-          </w:tcPr>
-          <w:p>
-            <w:pPr>
-              <w:rPr>
-                <w:rFonts w:ascii="Arial" w:hAnsi="Arial" w:cs="Arial"/>
-                <w:b/>
-                <w:bCs/>
+            <w:tcW w:w="1200" w:type="dxa"/>
+            <w:tcBorders>
+              <w:top w:val="nil"/>
+              <w:left w:val="nil"/>
+              <w:bottom w:val="nil"/>
+              <w:right w:val="nil"/>
+            </w:tcBorders>
+            <w:noWrap/>
+            <w:vAlign w:val="bottom"/>
+            <w:hideMark/>
+          </w:tcPr>
+          <w:p>
+            <w:pPr>
+              <w:rPr>
+                <w:rFonts w:ascii="Aptos Narrow" w:hAnsi="Aptos Narrow"/>
+                <w:color w:val="000000"/>
+                <w:sz w:val="22"/>
+                <w:szCs w:val="22"/>
                 <w:lang w:val="en-US"/>
               </w:rPr>
             </w:pPr>
             <w:r>
               <w:rPr>
-                <w:rFonts w:ascii="Arial" w:hAnsi="Arial" w:cs="Arial"/>
-                <w:b/>
-                <w:bCs/>
-                <w:lang w:val="en-US"/>
+                <w:rFonts w:ascii="Aptos Narrow" w:hAnsi="Aptos Narrow"/>
+                <w:color w:val="000000"/>
+                <w:sz w:val="22"/>
+                <w:szCs w:val="22"/>
               </w:rPr>
               <w:t>f in Hz</w:t>
             </w:r>
@@ -2634,25 +2627,32 @@
         </w:tc>
         <w:tc>
           <w:tcPr>
-            <w:tcW w:w="0" w:type="auto"/>
-            <w:vAlign w:val="center"/>
-            <w:hideMark/>
-          </w:tcPr>
-          <w:p>
-            <w:pPr>
-              <w:rPr>
-                <w:rFonts w:ascii="Arial" w:hAnsi="Arial" w:cs="Arial"/>
-                <w:b/>
-                <w:bCs/>
-                <w:lang w:val="en-US"/>
-              </w:rPr>
-            </w:pPr>
-            <w:r>
-              <w:rPr>
-                <w:rFonts w:ascii="Arial" w:hAnsi="Arial" w:cs="Arial"/>
-                <w:b/>
-                <w:bCs/>
-                <w:lang w:val="en-US"/>
+            <w:tcW w:w="1200" w:type="dxa"/>
+            <w:tcBorders>
+              <w:top w:val="nil"/>
+              <w:left w:val="nil"/>
+              <w:bottom w:val="nil"/>
+              <w:right w:val="nil"/>
+            </w:tcBorders>
+            <w:noWrap/>
+            <w:vAlign w:val="bottom"/>
+            <w:hideMark/>
+          </w:tcPr>
+          <w:p>
+            <w:pPr>
+              <w:rPr>
+                <w:rFonts w:ascii="Aptos Narrow" w:hAnsi="Aptos Narrow"/>
+                <w:color w:val="000000"/>
+                <w:sz w:val="22"/>
+                <w:szCs w:val="22"/>
+              </w:rPr>
+            </w:pPr>
+            <w:r>
+              <w:rPr>
+                <w:rFonts w:ascii="Aptos Narrow" w:hAnsi="Aptos Narrow"/>
+                <w:color w:val="000000"/>
+                <w:sz w:val="22"/>
+                <w:szCs w:val="22"/>
               </w:rPr>
               <w:t>Ur in V</w:t>
             </w:r>
@@ -2660,25 +2660,32 @@
         </w:tc>
         <w:tc>
           <w:tcPr>
-            <w:tcW w:w="0" w:type="auto"/>
-            <w:vAlign w:val="center"/>
-            <w:hideMark/>
-          </w:tcPr>
-          <w:p>
-            <w:pPr>
-              <w:rPr>
-                <w:rFonts w:ascii="Arial" w:hAnsi="Arial" w:cs="Arial"/>
-                <w:b/>
-                <w:bCs/>
-                <w:lang w:val="en-US"/>
-              </w:rPr>
-            </w:pPr>
-            <w:r>
-              <w:rPr>
-                <w:rFonts w:ascii="Arial" w:hAnsi="Arial" w:cs="Arial"/>
-                <w:b/>
-                <w:bCs/>
-                <w:lang w:val="en-US"/>
+            <w:tcW w:w="1200" w:type="dxa"/>
+            <w:tcBorders>
+              <w:top w:val="nil"/>
+              <w:left w:val="nil"/>
+              <w:bottom w:val="nil"/>
+              <w:right w:val="nil"/>
+            </w:tcBorders>
+            <w:noWrap/>
+            <w:vAlign w:val="bottom"/>
+            <w:hideMark/>
+          </w:tcPr>
+          <w:p>
+            <w:pPr>
+              <w:rPr>
+                <w:rFonts w:ascii="Aptos Narrow" w:hAnsi="Aptos Narrow"/>
+                <w:color w:val="000000"/>
+                <w:sz w:val="22"/>
+                <w:szCs w:val="22"/>
+              </w:rPr>
+            </w:pPr>
+            <w:r>
+              <w:rPr>
+                <w:rFonts w:ascii="Aptos Narrow" w:hAnsi="Aptos Narrow"/>
+                <w:color w:val="000000"/>
+                <w:sz w:val="22"/>
+                <w:szCs w:val="22"/>
               </w:rPr>
               <w:t>Ir in A</w:t>
             </w:r>
@@ -2686,1804 +2693,3686 @@
         </w:tc>
         <w:tc>
           <w:tcPr>
-            <w:tcW w:w="0" w:type="auto"/>
-            <w:vAlign w:val="center"/>
-            <w:hideMark/>
-          </w:tcPr>
-          <w:p>
-            <w:pPr>
-              <w:rPr>
-                <w:rFonts w:ascii="Arial" w:hAnsi="Arial" w:cs="Arial"/>
-                <w:b/>
-                <w:bCs/>
-                <w:lang w:val="en-US"/>
-              </w:rPr>
-            </w:pPr>
-            <w:r>
-              <w:rPr>
-                <w:rFonts w:ascii="Arial" w:hAnsi="Arial" w:cs="Arial"/>
-                <w:b/>
-                <w:bCs/>
-                <w:lang w:val="en-US"/>
-              </w:rPr>
-              <w:t>UL in V</w:t>
-            </w:r>
-          </w:p>
-        </w:tc>
-        <w:tc>
-          <w:tcPr>
-            <w:tcW w:w="0" w:type="auto"/>
-            <w:vAlign w:val="center"/>
-            <w:hideMark/>
-          </w:tcPr>
-          <w:p>
-            <w:pPr>
-              <w:rPr>
-                <w:rFonts w:ascii="Arial" w:hAnsi="Arial" w:cs="Arial"/>
-                <w:b/>
-                <w:bCs/>
-                <w:lang w:val="en-US"/>
-              </w:rPr>
-            </w:pPr>
-            <w:r>
-              <w:rPr>
-                <w:rFonts w:ascii="Arial" w:hAnsi="Arial" w:cs="Arial"/>
-                <w:b/>
-                <w:bCs/>
-                <w:lang w:val="en-US"/>
-              </w:rPr>
-              <w:t>UC in V</w:t>
+            <w:tcW w:w="1200" w:type="dxa"/>
+            <w:tcBorders>
+              <w:top w:val="nil"/>
+              <w:left w:val="nil"/>
+              <w:bottom w:val="nil"/>
+              <w:right w:val="nil"/>
+            </w:tcBorders>
+            <w:noWrap/>
+            <w:vAlign w:val="bottom"/>
+            <w:hideMark/>
+          </w:tcPr>
+          <w:p>
+            <w:pPr>
+              <w:rPr>
+                <w:rFonts w:ascii="Aptos Narrow" w:hAnsi="Aptos Narrow"/>
+                <w:color w:val="000000"/>
+                <w:sz w:val="22"/>
+                <w:szCs w:val="22"/>
+              </w:rPr>
+            </w:pPr>
+            <w:r>
+              <w:rPr>
+                <w:rFonts w:ascii="Aptos Narrow" w:hAnsi="Aptos Narrow"/>
+                <w:color w:val="000000"/>
+                <w:sz w:val="22"/>
+                <w:szCs w:val="22"/>
+              </w:rPr>
+              <w:t>Ul in V</w:t>
+            </w:r>
+          </w:p>
+        </w:tc>
+        <w:tc>
+          <w:tcPr>
+            <w:tcW w:w="1200" w:type="dxa"/>
+            <w:tcBorders>
+              <w:top w:val="nil"/>
+              <w:left w:val="nil"/>
+              <w:bottom w:val="nil"/>
+              <w:right w:val="nil"/>
+            </w:tcBorders>
+            <w:noWrap/>
+            <w:vAlign w:val="bottom"/>
+            <w:hideMark/>
+          </w:tcPr>
+          <w:p>
+            <w:pPr>
+              <w:rPr>
+                <w:rFonts w:ascii="Aptos Narrow" w:hAnsi="Aptos Narrow"/>
+                <w:color w:val="000000"/>
+                <w:sz w:val="22"/>
+                <w:szCs w:val="22"/>
+              </w:rPr>
+            </w:pPr>
+            <w:r>
+              <w:rPr>
+                <w:rFonts w:ascii="Aptos Narrow" w:hAnsi="Aptos Narrow"/>
+                <w:color w:val="000000"/>
+                <w:sz w:val="22"/>
+                <w:szCs w:val="22"/>
+              </w:rPr>
+              <w:t>Uc in V</w:t>
             </w:r>
           </w:p>
         </w:tc>
       </w:tr>
       <w:tr>
         <w:trPr>
-          <w:tblCellSpacing w:w="15" w:type="dxa"/>
+          <w:trHeight w:val="300"/>
         </w:trPr>
         <w:tc>
           <w:tcPr>
-            <w:tcW w:w="0" w:type="auto"/>
-            <w:vAlign w:val="center"/>
-            <w:hideMark/>
-          </w:tcPr>
-          <w:p>
-            <w:pPr>
-              <w:rPr>
-                <w:rFonts w:ascii="Arial" w:hAnsi="Arial" w:cs="Arial"/>
-                <w:bCs/>
-                <w:lang w:val="en-US"/>
-              </w:rPr>
-            </w:pPr>
-            <w:r>
-              <w:rPr>
-                <w:rFonts w:ascii="Arial" w:hAnsi="Arial" w:cs="Arial"/>
-                <w:bCs/>
-                <w:lang w:val="en-US"/>
-              </w:rPr>
-              <w:t>10 000</w:t>
-            </w:r>
-          </w:p>
-        </w:tc>
-        <w:tc>
-          <w:tcPr>
-            <w:tcW w:w="0" w:type="auto"/>
-            <w:vAlign w:val="center"/>
-            <w:hideMark/>
-          </w:tcPr>
-          <w:p>
-            <w:pPr>
-              <w:rPr>
-                <w:rFonts w:ascii="Arial" w:hAnsi="Arial" w:cs="Arial"/>
-                <w:bCs/>
-                <w:lang w:val="en-US"/>
-              </w:rPr>
-            </w:pPr>
-            <w:r>
-              <w:rPr>
-                <w:rFonts w:ascii="Arial" w:hAnsi="Arial" w:cs="Arial"/>
-                <w:bCs/>
-                <w:lang w:val="en-US"/>
-              </w:rPr>
-              <w:t>0,30</w:t>
-            </w:r>
-          </w:p>
-        </w:tc>
-        <w:tc>
-          <w:tcPr>
-            <w:tcW w:w="0" w:type="auto"/>
-            <w:vAlign w:val="center"/>
-            <w:hideMark/>
-          </w:tcPr>
-          <w:p>
-            <w:pPr>
-              <w:rPr>
-                <w:rFonts w:ascii="Arial" w:hAnsi="Arial" w:cs="Arial"/>
-                <w:bCs/>
-                <w:lang w:val="en-US"/>
-              </w:rPr>
-            </w:pPr>
-            <w:r>
-              <w:rPr>
-                <w:rFonts w:ascii="Arial" w:hAnsi="Arial" w:cs="Arial"/>
-                <w:bCs/>
-                <w:lang w:val="en-US"/>
-              </w:rPr>
-              <w:t>0,0030</w:t>
-            </w:r>
-          </w:p>
-        </w:tc>
-        <w:tc>
-          <w:tcPr>
-            <w:tcW w:w="0" w:type="auto"/>
-            <w:vAlign w:val="center"/>
-            <w:hideMark/>
-          </w:tcPr>
-          <w:p>
-            <w:pPr>
-              <w:rPr>
-                <w:rFonts w:ascii="Arial" w:hAnsi="Arial" w:cs="Arial"/>
-                <w:bCs/>
-                <w:lang w:val="en-US"/>
-              </w:rPr>
-            </w:pPr>
-            <w:r>
-              <w:rPr>
-                <w:rFonts w:ascii="Arial" w:hAnsi="Arial" w:cs="Arial"/>
-                <w:bCs/>
-                <w:lang w:val="en-US"/>
-              </w:rPr>
-              <w:t>0,45</w:t>
-            </w:r>
-          </w:p>
-        </w:tc>
-        <w:tc>
-          <w:tcPr>
-            <w:tcW w:w="0" w:type="auto"/>
-            <w:vAlign w:val="center"/>
-            <w:hideMark/>
-          </w:tcPr>
-          <w:p>
-            <w:pPr>
-              <w:rPr>
-                <w:rFonts w:ascii="Arial" w:hAnsi="Arial" w:cs="Arial"/>
-                <w:bCs/>
-                <w:lang w:val="en-US"/>
-              </w:rPr>
-            </w:pPr>
-            <w:r>
-              <w:rPr>
-                <w:rFonts w:ascii="Arial" w:hAnsi="Arial" w:cs="Arial"/>
-                <w:bCs/>
-                <w:lang w:val="en-US"/>
-              </w:rPr>
-              <w:t>0,75</w:t>
+            <w:tcW w:w="1200" w:type="dxa"/>
+            <w:tcBorders>
+              <w:top w:val="nil"/>
+              <w:left w:val="nil"/>
+              <w:bottom w:val="nil"/>
+              <w:right w:val="nil"/>
+            </w:tcBorders>
+            <w:noWrap/>
+            <w:vAlign w:val="bottom"/>
+            <w:hideMark/>
+          </w:tcPr>
+          <w:p>
+            <w:pPr>
+              <w:jc w:val="right"/>
+              <w:rPr>
+                <w:rFonts w:ascii="Aptos Narrow" w:hAnsi="Aptos Narrow"/>
+                <w:color w:val="000000"/>
+                <w:sz w:val="22"/>
+                <w:szCs w:val="22"/>
+              </w:rPr>
+            </w:pPr>
+            <w:r>
+              <w:rPr>
+                <w:rFonts w:ascii="Aptos Narrow" w:hAnsi="Aptos Narrow"/>
+                <w:color w:val="000000"/>
+                <w:sz w:val="22"/>
+                <w:szCs w:val="22"/>
+              </w:rPr>
+              <w:t>100</w:t>
+            </w:r>
+          </w:p>
+        </w:tc>
+        <w:tc>
+          <w:tcPr>
+            <w:tcW w:w="1200" w:type="dxa"/>
+            <w:tcBorders>
+              <w:top w:val="nil"/>
+              <w:left w:val="nil"/>
+              <w:bottom w:val="nil"/>
+              <w:right w:val="nil"/>
+            </w:tcBorders>
+            <w:noWrap/>
+            <w:vAlign w:val="bottom"/>
+            <w:hideMark/>
+          </w:tcPr>
+          <w:p>
+            <w:pPr>
+              <w:jc w:val="right"/>
+              <w:rPr>
+                <w:rFonts w:ascii="Aptos Narrow" w:hAnsi="Aptos Narrow"/>
+                <w:color w:val="000000"/>
+                <w:sz w:val="22"/>
+                <w:szCs w:val="22"/>
+              </w:rPr>
+            </w:pPr>
+            <w:r>
+              <w:rPr>
+                <w:rFonts w:ascii="Aptos Narrow" w:hAnsi="Aptos Narrow"/>
+                <w:color w:val="000000"/>
+                <w:sz w:val="22"/>
+                <w:szCs w:val="22"/>
+              </w:rPr>
+              <w:t>0</w:t>
+            </w:r>
+          </w:p>
+        </w:tc>
+        <w:tc>
+          <w:tcPr>
+            <w:tcW w:w="1200" w:type="dxa"/>
+            <w:tcBorders>
+              <w:top w:val="nil"/>
+              <w:left w:val="nil"/>
+              <w:bottom w:val="nil"/>
+              <w:right w:val="nil"/>
+            </w:tcBorders>
+            <w:noWrap/>
+            <w:vAlign w:val="bottom"/>
+            <w:hideMark/>
+          </w:tcPr>
+          <w:p>
+            <w:pPr>
+              <w:jc w:val="right"/>
+              <w:rPr>
+                <w:rFonts w:ascii="Aptos Narrow" w:hAnsi="Aptos Narrow"/>
+                <w:color w:val="000000"/>
+                <w:sz w:val="22"/>
+                <w:szCs w:val="22"/>
+              </w:rPr>
+            </w:pPr>
+            <w:r>
+              <w:rPr>
+                <w:rFonts w:ascii="Aptos Narrow" w:hAnsi="Aptos Narrow"/>
+                <w:color w:val="000000"/>
+                <w:sz w:val="22"/>
+                <w:szCs w:val="22"/>
+              </w:rPr>
+              <w:t>0</w:t>
+            </w:r>
+          </w:p>
+        </w:tc>
+        <w:tc>
+          <w:tcPr>
+            <w:tcW w:w="1200" w:type="dxa"/>
+            <w:tcBorders>
+              <w:top w:val="nil"/>
+              <w:left w:val="nil"/>
+              <w:bottom w:val="nil"/>
+              <w:right w:val="nil"/>
+            </w:tcBorders>
+            <w:noWrap/>
+            <w:vAlign w:val="bottom"/>
+            <w:hideMark/>
+          </w:tcPr>
+          <w:p>
+            <w:pPr>
+              <w:jc w:val="right"/>
+              <w:rPr>
+                <w:rFonts w:ascii="Aptos Narrow" w:hAnsi="Aptos Narrow"/>
+                <w:color w:val="000000"/>
+                <w:sz w:val="22"/>
+                <w:szCs w:val="22"/>
+              </w:rPr>
+            </w:pPr>
+            <w:r>
+              <w:rPr>
+                <w:rFonts w:ascii="Aptos Narrow" w:hAnsi="Aptos Narrow"/>
+                <w:color w:val="000000"/>
+                <w:sz w:val="22"/>
+                <w:szCs w:val="22"/>
+              </w:rPr>
+              <w:t>0</w:t>
+            </w:r>
+          </w:p>
+        </w:tc>
+        <w:tc>
+          <w:tcPr>
+            <w:tcW w:w="1200" w:type="dxa"/>
+            <w:tcBorders>
+              <w:top w:val="nil"/>
+              <w:left w:val="nil"/>
+              <w:bottom w:val="nil"/>
+              <w:right w:val="nil"/>
+            </w:tcBorders>
+            <w:noWrap/>
+            <w:vAlign w:val="bottom"/>
+            <w:hideMark/>
+          </w:tcPr>
+          <w:p>
+            <w:pPr>
+              <w:jc w:val="right"/>
+              <w:rPr>
+                <w:rFonts w:ascii="Aptos Narrow" w:hAnsi="Aptos Narrow"/>
+                <w:color w:val="000000"/>
+                <w:sz w:val="22"/>
+                <w:szCs w:val="22"/>
+              </w:rPr>
+            </w:pPr>
+            <w:r>
+              <w:rPr>
+                <w:rFonts w:ascii="Aptos Narrow" w:hAnsi="Aptos Narrow"/>
+                <w:color w:val="000000"/>
+                <w:sz w:val="22"/>
+                <w:szCs w:val="22"/>
+              </w:rPr>
+              <w:t>2</w:t>
             </w:r>
           </w:p>
         </w:tc>
       </w:tr>
       <w:tr>
         <w:trPr>
-          <w:tblCellSpacing w:w="15" w:type="dxa"/>
+          <w:trHeight w:val="300"/>
         </w:trPr>
         <w:tc>
           <w:tcPr>
-            <w:tcW w:w="0" w:type="auto"/>
-            <w:vAlign w:val="center"/>
-            <w:hideMark/>
-          </w:tcPr>
-          <w:p>
-            <w:pPr>
-              <w:rPr>
-                <w:rFonts w:ascii="Arial" w:hAnsi="Arial" w:cs="Arial"/>
-                <w:bCs/>
-                <w:lang w:val="en-US"/>
-              </w:rPr>
-            </w:pPr>
-            <w:r>
-              <w:rPr>
-                <w:rFonts w:ascii="Arial" w:hAnsi="Arial" w:cs="Arial"/>
-                <w:bCs/>
-                <w:lang w:val="en-US"/>
-              </w:rPr>
-              <w:t>15 000</w:t>
-            </w:r>
-          </w:p>
-        </w:tc>
-        <w:tc>
-          <w:tcPr>
-            <w:tcW w:w="0" w:type="auto"/>
-            <w:vAlign w:val="center"/>
-            <w:hideMark/>
-          </w:tcPr>
-          <w:p>
-            <w:pPr>
-              <w:rPr>
-                <w:rFonts w:ascii="Arial" w:hAnsi="Arial" w:cs="Arial"/>
-                <w:bCs/>
-                <w:lang w:val="en-US"/>
-              </w:rPr>
-            </w:pPr>
-            <w:r>
-              <w:rPr>
-                <w:rFonts w:ascii="Arial" w:hAnsi="Arial" w:cs="Arial"/>
-                <w:bCs/>
-                <w:lang w:val="en-US"/>
-              </w:rPr>
-              <w:t>0,45</w:t>
-            </w:r>
-          </w:p>
-        </w:tc>
-        <w:tc>
-          <w:tcPr>
-            <w:tcW w:w="0" w:type="auto"/>
-            <w:vAlign w:val="center"/>
-            <w:hideMark/>
-          </w:tcPr>
-          <w:p>
-            <w:pPr>
-              <w:rPr>
-                <w:rFonts w:ascii="Arial" w:hAnsi="Arial" w:cs="Arial"/>
-                <w:bCs/>
-                <w:lang w:val="en-US"/>
-              </w:rPr>
-            </w:pPr>
-            <w:r>
-              <w:rPr>
-                <w:rFonts w:ascii="Arial" w:hAnsi="Arial" w:cs="Arial"/>
-                <w:bCs/>
-                <w:lang w:val="en-US"/>
-              </w:rPr>
-              <w:t>0,0045</w:t>
-            </w:r>
-          </w:p>
-        </w:tc>
-        <w:tc>
-          <w:tcPr>
-            <w:tcW w:w="0" w:type="auto"/>
-            <w:vAlign w:val="center"/>
-            <w:hideMark/>
-          </w:tcPr>
-          <w:p>
-            <w:pPr>
-              <w:rPr>
-                <w:rFonts w:ascii="Arial" w:hAnsi="Arial" w:cs="Arial"/>
-                <w:bCs/>
-                <w:lang w:val="en-US"/>
-              </w:rPr>
-            </w:pPr>
-            <w:r>
-              <w:rPr>
-                <w:rFonts w:ascii="Arial" w:hAnsi="Arial" w:cs="Arial"/>
-                <w:bCs/>
-                <w:lang w:val="en-US"/>
-              </w:rPr>
-              <w:t>0,75</w:t>
-            </w:r>
-          </w:p>
-        </w:tc>
-        <w:tc>
-          <w:tcPr>
-            <w:tcW w:w="0" w:type="auto"/>
-            <w:vAlign w:val="center"/>
-            <w:hideMark/>
-          </w:tcPr>
-          <w:p>
-            <w:pPr>
-              <w:rPr>
-                <w:rFonts w:ascii="Arial" w:hAnsi="Arial" w:cs="Arial"/>
-                <w:bCs/>
-                <w:lang w:val="en-US"/>
-              </w:rPr>
-            </w:pPr>
-            <w:r>
-              <w:rPr>
-                <w:rFonts w:ascii="Arial" w:hAnsi="Arial" w:cs="Arial"/>
-                <w:bCs/>
-                <w:lang w:val="en-US"/>
-              </w:rPr>
-              <w:t>1,25</w:t>
+            <w:tcW w:w="1200" w:type="dxa"/>
+            <w:tcBorders>
+              <w:top w:val="nil"/>
+              <w:left w:val="nil"/>
+              <w:bottom w:val="nil"/>
+              <w:right w:val="nil"/>
+            </w:tcBorders>
+            <w:noWrap/>
+            <w:vAlign w:val="bottom"/>
+            <w:hideMark/>
+          </w:tcPr>
+          <w:p>
+            <w:pPr>
+              <w:jc w:val="right"/>
+              <w:rPr>
+                <w:rFonts w:ascii="Aptos Narrow" w:hAnsi="Aptos Narrow"/>
+                <w:color w:val="000000"/>
+                <w:sz w:val="22"/>
+                <w:szCs w:val="22"/>
+              </w:rPr>
+            </w:pPr>
+            <w:r>
+              <w:rPr>
+                <w:rFonts w:ascii="Aptos Narrow" w:hAnsi="Aptos Narrow"/>
+                <w:color w:val="000000"/>
+                <w:sz w:val="22"/>
+                <w:szCs w:val="22"/>
+              </w:rPr>
+              <w:t>1000</w:t>
+            </w:r>
+          </w:p>
+        </w:tc>
+        <w:tc>
+          <w:tcPr>
+            <w:tcW w:w="1200" w:type="dxa"/>
+            <w:tcBorders>
+              <w:top w:val="nil"/>
+              <w:left w:val="nil"/>
+              <w:bottom w:val="nil"/>
+              <w:right w:val="nil"/>
+            </w:tcBorders>
+            <w:noWrap/>
+            <w:vAlign w:val="bottom"/>
+            <w:hideMark/>
+          </w:tcPr>
+          <w:p>
+            <w:pPr>
+              <w:jc w:val="right"/>
+              <w:rPr>
+                <w:rFonts w:ascii="Aptos Narrow" w:hAnsi="Aptos Narrow"/>
+                <w:color w:val="000000"/>
+                <w:sz w:val="22"/>
+                <w:szCs w:val="22"/>
+              </w:rPr>
+            </w:pPr>
+            <w:r>
+              <w:rPr>
+                <w:rFonts w:ascii="Aptos Narrow" w:hAnsi="Aptos Narrow"/>
+                <w:color w:val="000000"/>
+                <w:sz w:val="22"/>
+                <w:szCs w:val="22"/>
+              </w:rPr>
+              <w:t>0.05</w:t>
+            </w:r>
+          </w:p>
+        </w:tc>
+        <w:tc>
+          <w:tcPr>
+            <w:tcW w:w="1200" w:type="dxa"/>
+            <w:tcBorders>
+              <w:top w:val="nil"/>
+              <w:left w:val="nil"/>
+              <w:bottom w:val="nil"/>
+              <w:right w:val="nil"/>
+            </w:tcBorders>
+            <w:noWrap/>
+            <w:vAlign w:val="bottom"/>
+            <w:hideMark/>
+          </w:tcPr>
+          <w:p>
+            <w:pPr>
+              <w:jc w:val="right"/>
+              <w:rPr>
+                <w:rFonts w:ascii="Aptos Narrow" w:hAnsi="Aptos Narrow"/>
+                <w:color w:val="000000"/>
+                <w:sz w:val="22"/>
+                <w:szCs w:val="22"/>
+              </w:rPr>
+            </w:pPr>
+            <w:r>
+              <w:rPr>
+                <w:rFonts w:ascii="Aptos Narrow" w:hAnsi="Aptos Narrow"/>
+                <w:color w:val="000000"/>
+                <w:sz w:val="22"/>
+                <w:szCs w:val="22"/>
+              </w:rPr>
+              <w:t>0.0005</w:t>
+            </w:r>
+          </w:p>
+        </w:tc>
+        <w:tc>
+          <w:tcPr>
+            <w:tcW w:w="1200" w:type="dxa"/>
+            <w:tcBorders>
+              <w:top w:val="nil"/>
+              <w:left w:val="nil"/>
+              <w:bottom w:val="nil"/>
+              <w:right w:val="nil"/>
+            </w:tcBorders>
+            <w:noWrap/>
+            <w:vAlign w:val="bottom"/>
+            <w:hideMark/>
+          </w:tcPr>
+          <w:p>
+            <w:pPr>
+              <w:jc w:val="right"/>
+              <w:rPr>
+                <w:rFonts w:ascii="Aptos Narrow" w:hAnsi="Aptos Narrow"/>
+                <w:color w:val="000000"/>
+                <w:sz w:val="22"/>
+                <w:szCs w:val="22"/>
+              </w:rPr>
+            </w:pPr>
+            <w:r>
+              <w:rPr>
+                <w:rFonts w:ascii="Aptos Narrow" w:hAnsi="Aptos Narrow"/>
+                <w:color w:val="000000"/>
+                <w:sz w:val="22"/>
+                <w:szCs w:val="22"/>
+              </w:rPr>
+              <w:t>0</w:t>
+            </w:r>
+          </w:p>
+        </w:tc>
+        <w:tc>
+          <w:tcPr>
+            <w:tcW w:w="1200" w:type="dxa"/>
+            <w:tcBorders>
+              <w:top w:val="nil"/>
+              <w:left w:val="nil"/>
+              <w:bottom w:val="nil"/>
+              <w:right w:val="nil"/>
+            </w:tcBorders>
+            <w:noWrap/>
+            <w:vAlign w:val="bottom"/>
+            <w:hideMark/>
+          </w:tcPr>
+          <w:p>
+            <w:pPr>
+              <w:jc w:val="right"/>
+              <w:rPr>
+                <w:rFonts w:ascii="Aptos Narrow" w:hAnsi="Aptos Narrow"/>
+                <w:color w:val="000000"/>
+                <w:sz w:val="22"/>
+                <w:szCs w:val="22"/>
+              </w:rPr>
+            </w:pPr>
+            <w:r>
+              <w:rPr>
+                <w:rFonts w:ascii="Aptos Narrow" w:hAnsi="Aptos Narrow"/>
+                <w:color w:val="000000"/>
+                <w:sz w:val="22"/>
+                <w:szCs w:val="22"/>
+              </w:rPr>
+              <w:t>2</w:t>
             </w:r>
           </w:p>
         </w:tc>
       </w:tr>
       <w:tr>
         <w:trPr>
-          <w:tblCellSpacing w:w="15" w:type="dxa"/>
+          <w:trHeight w:val="300"/>
         </w:trPr>
         <w:tc>
           <w:tcPr>
-            <w:tcW w:w="0" w:type="auto"/>
-            <w:vAlign w:val="center"/>
-            <w:hideMark/>
-          </w:tcPr>
-          <w:p>
-            <w:pPr>
-              <w:rPr>
-                <w:rFonts w:ascii="Arial" w:hAnsi="Arial" w:cs="Arial"/>
-                <w:bCs/>
-                <w:lang w:val="en-US"/>
-              </w:rPr>
-            </w:pPr>
-            <w:r>
-              <w:rPr>
-                <w:rFonts w:ascii="Arial" w:hAnsi="Arial" w:cs="Arial"/>
-                <w:bCs/>
-                <w:lang w:val="en-US"/>
-              </w:rPr>
-              <w:t>20 000</w:t>
-            </w:r>
-          </w:p>
-        </w:tc>
-        <w:tc>
-          <w:tcPr>
-            <w:tcW w:w="0" w:type="auto"/>
-            <w:vAlign w:val="center"/>
-            <w:hideMark/>
-          </w:tcPr>
-          <w:p>
-            <w:pPr>
-              <w:rPr>
-                <w:rFonts w:ascii="Arial" w:hAnsi="Arial" w:cs="Arial"/>
-                <w:bCs/>
-                <w:lang w:val="en-US"/>
-              </w:rPr>
-            </w:pPr>
-            <w:r>
-              <w:rPr>
-                <w:rFonts w:ascii="Arial" w:hAnsi="Arial" w:cs="Arial"/>
-                <w:bCs/>
-                <w:lang w:val="en-US"/>
-              </w:rPr>
-              <w:t>0,55</w:t>
-            </w:r>
-          </w:p>
-        </w:tc>
-        <w:tc>
-          <w:tcPr>
-            <w:tcW w:w="0" w:type="auto"/>
-            <w:vAlign w:val="center"/>
-            <w:hideMark/>
-          </w:tcPr>
-          <w:p>
-            <w:pPr>
-              <w:rPr>
-                <w:rFonts w:ascii="Arial" w:hAnsi="Arial" w:cs="Arial"/>
-                <w:bCs/>
-                <w:lang w:val="en-US"/>
-              </w:rPr>
-            </w:pPr>
-            <w:r>
-              <w:rPr>
-                <w:rFonts w:ascii="Arial" w:hAnsi="Arial" w:cs="Arial"/>
-                <w:bCs/>
-                <w:lang w:val="en-US"/>
-              </w:rPr>
-              <w:t>0,0055</w:t>
-            </w:r>
-          </w:p>
-        </w:tc>
-        <w:tc>
-          <w:tcPr>
-            <w:tcW w:w="0" w:type="auto"/>
-            <w:vAlign w:val="center"/>
-            <w:hideMark/>
-          </w:tcPr>
-          <w:p>
-            <w:pPr>
-              <w:rPr>
-                <w:rFonts w:ascii="Arial" w:hAnsi="Arial" w:cs="Arial"/>
-                <w:bCs/>
-                <w:lang w:val="en-US"/>
-              </w:rPr>
-            </w:pPr>
-            <w:r>
-              <w:rPr>
-                <w:rFonts w:ascii="Arial" w:hAnsi="Arial" w:cs="Arial"/>
-                <w:bCs/>
-                <w:lang w:val="en-US"/>
-              </w:rPr>
-              <w:t>0,95</w:t>
-            </w:r>
-          </w:p>
-        </w:tc>
-        <w:tc>
-          <w:tcPr>
-            <w:tcW w:w="0" w:type="auto"/>
-            <w:vAlign w:val="center"/>
-            <w:hideMark/>
-          </w:tcPr>
-          <w:p>
-            <w:pPr>
-              <w:rPr>
-                <w:rFonts w:ascii="Arial" w:hAnsi="Arial" w:cs="Arial"/>
-                <w:bCs/>
-                <w:lang w:val="en-US"/>
-              </w:rPr>
-            </w:pPr>
-            <w:r>
-              <w:rPr>
-                <w:rFonts w:ascii="Arial" w:hAnsi="Arial" w:cs="Arial"/>
-                <w:bCs/>
-                <w:lang w:val="en-US"/>
-              </w:rPr>
-              <w:t>1,50</w:t>
+            <w:tcW w:w="1200" w:type="dxa"/>
+            <w:tcBorders>
+              <w:top w:val="nil"/>
+              <w:left w:val="nil"/>
+              <w:bottom w:val="nil"/>
+              <w:right w:val="nil"/>
+            </w:tcBorders>
+            <w:noWrap/>
+            <w:vAlign w:val="bottom"/>
+            <w:hideMark/>
+          </w:tcPr>
+          <w:p>
+            <w:pPr>
+              <w:jc w:val="right"/>
+              <w:rPr>
+                <w:rFonts w:ascii="Aptos Narrow" w:hAnsi="Aptos Narrow"/>
+                <w:color w:val="000000"/>
+                <w:sz w:val="22"/>
+                <w:szCs w:val="22"/>
+              </w:rPr>
+            </w:pPr>
+            <w:r>
+              <w:rPr>
+                <w:rFonts w:ascii="Aptos Narrow" w:hAnsi="Aptos Narrow"/>
+                <w:color w:val="000000"/>
+                <w:sz w:val="22"/>
+                <w:szCs w:val="22"/>
+              </w:rPr>
+              <w:t>7000</w:t>
+            </w:r>
+          </w:p>
+        </w:tc>
+        <w:tc>
+          <w:tcPr>
+            <w:tcW w:w="1200" w:type="dxa"/>
+            <w:tcBorders>
+              <w:top w:val="nil"/>
+              <w:left w:val="nil"/>
+              <w:bottom w:val="nil"/>
+              <w:right w:val="nil"/>
+            </w:tcBorders>
+            <w:noWrap/>
+            <w:vAlign w:val="bottom"/>
+            <w:hideMark/>
+          </w:tcPr>
+          <w:p>
+            <w:pPr>
+              <w:jc w:val="right"/>
+              <w:rPr>
+                <w:rFonts w:ascii="Aptos Narrow" w:hAnsi="Aptos Narrow"/>
+                <w:color w:val="000000"/>
+                <w:sz w:val="22"/>
+                <w:szCs w:val="22"/>
+              </w:rPr>
+            </w:pPr>
+            <w:r>
+              <w:rPr>
+                <w:rFonts w:ascii="Aptos Narrow" w:hAnsi="Aptos Narrow"/>
+                <w:color w:val="000000"/>
+                <w:sz w:val="22"/>
+                <w:szCs w:val="22"/>
+              </w:rPr>
+              <w:t>0.132</w:t>
+            </w:r>
+          </w:p>
+        </w:tc>
+        <w:tc>
+          <w:tcPr>
+            <w:tcW w:w="1200" w:type="dxa"/>
+            <w:tcBorders>
+              <w:top w:val="nil"/>
+              <w:left w:val="nil"/>
+              <w:bottom w:val="nil"/>
+              <w:right w:val="nil"/>
+            </w:tcBorders>
+            <w:noWrap/>
+            <w:vAlign w:val="bottom"/>
+            <w:hideMark/>
+          </w:tcPr>
+          <w:p>
+            <w:pPr>
+              <w:jc w:val="right"/>
+              <w:rPr>
+                <w:rFonts w:ascii="Aptos Narrow" w:hAnsi="Aptos Narrow"/>
+                <w:color w:val="000000"/>
+                <w:sz w:val="22"/>
+                <w:szCs w:val="22"/>
+              </w:rPr>
+            </w:pPr>
+            <w:r>
+              <w:rPr>
+                <w:rFonts w:ascii="Aptos Narrow" w:hAnsi="Aptos Narrow"/>
+                <w:color w:val="000000"/>
+                <w:sz w:val="22"/>
+                <w:szCs w:val="22"/>
+              </w:rPr>
+              <w:t>0.00132</w:t>
+            </w:r>
+          </w:p>
+        </w:tc>
+        <w:tc>
+          <w:tcPr>
+            <w:tcW w:w="1200" w:type="dxa"/>
+            <w:tcBorders>
+              <w:top w:val="nil"/>
+              <w:left w:val="nil"/>
+              <w:bottom w:val="nil"/>
+              <w:right w:val="nil"/>
+            </w:tcBorders>
+            <w:noWrap/>
+            <w:vAlign w:val="bottom"/>
+            <w:hideMark/>
+          </w:tcPr>
+          <w:p>
+            <w:pPr>
+              <w:jc w:val="right"/>
+              <w:rPr>
+                <w:rFonts w:ascii="Aptos Narrow" w:hAnsi="Aptos Narrow"/>
+                <w:color w:val="000000"/>
+                <w:sz w:val="22"/>
+                <w:szCs w:val="22"/>
+              </w:rPr>
+            </w:pPr>
+            <w:r>
+              <w:rPr>
+                <w:rFonts w:ascii="Aptos Narrow" w:hAnsi="Aptos Narrow"/>
+                <w:color w:val="000000"/>
+                <w:sz w:val="22"/>
+                <w:szCs w:val="22"/>
+              </w:rPr>
+              <w:t>0.08</w:t>
+            </w:r>
+          </w:p>
+        </w:tc>
+        <w:tc>
+          <w:tcPr>
+            <w:tcW w:w="1200" w:type="dxa"/>
+            <w:tcBorders>
+              <w:top w:val="nil"/>
+              <w:left w:val="nil"/>
+              <w:bottom w:val="nil"/>
+              <w:right w:val="nil"/>
+            </w:tcBorders>
+            <w:noWrap/>
+            <w:vAlign w:val="bottom"/>
+            <w:hideMark/>
+          </w:tcPr>
+          <w:p>
+            <w:pPr>
+              <w:jc w:val="right"/>
+              <w:rPr>
+                <w:rFonts w:ascii="Aptos Narrow" w:hAnsi="Aptos Narrow"/>
+                <w:color w:val="000000"/>
+                <w:sz w:val="22"/>
+                <w:szCs w:val="22"/>
+              </w:rPr>
+            </w:pPr>
+            <w:r>
+              <w:rPr>
+                <w:rFonts w:ascii="Aptos Narrow" w:hAnsi="Aptos Narrow"/>
+                <w:color w:val="000000"/>
+                <w:sz w:val="22"/>
+                <w:szCs w:val="22"/>
+              </w:rPr>
+              <w:t>2</w:t>
             </w:r>
           </w:p>
         </w:tc>
       </w:tr>
       <w:tr>
         <w:trPr>
-          <w:tblCellSpacing w:w="15" w:type="dxa"/>
+          <w:trHeight w:val="300"/>
         </w:trPr>
         <w:tc>
           <w:tcPr>
-            <w:tcW w:w="0" w:type="auto"/>
-            <w:vAlign w:val="center"/>
-            <w:hideMark/>
-          </w:tcPr>
-          <w:p>
-            <w:pPr>
-              <w:rPr>
-                <w:rFonts w:ascii="Arial" w:hAnsi="Arial" w:cs="Arial"/>
-                <w:bCs/>
-                <w:lang w:val="en-US"/>
-              </w:rPr>
-            </w:pPr>
-            <w:r>
-              <w:rPr>
-                <w:rFonts w:ascii="Arial" w:hAnsi="Arial" w:cs="Arial"/>
-                <w:bCs/>
-                <w:lang w:val="en-US"/>
-              </w:rPr>
-              <w:t>25 000</w:t>
-            </w:r>
-          </w:p>
-        </w:tc>
-        <w:tc>
-          <w:tcPr>
-            <w:tcW w:w="0" w:type="auto"/>
-            <w:vAlign w:val="center"/>
-            <w:hideMark/>
-          </w:tcPr>
-          <w:p>
-            <w:pPr>
-              <w:rPr>
-                <w:rFonts w:ascii="Arial" w:hAnsi="Arial" w:cs="Arial"/>
-                <w:bCs/>
-                <w:lang w:val="en-US"/>
-              </w:rPr>
-            </w:pPr>
-            <w:r>
-              <w:rPr>
-                <w:rFonts w:ascii="Arial" w:hAnsi="Arial" w:cs="Arial"/>
-                <w:bCs/>
-                <w:lang w:val="en-US"/>
-              </w:rPr>
-              <w:t>0,65</w:t>
-            </w:r>
-          </w:p>
-        </w:tc>
-        <w:tc>
-          <w:tcPr>
-            <w:tcW w:w="0" w:type="auto"/>
-            <w:vAlign w:val="center"/>
-            <w:hideMark/>
-          </w:tcPr>
-          <w:p>
-            <w:pPr>
-              <w:rPr>
-                <w:rFonts w:ascii="Arial" w:hAnsi="Arial" w:cs="Arial"/>
-                <w:bCs/>
-                <w:lang w:val="en-US"/>
-              </w:rPr>
-            </w:pPr>
-            <w:r>
-              <w:rPr>
-                <w:rFonts w:ascii="Arial" w:hAnsi="Arial" w:cs="Arial"/>
-                <w:bCs/>
-                <w:lang w:val="en-US"/>
-              </w:rPr>
-              <w:t>0,0065</w:t>
-            </w:r>
-          </w:p>
-        </w:tc>
-        <w:tc>
-          <w:tcPr>
-            <w:tcW w:w="0" w:type="auto"/>
-            <w:vAlign w:val="center"/>
-            <w:hideMark/>
-          </w:tcPr>
-          <w:p>
-            <w:pPr>
-              <w:rPr>
-                <w:rFonts w:ascii="Arial" w:hAnsi="Arial" w:cs="Arial"/>
-                <w:bCs/>
-                <w:lang w:val="en-US"/>
-              </w:rPr>
-            </w:pPr>
-            <w:r>
-              <w:rPr>
-                <w:rFonts w:ascii="Arial" w:hAnsi="Arial" w:cs="Arial"/>
-                <w:bCs/>
-                <w:lang w:val="en-US"/>
-              </w:rPr>
-              <w:t>1,10</w:t>
-            </w:r>
-          </w:p>
-        </w:tc>
-        <w:tc>
-          <w:tcPr>
-            <w:tcW w:w="0" w:type="auto"/>
-            <w:vAlign w:val="center"/>
-            <w:hideMark/>
-          </w:tcPr>
-          <w:p>
-            <w:pPr>
-              <w:rPr>
-                <w:rFonts w:ascii="Arial" w:hAnsi="Arial" w:cs="Arial"/>
-                <w:bCs/>
-                <w:lang w:val="en-US"/>
-              </w:rPr>
-            </w:pPr>
-            <w:r>
-              <w:rPr>
-                <w:rFonts w:ascii="Arial" w:hAnsi="Arial" w:cs="Arial"/>
-                <w:bCs/>
-                <w:lang w:val="en-US"/>
-              </w:rPr>
-              <w:t>1,60</w:t>
+            <w:tcW w:w="1200" w:type="dxa"/>
+            <w:tcBorders>
+              <w:top w:val="nil"/>
+              <w:left w:val="nil"/>
+              <w:bottom w:val="nil"/>
+              <w:right w:val="nil"/>
+            </w:tcBorders>
+            <w:noWrap/>
+            <w:vAlign w:val="bottom"/>
+            <w:hideMark/>
+          </w:tcPr>
+          <w:p>
+            <w:pPr>
+              <w:jc w:val="right"/>
+              <w:rPr>
+                <w:rFonts w:ascii="Aptos Narrow" w:hAnsi="Aptos Narrow"/>
+                <w:color w:val="000000"/>
+                <w:sz w:val="22"/>
+                <w:szCs w:val="22"/>
+              </w:rPr>
+            </w:pPr>
+            <w:r>
+              <w:rPr>
+                <w:rFonts w:ascii="Aptos Narrow" w:hAnsi="Aptos Narrow"/>
+                <w:color w:val="000000"/>
+                <w:sz w:val="22"/>
+                <w:szCs w:val="22"/>
+              </w:rPr>
+              <w:t>9000</w:t>
+            </w:r>
+          </w:p>
+        </w:tc>
+        <w:tc>
+          <w:tcPr>
+            <w:tcW w:w="1200" w:type="dxa"/>
+            <w:tcBorders>
+              <w:top w:val="nil"/>
+              <w:left w:val="nil"/>
+              <w:bottom w:val="nil"/>
+              <w:right w:val="nil"/>
+            </w:tcBorders>
+            <w:noWrap/>
+            <w:vAlign w:val="bottom"/>
+            <w:hideMark/>
+          </w:tcPr>
+          <w:p>
+            <w:pPr>
+              <w:jc w:val="right"/>
+              <w:rPr>
+                <w:rFonts w:ascii="Aptos Narrow" w:hAnsi="Aptos Narrow"/>
+                <w:color w:val="000000"/>
+                <w:sz w:val="22"/>
+                <w:szCs w:val="22"/>
+              </w:rPr>
+            </w:pPr>
+            <w:r>
+              <w:rPr>
+                <w:rFonts w:ascii="Aptos Narrow" w:hAnsi="Aptos Narrow"/>
+                <w:color w:val="000000"/>
+                <w:sz w:val="22"/>
+                <w:szCs w:val="22"/>
+              </w:rPr>
+              <w:t>0.162</w:t>
+            </w:r>
+          </w:p>
+        </w:tc>
+        <w:tc>
+          <w:tcPr>
+            <w:tcW w:w="1200" w:type="dxa"/>
+            <w:tcBorders>
+              <w:top w:val="nil"/>
+              <w:left w:val="nil"/>
+              <w:bottom w:val="nil"/>
+              <w:right w:val="nil"/>
+            </w:tcBorders>
+            <w:noWrap/>
+            <w:vAlign w:val="bottom"/>
+            <w:hideMark/>
+          </w:tcPr>
+          <w:p>
+            <w:pPr>
+              <w:jc w:val="right"/>
+              <w:rPr>
+                <w:rFonts w:ascii="Aptos Narrow" w:hAnsi="Aptos Narrow"/>
+                <w:color w:val="000000"/>
+                <w:sz w:val="22"/>
+                <w:szCs w:val="22"/>
+              </w:rPr>
+            </w:pPr>
+            <w:r>
+              <w:rPr>
+                <w:rFonts w:ascii="Aptos Narrow" w:hAnsi="Aptos Narrow"/>
+                <w:color w:val="000000"/>
+                <w:sz w:val="22"/>
+                <w:szCs w:val="22"/>
+              </w:rPr>
+              <w:t>0.00162</w:t>
+            </w:r>
+          </w:p>
+        </w:tc>
+        <w:tc>
+          <w:tcPr>
+            <w:tcW w:w="1200" w:type="dxa"/>
+            <w:tcBorders>
+              <w:top w:val="nil"/>
+              <w:left w:val="nil"/>
+              <w:bottom w:val="nil"/>
+              <w:right w:val="nil"/>
+            </w:tcBorders>
+            <w:noWrap/>
+            <w:vAlign w:val="bottom"/>
+            <w:hideMark/>
+          </w:tcPr>
+          <w:p>
+            <w:pPr>
+              <w:jc w:val="right"/>
+              <w:rPr>
+                <w:rFonts w:ascii="Aptos Narrow" w:hAnsi="Aptos Narrow"/>
+                <w:color w:val="000000"/>
+                <w:sz w:val="22"/>
+                <w:szCs w:val="22"/>
+              </w:rPr>
+            </w:pPr>
+            <w:r>
+              <w:rPr>
+                <w:rFonts w:ascii="Aptos Narrow" w:hAnsi="Aptos Narrow"/>
+                <w:color w:val="000000"/>
+                <w:sz w:val="22"/>
+                <w:szCs w:val="22"/>
+              </w:rPr>
+              <w:t>0.12</w:t>
+            </w:r>
+          </w:p>
+        </w:tc>
+        <w:tc>
+          <w:tcPr>
+            <w:tcW w:w="1200" w:type="dxa"/>
+            <w:tcBorders>
+              <w:top w:val="nil"/>
+              <w:left w:val="nil"/>
+              <w:bottom w:val="nil"/>
+              <w:right w:val="nil"/>
+            </w:tcBorders>
+            <w:noWrap/>
+            <w:vAlign w:val="bottom"/>
+            <w:hideMark/>
+          </w:tcPr>
+          <w:p>
+            <w:pPr>
+              <w:jc w:val="right"/>
+              <w:rPr>
+                <w:rFonts w:ascii="Aptos Narrow" w:hAnsi="Aptos Narrow"/>
+                <w:color w:val="000000"/>
+                <w:sz w:val="22"/>
+                <w:szCs w:val="22"/>
+              </w:rPr>
+            </w:pPr>
+            <w:r>
+              <w:rPr>
+                <w:rFonts w:ascii="Aptos Narrow" w:hAnsi="Aptos Narrow"/>
+                <w:color w:val="000000"/>
+                <w:sz w:val="22"/>
+                <w:szCs w:val="22"/>
+              </w:rPr>
+              <w:t>2.12</w:t>
             </w:r>
           </w:p>
         </w:tc>
       </w:tr>
       <w:tr>
         <w:trPr>
-          <w:tblCellSpacing w:w="15" w:type="dxa"/>
+          <w:trHeight w:val="300"/>
         </w:trPr>
         <w:tc>
           <w:tcPr>
-            <w:tcW w:w="0" w:type="auto"/>
-            <w:vAlign w:val="center"/>
-            <w:hideMark/>
-          </w:tcPr>
-          <w:p>
-            <w:pPr>
-              <w:rPr>
-                <w:rFonts w:ascii="Arial" w:hAnsi="Arial" w:cs="Arial"/>
-                <w:bCs/>
-                <w:lang w:val="en-US"/>
-              </w:rPr>
-            </w:pPr>
-            <w:r>
-              <w:rPr>
-                <w:rFonts w:ascii="Arial" w:hAnsi="Arial" w:cs="Arial"/>
-                <w:bCs/>
-                <w:lang w:val="en-US"/>
-              </w:rPr>
-              <w:t>30 000</w:t>
-            </w:r>
-          </w:p>
-        </w:tc>
-        <w:tc>
-          <w:tcPr>
-            <w:tcW w:w="0" w:type="auto"/>
-            <w:vAlign w:val="center"/>
-            <w:hideMark/>
-          </w:tcPr>
-          <w:p>
-            <w:pPr>
-              <w:rPr>
-                <w:rFonts w:ascii="Arial" w:hAnsi="Arial" w:cs="Arial"/>
-                <w:bCs/>
-                <w:lang w:val="en-US"/>
-              </w:rPr>
-            </w:pPr>
-            <w:r>
-              <w:rPr>
-                <w:rFonts w:ascii="Arial" w:hAnsi="Arial" w:cs="Arial"/>
-                <w:bCs/>
-                <w:lang w:val="en-US"/>
-              </w:rPr>
-              <w:t>0,75</w:t>
-            </w:r>
-          </w:p>
-        </w:tc>
-        <w:tc>
-          <w:tcPr>
-            <w:tcW w:w="0" w:type="auto"/>
-            <w:vAlign w:val="center"/>
-            <w:hideMark/>
-          </w:tcPr>
-          <w:p>
-            <w:pPr>
-              <w:rPr>
-                <w:rFonts w:ascii="Arial" w:hAnsi="Arial" w:cs="Arial"/>
-                <w:bCs/>
-                <w:lang w:val="en-US"/>
-              </w:rPr>
-            </w:pPr>
-            <w:r>
-              <w:rPr>
-                <w:rFonts w:ascii="Arial" w:hAnsi="Arial" w:cs="Arial"/>
-                <w:bCs/>
-                <w:lang w:val="en-US"/>
-              </w:rPr>
-              <w:t>0,0075</w:t>
-            </w:r>
-          </w:p>
-        </w:tc>
-        <w:tc>
-          <w:tcPr>
-            <w:tcW w:w="0" w:type="auto"/>
-            <w:vAlign w:val="center"/>
-            <w:hideMark/>
-          </w:tcPr>
-          <w:p>
-            <w:pPr>
-              <w:rPr>
-                <w:rFonts w:ascii="Arial" w:hAnsi="Arial" w:cs="Arial"/>
-                <w:bCs/>
-                <w:lang w:val="en-US"/>
-              </w:rPr>
-            </w:pPr>
-            <w:r>
-              <w:rPr>
-                <w:rFonts w:ascii="Arial" w:hAnsi="Arial" w:cs="Arial"/>
-                <w:bCs/>
-                <w:lang w:val="en-US"/>
-              </w:rPr>
-              <w:t>1,20</w:t>
-            </w:r>
-          </w:p>
-        </w:tc>
-        <w:tc>
-          <w:tcPr>
-            <w:tcW w:w="0" w:type="auto"/>
-            <w:vAlign w:val="center"/>
-            <w:hideMark/>
-          </w:tcPr>
-          <w:p>
-            <w:pPr>
-              <w:rPr>
-                <w:rFonts w:ascii="Arial" w:hAnsi="Arial" w:cs="Arial"/>
-                <w:bCs/>
-                <w:lang w:val="en-US"/>
-              </w:rPr>
-            </w:pPr>
-            <w:r>
-              <w:rPr>
-                <w:rFonts w:ascii="Arial" w:hAnsi="Arial" w:cs="Arial"/>
-                <w:bCs/>
-                <w:lang w:val="en-US"/>
-              </w:rPr>
-              <w:t>1,50</w:t>
+            <w:tcW w:w="1200" w:type="dxa"/>
+            <w:tcBorders>
+              <w:top w:val="nil"/>
+              <w:left w:val="nil"/>
+              <w:bottom w:val="nil"/>
+              <w:right w:val="nil"/>
+            </w:tcBorders>
+            <w:noWrap/>
+            <w:vAlign w:val="bottom"/>
+            <w:hideMark/>
+          </w:tcPr>
+          <w:p>
+            <w:pPr>
+              <w:jc w:val="right"/>
+              <w:rPr>
+                <w:rFonts w:ascii="Aptos Narrow" w:hAnsi="Aptos Narrow"/>
+                <w:color w:val="000000"/>
+                <w:sz w:val="22"/>
+                <w:szCs w:val="22"/>
+              </w:rPr>
+            </w:pPr>
+            <w:r>
+              <w:rPr>
+                <w:rFonts w:ascii="Aptos Narrow" w:hAnsi="Aptos Narrow"/>
+                <w:color w:val="000000"/>
+                <w:sz w:val="22"/>
+                <w:szCs w:val="22"/>
+              </w:rPr>
+              <w:t>15000</w:t>
+            </w:r>
+          </w:p>
+        </w:tc>
+        <w:tc>
+          <w:tcPr>
+            <w:tcW w:w="1200" w:type="dxa"/>
+            <w:tcBorders>
+              <w:top w:val="nil"/>
+              <w:left w:val="nil"/>
+              <w:bottom w:val="nil"/>
+              <w:right w:val="nil"/>
+            </w:tcBorders>
+            <w:noWrap/>
+            <w:vAlign w:val="bottom"/>
+            <w:hideMark/>
+          </w:tcPr>
+          <w:p>
+            <w:pPr>
+              <w:jc w:val="right"/>
+              <w:rPr>
+                <w:rFonts w:ascii="Aptos Narrow" w:hAnsi="Aptos Narrow"/>
+                <w:color w:val="000000"/>
+                <w:sz w:val="22"/>
+                <w:szCs w:val="22"/>
+              </w:rPr>
+            </w:pPr>
+            <w:r>
+              <w:rPr>
+                <w:rFonts w:ascii="Aptos Narrow" w:hAnsi="Aptos Narrow"/>
+                <w:color w:val="000000"/>
+                <w:sz w:val="22"/>
+                <w:szCs w:val="22"/>
+              </w:rPr>
+              <w:t>0.244</w:t>
+            </w:r>
+          </w:p>
+        </w:tc>
+        <w:tc>
+          <w:tcPr>
+            <w:tcW w:w="1200" w:type="dxa"/>
+            <w:tcBorders>
+              <w:top w:val="nil"/>
+              <w:left w:val="nil"/>
+              <w:bottom w:val="nil"/>
+              <w:right w:val="nil"/>
+            </w:tcBorders>
+            <w:noWrap/>
+            <w:vAlign w:val="bottom"/>
+            <w:hideMark/>
+          </w:tcPr>
+          <w:p>
+            <w:pPr>
+              <w:jc w:val="right"/>
+              <w:rPr>
+                <w:rFonts w:ascii="Aptos Narrow" w:hAnsi="Aptos Narrow"/>
+                <w:color w:val="000000"/>
+                <w:sz w:val="22"/>
+                <w:szCs w:val="22"/>
+              </w:rPr>
+            </w:pPr>
+            <w:r>
+              <w:rPr>
+                <w:rFonts w:ascii="Aptos Narrow" w:hAnsi="Aptos Narrow"/>
+                <w:color w:val="000000"/>
+                <w:sz w:val="22"/>
+                <w:szCs w:val="22"/>
+              </w:rPr>
+              <w:t>0.00244</w:t>
+            </w:r>
+          </w:p>
+        </w:tc>
+        <w:tc>
+          <w:tcPr>
+            <w:tcW w:w="1200" w:type="dxa"/>
+            <w:tcBorders>
+              <w:top w:val="nil"/>
+              <w:left w:val="nil"/>
+              <w:bottom w:val="nil"/>
+              <w:right w:val="nil"/>
+            </w:tcBorders>
+            <w:noWrap/>
+            <w:vAlign w:val="bottom"/>
+            <w:hideMark/>
+          </w:tcPr>
+          <w:p>
+            <w:pPr>
+              <w:jc w:val="right"/>
+              <w:rPr>
+                <w:rFonts w:ascii="Aptos Narrow" w:hAnsi="Aptos Narrow"/>
+                <w:color w:val="000000"/>
+                <w:sz w:val="22"/>
+                <w:szCs w:val="22"/>
+              </w:rPr>
+            </w:pPr>
+            <w:r>
+              <w:rPr>
+                <w:rFonts w:ascii="Aptos Narrow" w:hAnsi="Aptos Narrow"/>
+                <w:color w:val="000000"/>
+                <w:sz w:val="22"/>
+                <w:szCs w:val="22"/>
+              </w:rPr>
+              <w:t>0.28</w:t>
+            </w:r>
+          </w:p>
+        </w:tc>
+        <w:tc>
+          <w:tcPr>
+            <w:tcW w:w="1200" w:type="dxa"/>
+            <w:tcBorders>
+              <w:top w:val="nil"/>
+              <w:left w:val="nil"/>
+              <w:bottom w:val="nil"/>
+              <w:right w:val="nil"/>
+            </w:tcBorders>
+            <w:noWrap/>
+            <w:vAlign w:val="bottom"/>
+            <w:hideMark/>
+          </w:tcPr>
+          <w:p>
+            <w:pPr>
+              <w:jc w:val="right"/>
+              <w:rPr>
+                <w:rFonts w:ascii="Aptos Narrow" w:hAnsi="Aptos Narrow"/>
+                <w:color w:val="000000"/>
+                <w:sz w:val="22"/>
+                <w:szCs w:val="22"/>
+              </w:rPr>
+            </w:pPr>
+            <w:r>
+              <w:rPr>
+                <w:rFonts w:ascii="Aptos Narrow" w:hAnsi="Aptos Narrow"/>
+                <w:color w:val="000000"/>
+                <w:sz w:val="22"/>
+                <w:szCs w:val="22"/>
+              </w:rPr>
+              <w:t>2.28</w:t>
             </w:r>
           </w:p>
         </w:tc>
       </w:tr>
       <w:tr>
         <w:trPr>
-          <w:tblCellSpacing w:w="15" w:type="dxa"/>
+          <w:trHeight w:val="300"/>
         </w:trPr>
         <w:tc>
           <w:tcPr>
-            <w:tcW w:w="0" w:type="auto"/>
-            <w:vAlign w:val="center"/>
-            <w:hideMark/>
-          </w:tcPr>
-          <w:p>
-            <w:pPr>
-              <w:rPr>
-                <w:rFonts w:ascii="Arial" w:hAnsi="Arial" w:cs="Arial"/>
-                <w:bCs/>
-                <w:lang w:val="en-US"/>
-              </w:rPr>
-            </w:pPr>
-            <w:r>
-              <w:rPr>
-                <w:rFonts w:ascii="Arial" w:hAnsi="Arial" w:cs="Arial"/>
-                <w:bCs/>
-                <w:lang w:val="en-US"/>
-              </w:rPr>
-              <w:t>35 000</w:t>
-            </w:r>
-          </w:p>
-        </w:tc>
-        <w:tc>
-          <w:tcPr>
-            <w:tcW w:w="0" w:type="auto"/>
-            <w:vAlign w:val="center"/>
-            <w:hideMark/>
-          </w:tcPr>
-          <w:p>
-            <w:pPr>
-              <w:rPr>
-                <w:rFonts w:ascii="Arial" w:hAnsi="Arial" w:cs="Arial"/>
-                <w:bCs/>
-                <w:lang w:val="en-US"/>
-              </w:rPr>
-            </w:pPr>
-            <w:r>
-              <w:rPr>
-                <w:rFonts w:ascii="Arial" w:hAnsi="Arial" w:cs="Arial"/>
-                <w:bCs/>
-                <w:lang w:val="en-US"/>
-              </w:rPr>
-              <w:t>0,85</w:t>
-            </w:r>
-          </w:p>
-        </w:tc>
-        <w:tc>
-          <w:tcPr>
-            <w:tcW w:w="0" w:type="auto"/>
-            <w:vAlign w:val="center"/>
-            <w:hideMark/>
-          </w:tcPr>
-          <w:p>
-            <w:pPr>
-              <w:rPr>
-                <w:rFonts w:ascii="Arial" w:hAnsi="Arial" w:cs="Arial"/>
-                <w:bCs/>
-                <w:lang w:val="en-US"/>
-              </w:rPr>
-            </w:pPr>
-            <w:r>
-              <w:rPr>
-                <w:rFonts w:ascii="Arial" w:hAnsi="Arial" w:cs="Arial"/>
-                <w:bCs/>
-                <w:lang w:val="en-US"/>
-              </w:rPr>
-              <w:t>0,0085</w:t>
-            </w:r>
-          </w:p>
-        </w:tc>
-        <w:tc>
-          <w:tcPr>
-            <w:tcW w:w="0" w:type="auto"/>
-            <w:vAlign w:val="center"/>
-            <w:hideMark/>
-          </w:tcPr>
-          <w:p>
-            <w:pPr>
-              <w:rPr>
-                <w:rFonts w:ascii="Arial" w:hAnsi="Arial" w:cs="Arial"/>
-                <w:bCs/>
-                <w:lang w:val="en-US"/>
-              </w:rPr>
-            </w:pPr>
-            <w:r>
-              <w:rPr>
-                <w:rFonts w:ascii="Arial" w:hAnsi="Arial" w:cs="Arial"/>
-                <w:bCs/>
-                <w:lang w:val="en-US"/>
-              </w:rPr>
-              <w:t>1,25</w:t>
-            </w:r>
-          </w:p>
-        </w:tc>
-        <w:tc>
-          <w:tcPr>
-            <w:tcW w:w="0" w:type="auto"/>
-            <w:vAlign w:val="center"/>
-            <w:hideMark/>
-          </w:tcPr>
-          <w:p>
-            <w:pPr>
-              <w:rPr>
-                <w:rFonts w:ascii="Arial" w:hAnsi="Arial" w:cs="Arial"/>
-                <w:bCs/>
-                <w:lang w:val="en-US"/>
-              </w:rPr>
-            </w:pPr>
-            <w:r>
-              <w:rPr>
-                <w:rFonts w:ascii="Arial" w:hAnsi="Arial" w:cs="Arial"/>
-                <w:bCs/>
-                <w:lang w:val="en-US"/>
-              </w:rPr>
-              <w:t>1,35</w:t>
+            <w:tcW w:w="1200" w:type="dxa"/>
+            <w:tcBorders>
+              <w:top w:val="nil"/>
+              <w:left w:val="nil"/>
+              <w:bottom w:val="nil"/>
+              <w:right w:val="nil"/>
+            </w:tcBorders>
+            <w:noWrap/>
+            <w:vAlign w:val="bottom"/>
+            <w:hideMark/>
+          </w:tcPr>
+          <w:p>
+            <w:pPr>
+              <w:jc w:val="right"/>
+              <w:rPr>
+                <w:rFonts w:ascii="Aptos Narrow" w:hAnsi="Aptos Narrow"/>
+                <w:color w:val="000000"/>
+                <w:sz w:val="22"/>
+                <w:szCs w:val="22"/>
+              </w:rPr>
+            </w:pPr>
+            <w:r>
+              <w:rPr>
+                <w:rFonts w:ascii="Aptos Narrow" w:hAnsi="Aptos Narrow"/>
+                <w:color w:val="000000"/>
+                <w:sz w:val="22"/>
+                <w:szCs w:val="22"/>
+              </w:rPr>
+              <w:t>20000</w:t>
+            </w:r>
+          </w:p>
+        </w:tc>
+        <w:tc>
+          <w:tcPr>
+            <w:tcW w:w="1200" w:type="dxa"/>
+            <w:tcBorders>
+              <w:top w:val="nil"/>
+              <w:left w:val="nil"/>
+              <w:bottom w:val="nil"/>
+              <w:right w:val="nil"/>
+            </w:tcBorders>
+            <w:noWrap/>
+            <w:vAlign w:val="bottom"/>
+            <w:hideMark/>
+          </w:tcPr>
+          <w:p>
+            <w:pPr>
+              <w:jc w:val="right"/>
+              <w:rPr>
+                <w:rFonts w:ascii="Aptos Narrow" w:hAnsi="Aptos Narrow"/>
+                <w:color w:val="000000"/>
+                <w:sz w:val="22"/>
+                <w:szCs w:val="22"/>
+              </w:rPr>
+            </w:pPr>
+            <w:r>
+              <w:rPr>
+                <w:rFonts w:ascii="Aptos Narrow" w:hAnsi="Aptos Narrow"/>
+                <w:color w:val="000000"/>
+                <w:sz w:val="22"/>
+                <w:szCs w:val="22"/>
+              </w:rPr>
+              <w:t>0.344</w:t>
+            </w:r>
+          </w:p>
+        </w:tc>
+        <w:tc>
+          <w:tcPr>
+            <w:tcW w:w="1200" w:type="dxa"/>
+            <w:tcBorders>
+              <w:top w:val="nil"/>
+              <w:left w:val="nil"/>
+              <w:bottom w:val="nil"/>
+              <w:right w:val="nil"/>
+            </w:tcBorders>
+            <w:noWrap/>
+            <w:vAlign w:val="bottom"/>
+            <w:hideMark/>
+          </w:tcPr>
+          <w:p>
+            <w:pPr>
+              <w:jc w:val="right"/>
+              <w:rPr>
+                <w:rFonts w:ascii="Aptos Narrow" w:hAnsi="Aptos Narrow"/>
+                <w:color w:val="000000"/>
+                <w:sz w:val="22"/>
+                <w:szCs w:val="22"/>
+              </w:rPr>
+            </w:pPr>
+            <w:r>
+              <w:rPr>
+                <w:rFonts w:ascii="Aptos Narrow" w:hAnsi="Aptos Narrow"/>
+                <w:color w:val="000000"/>
+                <w:sz w:val="22"/>
+                <w:szCs w:val="22"/>
+              </w:rPr>
+              <w:t>0.00344</w:t>
+            </w:r>
+          </w:p>
+        </w:tc>
+        <w:tc>
+          <w:tcPr>
+            <w:tcW w:w="1200" w:type="dxa"/>
+            <w:tcBorders>
+              <w:top w:val="nil"/>
+              <w:left w:val="nil"/>
+              <w:bottom w:val="nil"/>
+              <w:right w:val="nil"/>
+            </w:tcBorders>
+            <w:noWrap/>
+            <w:vAlign w:val="bottom"/>
+            <w:hideMark/>
+          </w:tcPr>
+          <w:p>
+            <w:pPr>
+              <w:jc w:val="right"/>
+              <w:rPr>
+                <w:rFonts w:ascii="Aptos Narrow" w:hAnsi="Aptos Narrow"/>
+                <w:color w:val="000000"/>
+                <w:sz w:val="22"/>
+                <w:szCs w:val="22"/>
+              </w:rPr>
+            </w:pPr>
+            <w:r>
+              <w:rPr>
+                <w:rFonts w:ascii="Aptos Narrow" w:hAnsi="Aptos Narrow"/>
+                <w:color w:val="000000"/>
+                <w:sz w:val="22"/>
+                <w:szCs w:val="22"/>
+              </w:rPr>
+              <w:t>0.552</w:t>
+            </w:r>
+          </w:p>
+        </w:tc>
+        <w:tc>
+          <w:tcPr>
+            <w:tcW w:w="1200" w:type="dxa"/>
+            <w:tcBorders>
+              <w:top w:val="nil"/>
+              <w:left w:val="nil"/>
+              <w:bottom w:val="nil"/>
+              <w:right w:val="nil"/>
+            </w:tcBorders>
+            <w:noWrap/>
+            <w:vAlign w:val="bottom"/>
+            <w:hideMark/>
+          </w:tcPr>
+          <w:p>
+            <w:pPr>
+              <w:jc w:val="right"/>
+              <w:rPr>
+                <w:rFonts w:ascii="Aptos Narrow" w:hAnsi="Aptos Narrow"/>
+                <w:color w:val="000000"/>
+                <w:sz w:val="22"/>
+                <w:szCs w:val="22"/>
+              </w:rPr>
+            </w:pPr>
+            <w:r>
+              <w:rPr>
+                <w:rFonts w:ascii="Aptos Narrow" w:hAnsi="Aptos Narrow"/>
+                <w:color w:val="000000"/>
+                <w:sz w:val="22"/>
+                <w:szCs w:val="22"/>
+              </w:rPr>
+              <w:t>2.48</w:t>
             </w:r>
           </w:p>
         </w:tc>
       </w:tr>
       <w:tr>
         <w:trPr>
-          <w:tblCellSpacing w:w="15" w:type="dxa"/>
+          <w:trHeight w:val="300"/>
         </w:trPr>
         <w:tc>
           <w:tcPr>
-            <w:tcW w:w="0" w:type="auto"/>
-            <w:vAlign w:val="center"/>
-            <w:hideMark/>
-          </w:tcPr>
-          <w:p>
-            <w:pPr>
-              <w:rPr>
-                <w:rFonts w:ascii="Arial" w:hAnsi="Arial" w:cs="Arial"/>
-                <w:bCs/>
-                <w:lang w:val="en-US"/>
-              </w:rPr>
-            </w:pPr>
-            <w:r>
-              <w:rPr>
-                <w:rFonts w:ascii="Arial" w:hAnsi="Arial" w:cs="Arial"/>
-                <w:bCs/>
-                <w:lang w:val="en-US"/>
-              </w:rPr>
-              <w:t>40 000</w:t>
-            </w:r>
-          </w:p>
-        </w:tc>
-        <w:tc>
-          <w:tcPr>
-            <w:tcW w:w="0" w:type="auto"/>
-            <w:vAlign w:val="center"/>
-            <w:hideMark/>
-          </w:tcPr>
-          <w:p>
-            <w:pPr>
-              <w:rPr>
-                <w:rFonts w:ascii="Arial" w:hAnsi="Arial" w:cs="Arial"/>
-                <w:bCs/>
-                <w:lang w:val="en-US"/>
-              </w:rPr>
-            </w:pPr>
-            <w:r>
-              <w:rPr>
-                <w:rFonts w:ascii="Arial" w:hAnsi="Arial" w:cs="Arial"/>
-                <w:bCs/>
-                <w:lang w:val="en-US"/>
-              </w:rPr>
-              <w:t>0,97</w:t>
-            </w:r>
-          </w:p>
-        </w:tc>
-        <w:tc>
-          <w:tcPr>
-            <w:tcW w:w="0" w:type="auto"/>
-            <w:vAlign w:val="center"/>
-            <w:hideMark/>
-          </w:tcPr>
-          <w:p>
-            <w:pPr>
-              <w:rPr>
-                <w:rFonts w:ascii="Arial" w:hAnsi="Arial" w:cs="Arial"/>
-                <w:bCs/>
-                <w:lang w:val="en-US"/>
-              </w:rPr>
-            </w:pPr>
-            <w:r>
-              <w:rPr>
-                <w:rFonts w:ascii="Arial" w:hAnsi="Arial" w:cs="Arial"/>
-                <w:bCs/>
-                <w:lang w:val="en-US"/>
-              </w:rPr>
-              <w:t>0,0097</w:t>
-            </w:r>
-          </w:p>
-        </w:tc>
-        <w:tc>
-          <w:tcPr>
-            <w:tcW w:w="0" w:type="auto"/>
-            <w:vAlign w:val="center"/>
-            <w:hideMark/>
-          </w:tcPr>
-          <w:p>
-            <w:pPr>
-              <w:rPr>
-                <w:rFonts w:ascii="Arial" w:hAnsi="Arial" w:cs="Arial"/>
-                <w:bCs/>
-                <w:lang w:val="en-US"/>
-              </w:rPr>
-            </w:pPr>
-            <w:r>
-              <w:rPr>
-                <w:rFonts w:ascii="Arial" w:hAnsi="Arial" w:cs="Arial"/>
-                <w:bCs/>
-                <w:lang w:val="en-US"/>
-              </w:rPr>
-              <w:t>1,25</w:t>
-            </w:r>
-          </w:p>
-        </w:tc>
-        <w:tc>
-          <w:tcPr>
-            <w:tcW w:w="0" w:type="auto"/>
-            <w:vAlign w:val="center"/>
-            <w:hideMark/>
-          </w:tcPr>
-          <w:p>
-            <w:pPr>
-              <w:rPr>
-                <w:rFonts w:ascii="Arial" w:hAnsi="Arial" w:cs="Arial"/>
-                <w:bCs/>
-                <w:lang w:val="en-US"/>
-              </w:rPr>
-            </w:pPr>
-            <w:r>
-              <w:rPr>
-                <w:rFonts w:ascii="Arial" w:hAnsi="Arial" w:cs="Arial"/>
-                <w:bCs/>
-                <w:lang w:val="en-US"/>
-              </w:rPr>
-              <w:t>1,25</w:t>
+            <w:tcW w:w="1200" w:type="dxa"/>
+            <w:tcBorders>
+              <w:top w:val="nil"/>
+              <w:left w:val="nil"/>
+              <w:bottom w:val="nil"/>
+              <w:right w:val="nil"/>
+            </w:tcBorders>
+            <w:noWrap/>
+            <w:vAlign w:val="bottom"/>
+            <w:hideMark/>
+          </w:tcPr>
+          <w:p>
+            <w:pPr>
+              <w:jc w:val="right"/>
+              <w:rPr>
+                <w:rFonts w:ascii="Aptos Narrow" w:hAnsi="Aptos Narrow"/>
+                <w:color w:val="000000"/>
+                <w:sz w:val="22"/>
+                <w:szCs w:val="22"/>
+              </w:rPr>
+            </w:pPr>
+            <w:r>
+              <w:rPr>
+                <w:rFonts w:ascii="Aptos Narrow" w:hAnsi="Aptos Narrow"/>
+                <w:color w:val="000000"/>
+                <w:sz w:val="22"/>
+                <w:szCs w:val="22"/>
+              </w:rPr>
+              <w:t>25000</w:t>
+            </w:r>
+          </w:p>
+        </w:tc>
+        <w:tc>
+          <w:tcPr>
+            <w:tcW w:w="1200" w:type="dxa"/>
+            <w:tcBorders>
+              <w:top w:val="nil"/>
+              <w:left w:val="nil"/>
+              <w:bottom w:val="nil"/>
+              <w:right w:val="nil"/>
+            </w:tcBorders>
+            <w:noWrap/>
+            <w:vAlign w:val="bottom"/>
+            <w:hideMark/>
+          </w:tcPr>
+          <w:p>
+            <w:pPr>
+              <w:jc w:val="right"/>
+              <w:rPr>
+                <w:rFonts w:ascii="Aptos Narrow" w:hAnsi="Aptos Narrow"/>
+                <w:color w:val="000000"/>
+                <w:sz w:val="22"/>
+                <w:szCs w:val="22"/>
+              </w:rPr>
+            </w:pPr>
+            <w:r>
+              <w:rPr>
+                <w:rFonts w:ascii="Aptos Narrow" w:hAnsi="Aptos Narrow"/>
+                <w:color w:val="000000"/>
+                <w:sz w:val="22"/>
+                <w:szCs w:val="22"/>
+              </w:rPr>
+              <w:t>0.416</w:t>
+            </w:r>
+          </w:p>
+        </w:tc>
+        <w:tc>
+          <w:tcPr>
+            <w:tcW w:w="1200" w:type="dxa"/>
+            <w:tcBorders>
+              <w:top w:val="nil"/>
+              <w:left w:val="nil"/>
+              <w:bottom w:val="nil"/>
+              <w:right w:val="nil"/>
+            </w:tcBorders>
+            <w:noWrap/>
+            <w:vAlign w:val="bottom"/>
+            <w:hideMark/>
+          </w:tcPr>
+          <w:p>
+            <w:pPr>
+              <w:jc w:val="right"/>
+              <w:rPr>
+                <w:rFonts w:ascii="Aptos Narrow" w:hAnsi="Aptos Narrow"/>
+                <w:color w:val="000000"/>
+                <w:sz w:val="22"/>
+                <w:szCs w:val="22"/>
+              </w:rPr>
+            </w:pPr>
+            <w:r>
+              <w:rPr>
+                <w:rFonts w:ascii="Aptos Narrow" w:hAnsi="Aptos Narrow"/>
+                <w:color w:val="000000"/>
+                <w:sz w:val="22"/>
+                <w:szCs w:val="22"/>
+              </w:rPr>
+              <w:t>0.00416</w:t>
+            </w:r>
+          </w:p>
+        </w:tc>
+        <w:tc>
+          <w:tcPr>
+            <w:tcW w:w="1200" w:type="dxa"/>
+            <w:tcBorders>
+              <w:top w:val="nil"/>
+              <w:left w:val="nil"/>
+              <w:bottom w:val="nil"/>
+              <w:right w:val="nil"/>
+            </w:tcBorders>
+            <w:noWrap/>
+            <w:vAlign w:val="bottom"/>
+            <w:hideMark/>
+          </w:tcPr>
+          <w:p>
+            <w:pPr>
+              <w:jc w:val="right"/>
+              <w:rPr>
+                <w:rFonts w:ascii="Aptos Narrow" w:hAnsi="Aptos Narrow"/>
+                <w:color w:val="000000"/>
+                <w:sz w:val="22"/>
+                <w:szCs w:val="22"/>
+              </w:rPr>
+            </w:pPr>
+            <w:r>
+              <w:rPr>
+                <w:rFonts w:ascii="Aptos Narrow" w:hAnsi="Aptos Narrow"/>
+                <w:color w:val="000000"/>
+                <w:sz w:val="22"/>
+                <w:szCs w:val="22"/>
+              </w:rPr>
+              <w:t>0.98</w:t>
+            </w:r>
+          </w:p>
+        </w:tc>
+        <w:tc>
+          <w:tcPr>
+            <w:tcW w:w="1200" w:type="dxa"/>
+            <w:tcBorders>
+              <w:top w:val="nil"/>
+              <w:left w:val="nil"/>
+              <w:bottom w:val="nil"/>
+              <w:right w:val="nil"/>
+            </w:tcBorders>
+            <w:noWrap/>
+            <w:vAlign w:val="bottom"/>
+            <w:hideMark/>
+          </w:tcPr>
+          <w:p>
+            <w:pPr>
+              <w:jc w:val="right"/>
+              <w:rPr>
+                <w:rFonts w:ascii="Aptos Narrow" w:hAnsi="Aptos Narrow"/>
+                <w:color w:val="000000"/>
+                <w:sz w:val="22"/>
+                <w:szCs w:val="22"/>
+              </w:rPr>
+            </w:pPr>
+            <w:r>
+              <w:rPr>
+                <w:rFonts w:ascii="Aptos Narrow" w:hAnsi="Aptos Narrow"/>
+                <w:color w:val="000000"/>
+                <w:sz w:val="22"/>
+                <w:szCs w:val="22"/>
+              </w:rPr>
+              <w:t>2.84</w:t>
             </w:r>
           </w:p>
         </w:tc>
       </w:tr>
       <w:tr>
         <w:trPr>
-          <w:tblCellSpacing w:w="15" w:type="dxa"/>
+          <w:trHeight w:val="300"/>
         </w:trPr>
         <w:tc>
           <w:tcPr>
-            <w:tcW w:w="0" w:type="auto"/>
-            <w:vAlign w:val="center"/>
-            <w:hideMark/>
-          </w:tcPr>
-          <w:p>
-            <w:pPr>
-              <w:rPr>
-                <w:rFonts w:ascii="Arial" w:hAnsi="Arial" w:cs="Arial"/>
-                <w:bCs/>
-                <w:lang w:val="en-US"/>
-              </w:rPr>
-            </w:pPr>
-            <w:r>
-              <w:rPr>
-                <w:rFonts w:ascii="Arial" w:hAnsi="Arial" w:cs="Arial"/>
-                <w:bCs/>
-                <w:lang w:val="en-US"/>
-              </w:rPr>
-              <w:t>41 100</w:t>
-            </w:r>
-          </w:p>
-        </w:tc>
-        <w:tc>
-          <w:tcPr>
-            <w:tcW w:w="0" w:type="auto"/>
-            <w:vAlign w:val="center"/>
-            <w:hideMark/>
-          </w:tcPr>
-          <w:p>
-            <w:pPr>
-              <w:rPr>
-                <w:rFonts w:ascii="Arial" w:hAnsi="Arial" w:cs="Arial"/>
-                <w:bCs/>
-                <w:lang w:val="en-US"/>
-              </w:rPr>
-            </w:pPr>
-            <w:r>
-              <w:rPr>
-                <w:rFonts w:ascii="Arial" w:hAnsi="Arial" w:cs="Arial"/>
-                <w:bCs/>
-                <w:lang w:val="en-US"/>
-              </w:rPr>
-              <w:t>1,00</w:t>
-            </w:r>
-          </w:p>
-        </w:tc>
-        <w:tc>
-          <w:tcPr>
-            <w:tcW w:w="0" w:type="auto"/>
-            <w:vAlign w:val="center"/>
-            <w:hideMark/>
-          </w:tcPr>
-          <w:p>
-            <w:pPr>
-              <w:rPr>
-                <w:rFonts w:ascii="Arial" w:hAnsi="Arial" w:cs="Arial"/>
-                <w:bCs/>
-                <w:lang w:val="en-US"/>
-              </w:rPr>
-            </w:pPr>
-            <w:r>
-              <w:rPr>
-                <w:rFonts w:ascii="Arial" w:hAnsi="Arial" w:cs="Arial"/>
-                <w:bCs/>
-                <w:lang w:val="en-US"/>
-              </w:rPr>
-              <w:t>0,0100</w:t>
-            </w:r>
-          </w:p>
-        </w:tc>
-        <w:tc>
-          <w:tcPr>
-            <w:tcW w:w="0" w:type="auto"/>
-            <w:vAlign w:val="center"/>
-            <w:hideMark/>
-          </w:tcPr>
-          <w:p>
-            <w:pPr>
-              <w:rPr>
-                <w:rFonts w:ascii="Arial" w:hAnsi="Arial" w:cs="Arial"/>
-                <w:bCs/>
-                <w:lang w:val="en-US"/>
-              </w:rPr>
-            </w:pPr>
-            <w:r>
-              <w:rPr>
-                <w:rFonts w:ascii="Arial" w:hAnsi="Arial" w:cs="Arial"/>
-                <w:bCs/>
-                <w:lang w:val="en-US"/>
-              </w:rPr>
-              <w:t>1,23</w:t>
-            </w:r>
-          </w:p>
-        </w:tc>
-        <w:tc>
-          <w:tcPr>
-            <w:tcW w:w="0" w:type="auto"/>
-            <w:vAlign w:val="center"/>
-            <w:hideMark/>
-          </w:tcPr>
-          <w:p>
-            <w:pPr>
-              <w:rPr>
-                <w:rFonts w:ascii="Arial" w:hAnsi="Arial" w:cs="Arial"/>
-                <w:bCs/>
-                <w:lang w:val="en-US"/>
-              </w:rPr>
-            </w:pPr>
-            <w:r>
-              <w:rPr>
-                <w:rFonts w:ascii="Arial" w:hAnsi="Arial" w:cs="Arial"/>
-                <w:bCs/>
-                <w:lang w:val="en-US"/>
-              </w:rPr>
-              <w:t>1,23</w:t>
+            <w:tcW w:w="1200" w:type="dxa"/>
+            <w:tcBorders>
+              <w:top w:val="nil"/>
+              <w:left w:val="nil"/>
+              <w:bottom w:val="nil"/>
+              <w:right w:val="nil"/>
+            </w:tcBorders>
+            <w:noWrap/>
+            <w:vAlign w:val="bottom"/>
+            <w:hideMark/>
+          </w:tcPr>
+          <w:p>
+            <w:pPr>
+              <w:jc w:val="right"/>
+              <w:rPr>
+                <w:rFonts w:ascii="Aptos Narrow" w:hAnsi="Aptos Narrow"/>
+                <w:color w:val="000000"/>
+                <w:sz w:val="22"/>
+                <w:szCs w:val="22"/>
+              </w:rPr>
+            </w:pPr>
+            <w:r>
+              <w:rPr>
+                <w:rFonts w:ascii="Aptos Narrow" w:hAnsi="Aptos Narrow"/>
+                <w:color w:val="000000"/>
+                <w:sz w:val="22"/>
+                <w:szCs w:val="22"/>
+              </w:rPr>
+              <w:t>30000</w:t>
+            </w:r>
+          </w:p>
+        </w:tc>
+        <w:tc>
+          <w:tcPr>
+            <w:tcW w:w="1200" w:type="dxa"/>
+            <w:tcBorders>
+              <w:top w:val="nil"/>
+              <w:left w:val="nil"/>
+              <w:bottom w:val="nil"/>
+              <w:right w:val="nil"/>
+            </w:tcBorders>
+            <w:noWrap/>
+            <w:vAlign w:val="bottom"/>
+            <w:hideMark/>
+          </w:tcPr>
+          <w:p>
+            <w:pPr>
+              <w:jc w:val="right"/>
+              <w:rPr>
+                <w:rFonts w:ascii="Aptos Narrow" w:hAnsi="Aptos Narrow"/>
+                <w:color w:val="000000"/>
+                <w:sz w:val="22"/>
+                <w:szCs w:val="22"/>
+              </w:rPr>
+            </w:pPr>
+            <w:r>
+              <w:rPr>
+                <w:rFonts w:ascii="Aptos Narrow" w:hAnsi="Aptos Narrow"/>
+                <w:color w:val="000000"/>
+                <w:sz w:val="22"/>
+                <w:szCs w:val="22"/>
+              </w:rPr>
+              <w:t>0.568</w:t>
+            </w:r>
+          </w:p>
+        </w:tc>
+        <w:tc>
+          <w:tcPr>
+            <w:tcW w:w="1200" w:type="dxa"/>
+            <w:tcBorders>
+              <w:top w:val="nil"/>
+              <w:left w:val="nil"/>
+              <w:bottom w:val="nil"/>
+              <w:right w:val="nil"/>
+            </w:tcBorders>
+            <w:noWrap/>
+            <w:vAlign w:val="bottom"/>
+            <w:hideMark/>
+          </w:tcPr>
+          <w:p>
+            <w:pPr>
+              <w:jc w:val="right"/>
+              <w:rPr>
+                <w:rFonts w:ascii="Aptos Narrow" w:hAnsi="Aptos Narrow"/>
+                <w:color w:val="000000"/>
+                <w:sz w:val="22"/>
+                <w:szCs w:val="22"/>
+              </w:rPr>
+            </w:pPr>
+            <w:r>
+              <w:rPr>
+                <w:rFonts w:ascii="Aptos Narrow" w:hAnsi="Aptos Narrow"/>
+                <w:color w:val="000000"/>
+                <w:sz w:val="22"/>
+                <w:szCs w:val="22"/>
+              </w:rPr>
+              <w:t>0.00568</w:t>
+            </w:r>
+          </w:p>
+        </w:tc>
+        <w:tc>
+          <w:tcPr>
+            <w:tcW w:w="1200" w:type="dxa"/>
+            <w:tcBorders>
+              <w:top w:val="nil"/>
+              <w:left w:val="nil"/>
+              <w:bottom w:val="nil"/>
+              <w:right w:val="nil"/>
+            </w:tcBorders>
+            <w:noWrap/>
+            <w:vAlign w:val="bottom"/>
+            <w:hideMark/>
+          </w:tcPr>
+          <w:p>
+            <w:pPr>
+              <w:jc w:val="right"/>
+              <w:rPr>
+                <w:rFonts w:ascii="Aptos Narrow" w:hAnsi="Aptos Narrow"/>
+                <w:color w:val="000000"/>
+                <w:sz w:val="22"/>
+                <w:szCs w:val="22"/>
+              </w:rPr>
+            </w:pPr>
+            <w:r>
+              <w:rPr>
+                <w:rFonts w:ascii="Aptos Narrow" w:hAnsi="Aptos Narrow"/>
+                <w:color w:val="000000"/>
+                <w:sz w:val="22"/>
+                <w:szCs w:val="22"/>
+              </w:rPr>
+              <w:t>1.72</w:t>
+            </w:r>
+          </w:p>
+        </w:tc>
+        <w:tc>
+          <w:tcPr>
+            <w:tcW w:w="1200" w:type="dxa"/>
+            <w:tcBorders>
+              <w:top w:val="nil"/>
+              <w:left w:val="nil"/>
+              <w:bottom w:val="nil"/>
+              <w:right w:val="nil"/>
+            </w:tcBorders>
+            <w:noWrap/>
+            <w:vAlign w:val="bottom"/>
+            <w:hideMark/>
+          </w:tcPr>
+          <w:p>
+            <w:pPr>
+              <w:jc w:val="right"/>
+              <w:rPr>
+                <w:rFonts w:ascii="Aptos Narrow" w:hAnsi="Aptos Narrow"/>
+                <w:color w:val="000000"/>
+                <w:sz w:val="22"/>
+                <w:szCs w:val="22"/>
+              </w:rPr>
+            </w:pPr>
+            <w:r>
+              <w:rPr>
+                <w:rFonts w:ascii="Aptos Narrow" w:hAnsi="Aptos Narrow"/>
+                <w:color w:val="000000"/>
+                <w:sz w:val="22"/>
+                <w:szCs w:val="22"/>
+              </w:rPr>
+              <w:t>3.44</w:t>
             </w:r>
           </w:p>
         </w:tc>
       </w:tr>
       <w:tr>
         <w:trPr>
-          <w:tblCellSpacing w:w="15" w:type="dxa"/>
+          <w:trHeight w:val="300"/>
         </w:trPr>
         <w:tc>
           <w:tcPr>
-            <w:tcW w:w="0" w:type="auto"/>
-            <w:vAlign w:val="center"/>
-            <w:hideMark/>
-          </w:tcPr>
-          <w:p>
-            <w:pPr>
-              <w:rPr>
-                <w:rFonts w:ascii="Arial" w:hAnsi="Arial" w:cs="Arial"/>
-                <w:bCs/>
-                <w:lang w:val="en-US"/>
-              </w:rPr>
-            </w:pPr>
-            <w:r>
-              <w:rPr>
-                <w:rFonts w:ascii="Arial" w:hAnsi="Arial" w:cs="Arial"/>
-                <w:bCs/>
-                <w:lang w:val="en-US"/>
-              </w:rPr>
-              <w:t>45 000</w:t>
-            </w:r>
-          </w:p>
-        </w:tc>
-        <w:tc>
-          <w:tcPr>
-            <w:tcW w:w="0" w:type="auto"/>
-            <w:vAlign w:val="center"/>
-            <w:hideMark/>
-          </w:tcPr>
-          <w:p>
-            <w:pPr>
-              <w:rPr>
-                <w:rFonts w:ascii="Arial" w:hAnsi="Arial" w:cs="Arial"/>
-                <w:bCs/>
-                <w:lang w:val="en-US"/>
-              </w:rPr>
-            </w:pPr>
-            <w:r>
-              <w:rPr>
-                <w:rFonts w:ascii="Arial" w:hAnsi="Arial" w:cs="Arial"/>
-                <w:bCs/>
-                <w:lang w:val="en-US"/>
-              </w:rPr>
-              <w:t>0,95</w:t>
-            </w:r>
-          </w:p>
-        </w:tc>
-        <w:tc>
-          <w:tcPr>
-            <w:tcW w:w="0" w:type="auto"/>
-            <w:vAlign w:val="center"/>
-            <w:hideMark/>
-          </w:tcPr>
-          <w:p>
-            <w:pPr>
-              <w:rPr>
-                <w:rFonts w:ascii="Arial" w:hAnsi="Arial" w:cs="Arial"/>
-                <w:bCs/>
-                <w:lang w:val="en-US"/>
-              </w:rPr>
-            </w:pPr>
-            <w:r>
-              <w:rPr>
-                <w:rFonts w:ascii="Arial" w:hAnsi="Arial" w:cs="Arial"/>
-                <w:bCs/>
-                <w:lang w:val="en-US"/>
-              </w:rPr>
-              <w:t>0,0095</w:t>
-            </w:r>
-          </w:p>
-        </w:tc>
-        <w:tc>
-          <w:tcPr>
-            <w:tcW w:w="0" w:type="auto"/>
-            <w:vAlign w:val="center"/>
-            <w:hideMark/>
-          </w:tcPr>
-          <w:p>
-            <w:pPr>
-              <w:rPr>
-                <w:rFonts w:ascii="Arial" w:hAnsi="Arial" w:cs="Arial"/>
-                <w:bCs/>
-                <w:lang w:val="en-US"/>
-              </w:rPr>
-            </w:pPr>
-            <w:r>
-              <w:rPr>
-                <w:rFonts w:ascii="Arial" w:hAnsi="Arial" w:cs="Arial"/>
-                <w:bCs/>
-                <w:lang w:val="en-US"/>
-              </w:rPr>
-              <w:t>1,15</w:t>
-            </w:r>
-          </w:p>
-        </w:tc>
-        <w:tc>
-          <w:tcPr>
-            <w:tcW w:w="0" w:type="auto"/>
-            <w:vAlign w:val="center"/>
-            <w:hideMark/>
-          </w:tcPr>
-          <w:p>
-            <w:pPr>
-              <w:rPr>
-                <w:rFonts w:ascii="Arial" w:hAnsi="Arial" w:cs="Arial"/>
-                <w:bCs/>
-                <w:lang w:val="en-US"/>
-              </w:rPr>
-            </w:pPr>
-            <w:r>
-              <w:rPr>
-                <w:rFonts w:ascii="Arial" w:hAnsi="Arial" w:cs="Arial"/>
-                <w:bCs/>
-                <w:lang w:val="en-US"/>
-              </w:rPr>
-              <w:t>1,15</w:t>
+            <w:tcW w:w="1200" w:type="dxa"/>
+            <w:tcBorders>
+              <w:top w:val="nil"/>
+              <w:left w:val="nil"/>
+              <w:bottom w:val="nil"/>
+              <w:right w:val="nil"/>
+            </w:tcBorders>
+            <w:noWrap/>
+            <w:vAlign w:val="bottom"/>
+            <w:hideMark/>
+          </w:tcPr>
+          <w:p>
+            <w:pPr>
+              <w:jc w:val="right"/>
+              <w:rPr>
+                <w:rFonts w:ascii="Aptos Narrow" w:hAnsi="Aptos Narrow"/>
+                <w:color w:val="000000"/>
+                <w:sz w:val="22"/>
+                <w:szCs w:val="22"/>
+              </w:rPr>
+            </w:pPr>
+            <w:r>
+              <w:rPr>
+                <w:rFonts w:ascii="Aptos Narrow" w:hAnsi="Aptos Narrow"/>
+                <w:color w:val="000000"/>
+                <w:sz w:val="22"/>
+                <w:szCs w:val="22"/>
+              </w:rPr>
+              <w:t>35000</w:t>
+            </w:r>
+          </w:p>
+        </w:tc>
+        <w:tc>
+          <w:tcPr>
+            <w:tcW w:w="1200" w:type="dxa"/>
+            <w:tcBorders>
+              <w:top w:val="nil"/>
+              <w:left w:val="nil"/>
+              <w:bottom w:val="nil"/>
+              <w:right w:val="nil"/>
+            </w:tcBorders>
+            <w:noWrap/>
+            <w:vAlign w:val="bottom"/>
+            <w:hideMark/>
+          </w:tcPr>
+          <w:p>
+            <w:pPr>
+              <w:jc w:val="right"/>
+              <w:rPr>
+                <w:rFonts w:ascii="Aptos Narrow" w:hAnsi="Aptos Narrow"/>
+                <w:color w:val="000000"/>
+                <w:sz w:val="22"/>
+                <w:szCs w:val="22"/>
+              </w:rPr>
+            </w:pPr>
+            <w:r>
+              <w:rPr>
+                <w:rFonts w:ascii="Aptos Narrow" w:hAnsi="Aptos Narrow"/>
+                <w:color w:val="000000"/>
+                <w:sz w:val="22"/>
+                <w:szCs w:val="22"/>
+              </w:rPr>
+              <w:t>0.8</w:t>
+            </w:r>
+          </w:p>
+        </w:tc>
+        <w:tc>
+          <w:tcPr>
+            <w:tcW w:w="1200" w:type="dxa"/>
+            <w:tcBorders>
+              <w:top w:val="nil"/>
+              <w:left w:val="nil"/>
+              <w:bottom w:val="nil"/>
+              <w:right w:val="nil"/>
+            </w:tcBorders>
+            <w:noWrap/>
+            <w:vAlign w:val="bottom"/>
+            <w:hideMark/>
+          </w:tcPr>
+          <w:p>
+            <w:pPr>
+              <w:jc w:val="right"/>
+              <w:rPr>
+                <w:rFonts w:ascii="Aptos Narrow" w:hAnsi="Aptos Narrow"/>
+                <w:color w:val="000000"/>
+                <w:sz w:val="22"/>
+                <w:szCs w:val="22"/>
+              </w:rPr>
+            </w:pPr>
+            <w:r>
+              <w:rPr>
+                <w:rFonts w:ascii="Aptos Narrow" w:hAnsi="Aptos Narrow"/>
+                <w:color w:val="000000"/>
+                <w:sz w:val="22"/>
+                <w:szCs w:val="22"/>
+              </w:rPr>
+              <w:t>0.008</w:t>
+            </w:r>
+          </w:p>
+        </w:tc>
+        <w:tc>
+          <w:tcPr>
+            <w:tcW w:w="1200" w:type="dxa"/>
+            <w:tcBorders>
+              <w:top w:val="nil"/>
+              <w:left w:val="nil"/>
+              <w:bottom w:val="nil"/>
+              <w:right w:val="nil"/>
+            </w:tcBorders>
+            <w:noWrap/>
+            <w:vAlign w:val="bottom"/>
+            <w:hideMark/>
+          </w:tcPr>
+          <w:p>
+            <w:pPr>
+              <w:jc w:val="right"/>
+              <w:rPr>
+                <w:rFonts w:ascii="Aptos Narrow" w:hAnsi="Aptos Narrow"/>
+                <w:color w:val="000000"/>
+                <w:sz w:val="22"/>
+                <w:szCs w:val="22"/>
+              </w:rPr>
+            </w:pPr>
+            <w:r>
+              <w:rPr>
+                <w:rFonts w:ascii="Aptos Narrow" w:hAnsi="Aptos Narrow"/>
+                <w:color w:val="000000"/>
+                <w:sz w:val="22"/>
+                <w:szCs w:val="22"/>
+              </w:rPr>
+              <w:t>2.76</w:t>
+            </w:r>
+          </w:p>
+        </w:tc>
+        <w:tc>
+          <w:tcPr>
+            <w:tcW w:w="1200" w:type="dxa"/>
+            <w:tcBorders>
+              <w:top w:val="nil"/>
+              <w:left w:val="nil"/>
+              <w:bottom w:val="nil"/>
+              <w:right w:val="nil"/>
+            </w:tcBorders>
+            <w:noWrap/>
+            <w:vAlign w:val="bottom"/>
+            <w:hideMark/>
+          </w:tcPr>
+          <w:p>
+            <w:pPr>
+              <w:jc w:val="right"/>
+              <w:rPr>
+                <w:rFonts w:ascii="Aptos Narrow" w:hAnsi="Aptos Narrow"/>
+                <w:color w:val="000000"/>
+                <w:sz w:val="22"/>
+                <w:szCs w:val="22"/>
+              </w:rPr>
+            </w:pPr>
+            <w:r>
+              <w:rPr>
+                <w:rFonts w:ascii="Aptos Narrow" w:hAnsi="Aptos Narrow"/>
+                <w:color w:val="000000"/>
+                <w:sz w:val="22"/>
+                <w:szCs w:val="22"/>
+              </w:rPr>
+              <w:t>4.12</w:t>
             </w:r>
           </w:p>
         </w:tc>
       </w:tr>
       <w:tr>
         <w:trPr>
-          <w:tblCellSpacing w:w="15" w:type="dxa"/>
+          <w:trHeight w:val="300"/>
         </w:trPr>
         <w:tc>
           <w:tcPr>
-            <w:tcW w:w="0" w:type="auto"/>
-            <w:vAlign w:val="center"/>
-            <w:hideMark/>
-          </w:tcPr>
-          <w:p>
-            <w:pPr>
-              <w:rPr>
-                <w:rFonts w:ascii="Arial" w:hAnsi="Arial" w:cs="Arial"/>
-                <w:bCs/>
-                <w:lang w:val="en-US"/>
-              </w:rPr>
-            </w:pPr>
-            <w:r>
-              <w:rPr>
-                <w:rFonts w:ascii="Arial" w:hAnsi="Arial" w:cs="Arial"/>
-                <w:bCs/>
-                <w:lang w:val="en-US"/>
-              </w:rPr>
-              <w:t>50 000</w:t>
-            </w:r>
-          </w:p>
-        </w:tc>
-        <w:tc>
-          <w:tcPr>
-            <w:tcW w:w="0" w:type="auto"/>
-            <w:vAlign w:val="center"/>
-            <w:hideMark/>
-          </w:tcPr>
-          <w:p>
-            <w:pPr>
-              <w:rPr>
-                <w:rFonts w:ascii="Arial" w:hAnsi="Arial" w:cs="Arial"/>
-                <w:bCs/>
-                <w:lang w:val="en-US"/>
-              </w:rPr>
-            </w:pPr>
-            <w:r>
-              <w:rPr>
-                <w:rFonts w:ascii="Arial" w:hAnsi="Arial" w:cs="Arial"/>
-                <w:bCs/>
-                <w:lang w:val="en-US"/>
-              </w:rPr>
-              <w:t>0,85</w:t>
-            </w:r>
-          </w:p>
-        </w:tc>
-        <w:tc>
-          <w:tcPr>
-            <w:tcW w:w="0" w:type="auto"/>
-            <w:vAlign w:val="center"/>
-            <w:hideMark/>
-          </w:tcPr>
-          <w:p>
-            <w:pPr>
-              <w:rPr>
-                <w:rFonts w:ascii="Arial" w:hAnsi="Arial" w:cs="Arial"/>
-                <w:bCs/>
-                <w:lang w:val="en-US"/>
-              </w:rPr>
-            </w:pPr>
-            <w:r>
-              <w:rPr>
-                <w:rFonts w:ascii="Arial" w:hAnsi="Arial" w:cs="Arial"/>
-                <w:bCs/>
-                <w:lang w:val="en-US"/>
-              </w:rPr>
-              <w:t>0,0085</w:t>
-            </w:r>
-          </w:p>
-        </w:tc>
-        <w:tc>
-          <w:tcPr>
-            <w:tcW w:w="0" w:type="auto"/>
-            <w:vAlign w:val="center"/>
-            <w:hideMark/>
-          </w:tcPr>
-          <w:p>
-            <w:pPr>
-              <w:rPr>
-                <w:rFonts w:ascii="Arial" w:hAnsi="Arial" w:cs="Arial"/>
-                <w:bCs/>
-                <w:lang w:val="en-US"/>
-              </w:rPr>
-            </w:pPr>
-            <w:r>
-              <w:rPr>
-                <w:rFonts w:ascii="Arial" w:hAnsi="Arial" w:cs="Arial"/>
-                <w:bCs/>
-                <w:lang w:val="en-US"/>
-              </w:rPr>
-              <w:t>1,05</w:t>
-            </w:r>
-          </w:p>
-        </w:tc>
-        <w:tc>
-          <w:tcPr>
-            <w:tcW w:w="0" w:type="auto"/>
-            <w:vAlign w:val="center"/>
-            <w:hideMark/>
-          </w:tcPr>
-          <w:p>
-            <w:pPr>
-              <w:rPr>
-                <w:rFonts w:ascii="Arial" w:hAnsi="Arial" w:cs="Arial"/>
-                <w:bCs/>
-                <w:lang w:val="en-US"/>
-              </w:rPr>
-            </w:pPr>
-            <w:r>
-              <w:rPr>
-                <w:rFonts w:ascii="Arial" w:hAnsi="Arial" w:cs="Arial"/>
-                <w:bCs/>
-                <w:lang w:val="en-US"/>
-              </w:rPr>
-              <w:t>1,05</w:t>
+            <w:tcW w:w="1200" w:type="dxa"/>
+            <w:tcBorders>
+              <w:top w:val="nil"/>
+              <w:left w:val="nil"/>
+              <w:bottom w:val="nil"/>
+              <w:right w:val="nil"/>
+            </w:tcBorders>
+            <w:noWrap/>
+            <w:vAlign w:val="bottom"/>
+            <w:hideMark/>
+          </w:tcPr>
+          <w:p>
+            <w:pPr>
+              <w:jc w:val="right"/>
+              <w:rPr>
+                <w:rFonts w:ascii="Aptos Narrow" w:hAnsi="Aptos Narrow"/>
+                <w:color w:val="000000"/>
+                <w:sz w:val="22"/>
+                <w:szCs w:val="22"/>
+              </w:rPr>
+            </w:pPr>
+            <w:r>
+              <w:rPr>
+                <w:rFonts w:ascii="Aptos Narrow" w:hAnsi="Aptos Narrow"/>
+                <w:color w:val="000000"/>
+                <w:sz w:val="22"/>
+                <w:szCs w:val="22"/>
+              </w:rPr>
+              <w:t>40000</w:t>
+            </w:r>
+          </w:p>
+        </w:tc>
+        <w:tc>
+          <w:tcPr>
+            <w:tcW w:w="1200" w:type="dxa"/>
+            <w:tcBorders>
+              <w:top w:val="nil"/>
+              <w:left w:val="nil"/>
+              <w:bottom w:val="nil"/>
+              <w:right w:val="nil"/>
+            </w:tcBorders>
+            <w:noWrap/>
+            <w:vAlign w:val="bottom"/>
+            <w:hideMark/>
+          </w:tcPr>
+          <w:p>
+            <w:pPr>
+              <w:jc w:val="right"/>
+              <w:rPr>
+                <w:rFonts w:ascii="Aptos Narrow" w:hAnsi="Aptos Narrow"/>
+                <w:color w:val="000000"/>
+                <w:sz w:val="22"/>
+                <w:szCs w:val="22"/>
+              </w:rPr>
+            </w:pPr>
+            <w:r>
+              <w:rPr>
+                <w:rFonts w:ascii="Aptos Narrow" w:hAnsi="Aptos Narrow"/>
+                <w:color w:val="000000"/>
+                <w:sz w:val="22"/>
+                <w:szCs w:val="22"/>
+              </w:rPr>
+              <w:t>1</w:t>
+            </w:r>
+          </w:p>
+        </w:tc>
+        <w:tc>
+          <w:tcPr>
+            <w:tcW w:w="1200" w:type="dxa"/>
+            <w:tcBorders>
+              <w:top w:val="nil"/>
+              <w:left w:val="nil"/>
+              <w:bottom w:val="nil"/>
+              <w:right w:val="nil"/>
+            </w:tcBorders>
+            <w:noWrap/>
+            <w:vAlign w:val="bottom"/>
+            <w:hideMark/>
+          </w:tcPr>
+          <w:p>
+            <w:pPr>
+              <w:jc w:val="right"/>
+              <w:rPr>
+                <w:rFonts w:ascii="Aptos Narrow" w:hAnsi="Aptos Narrow"/>
+                <w:color w:val="000000"/>
+                <w:sz w:val="22"/>
+                <w:szCs w:val="22"/>
+              </w:rPr>
+            </w:pPr>
+            <w:r>
+              <w:rPr>
+                <w:rFonts w:ascii="Aptos Narrow" w:hAnsi="Aptos Narrow"/>
+                <w:color w:val="000000"/>
+                <w:sz w:val="22"/>
+                <w:szCs w:val="22"/>
+              </w:rPr>
+              <w:t>0.01</w:t>
+            </w:r>
+          </w:p>
+        </w:tc>
+        <w:tc>
+          <w:tcPr>
+            <w:tcW w:w="1200" w:type="dxa"/>
+            <w:tcBorders>
+              <w:top w:val="nil"/>
+              <w:left w:val="nil"/>
+              <w:bottom w:val="nil"/>
+              <w:right w:val="nil"/>
+            </w:tcBorders>
+            <w:noWrap/>
+            <w:vAlign w:val="bottom"/>
+            <w:hideMark/>
+          </w:tcPr>
+          <w:p>
+            <w:pPr>
+              <w:jc w:val="right"/>
+              <w:rPr>
+                <w:rFonts w:ascii="Aptos Narrow" w:hAnsi="Aptos Narrow"/>
+                <w:color w:val="000000"/>
+                <w:sz w:val="22"/>
+                <w:szCs w:val="22"/>
+              </w:rPr>
+            </w:pPr>
+            <w:r>
+              <w:rPr>
+                <w:rFonts w:ascii="Aptos Narrow" w:hAnsi="Aptos Narrow"/>
+                <w:color w:val="000000"/>
+                <w:sz w:val="22"/>
+                <w:szCs w:val="22"/>
+              </w:rPr>
+              <w:t>4.08</w:t>
+            </w:r>
+          </w:p>
+        </w:tc>
+        <w:tc>
+          <w:tcPr>
+            <w:tcW w:w="1200" w:type="dxa"/>
+            <w:tcBorders>
+              <w:top w:val="nil"/>
+              <w:left w:val="nil"/>
+              <w:bottom w:val="nil"/>
+              <w:right w:val="nil"/>
+            </w:tcBorders>
+            <w:noWrap/>
+            <w:vAlign w:val="bottom"/>
+            <w:hideMark/>
+          </w:tcPr>
+          <w:p>
+            <w:pPr>
+              <w:jc w:val="right"/>
+              <w:rPr>
+                <w:rFonts w:ascii="Aptos Narrow" w:hAnsi="Aptos Narrow"/>
+                <w:color w:val="000000"/>
+                <w:sz w:val="22"/>
+                <w:szCs w:val="22"/>
+              </w:rPr>
+            </w:pPr>
+            <w:r>
+              <w:rPr>
+                <w:rFonts w:ascii="Aptos Narrow" w:hAnsi="Aptos Narrow"/>
+                <w:color w:val="000000"/>
+                <w:sz w:val="22"/>
+                <w:szCs w:val="22"/>
+              </w:rPr>
+              <w:t>4.64</w:t>
             </w:r>
           </w:p>
         </w:tc>
       </w:tr>
       <w:tr>
         <w:trPr>
-          <w:tblCellSpacing w:w="15" w:type="dxa"/>
+          <w:trHeight w:val="300"/>
         </w:trPr>
         <w:tc>
           <w:tcPr>
-            <w:tcW w:w="0" w:type="auto"/>
-            <w:vAlign w:val="center"/>
-            <w:hideMark/>
-          </w:tcPr>
-          <w:p>
-            <w:pPr>
-              <w:rPr>
-                <w:rFonts w:ascii="Arial" w:hAnsi="Arial" w:cs="Arial"/>
-                <w:bCs/>
-                <w:lang w:val="en-US"/>
-              </w:rPr>
-            </w:pPr>
-            <w:r>
-              <w:rPr>
-                <w:rFonts w:ascii="Arial" w:hAnsi="Arial" w:cs="Arial"/>
-                <w:bCs/>
-                <w:lang w:val="en-US"/>
-              </w:rPr>
-              <w:t>55 000</w:t>
-            </w:r>
-          </w:p>
-        </w:tc>
-        <w:tc>
-          <w:tcPr>
-            <w:tcW w:w="0" w:type="auto"/>
-            <w:vAlign w:val="center"/>
-            <w:hideMark/>
-          </w:tcPr>
-          <w:p>
-            <w:pPr>
-              <w:rPr>
-                <w:rFonts w:ascii="Arial" w:hAnsi="Arial" w:cs="Arial"/>
-                <w:bCs/>
-                <w:lang w:val="en-US"/>
-              </w:rPr>
-            </w:pPr>
-            <w:r>
-              <w:rPr>
-                <w:rFonts w:ascii="Arial" w:hAnsi="Arial" w:cs="Arial"/>
-                <w:bCs/>
-                <w:lang w:val="en-US"/>
-              </w:rPr>
-              <w:t>0,75</w:t>
-            </w:r>
-          </w:p>
-        </w:tc>
-        <w:tc>
-          <w:tcPr>
-            <w:tcW w:w="0" w:type="auto"/>
-            <w:vAlign w:val="center"/>
-            <w:hideMark/>
-          </w:tcPr>
-          <w:p>
-            <w:pPr>
-              <w:rPr>
-                <w:rFonts w:ascii="Arial" w:hAnsi="Arial" w:cs="Arial"/>
-                <w:bCs/>
-                <w:lang w:val="en-US"/>
-              </w:rPr>
-            </w:pPr>
-            <w:r>
-              <w:rPr>
-                <w:rFonts w:ascii="Arial" w:hAnsi="Arial" w:cs="Arial"/>
-                <w:bCs/>
-                <w:lang w:val="en-US"/>
-              </w:rPr>
-              <w:t>0,0075</w:t>
-            </w:r>
-          </w:p>
-        </w:tc>
-        <w:tc>
-          <w:tcPr>
-            <w:tcW w:w="0" w:type="auto"/>
-            <w:vAlign w:val="center"/>
-            <w:hideMark/>
-          </w:tcPr>
-          <w:p>
-            <w:pPr>
-              <w:rPr>
-                <w:rFonts w:ascii="Arial" w:hAnsi="Arial" w:cs="Arial"/>
-                <w:bCs/>
-                <w:lang w:val="en-US"/>
-              </w:rPr>
-            </w:pPr>
-            <w:r>
-              <w:rPr>
-                <w:rFonts w:ascii="Arial" w:hAnsi="Arial" w:cs="Arial"/>
-                <w:bCs/>
-                <w:lang w:val="en-US"/>
-              </w:rPr>
-              <w:t>0,90</w:t>
-            </w:r>
-          </w:p>
-        </w:tc>
-        <w:tc>
-          <w:tcPr>
-            <w:tcW w:w="0" w:type="auto"/>
-            <w:vAlign w:val="center"/>
-            <w:hideMark/>
-          </w:tcPr>
-          <w:p>
-            <w:pPr>
-              <w:rPr>
-                <w:rFonts w:ascii="Arial" w:hAnsi="Arial" w:cs="Arial"/>
-                <w:bCs/>
-                <w:lang w:val="en-US"/>
-              </w:rPr>
-            </w:pPr>
-            <w:r>
-              <w:rPr>
-                <w:rFonts w:ascii="Arial" w:hAnsi="Arial" w:cs="Arial"/>
-                <w:bCs/>
-                <w:lang w:val="en-US"/>
-              </w:rPr>
-              <w:t>0,90</w:t>
+            <w:tcW w:w="1200" w:type="dxa"/>
+            <w:tcBorders>
+              <w:top w:val="nil"/>
+              <w:left w:val="nil"/>
+              <w:bottom w:val="nil"/>
+              <w:right w:val="nil"/>
+            </w:tcBorders>
+            <w:noWrap/>
+            <w:vAlign w:val="bottom"/>
+            <w:hideMark/>
+          </w:tcPr>
+          <w:p>
+            <w:pPr>
+              <w:jc w:val="right"/>
+              <w:rPr>
+                <w:rFonts w:ascii="Aptos Narrow" w:hAnsi="Aptos Narrow"/>
+                <w:color w:val="000000"/>
+                <w:sz w:val="22"/>
+                <w:szCs w:val="22"/>
+              </w:rPr>
+            </w:pPr>
+            <w:r>
+              <w:rPr>
+                <w:rFonts w:ascii="Aptos Narrow" w:hAnsi="Aptos Narrow"/>
+                <w:color w:val="000000"/>
+                <w:sz w:val="22"/>
+                <w:szCs w:val="22"/>
+              </w:rPr>
+              <w:t>50000</w:t>
+            </w:r>
+          </w:p>
+        </w:tc>
+        <w:tc>
+          <w:tcPr>
+            <w:tcW w:w="1200" w:type="dxa"/>
+            <w:tcBorders>
+              <w:top w:val="nil"/>
+              <w:left w:val="nil"/>
+              <w:bottom w:val="nil"/>
+              <w:right w:val="nil"/>
+            </w:tcBorders>
+            <w:noWrap/>
+            <w:vAlign w:val="bottom"/>
+            <w:hideMark/>
+          </w:tcPr>
+          <w:p>
+            <w:pPr>
+              <w:jc w:val="right"/>
+              <w:rPr>
+                <w:rFonts w:ascii="Aptos Narrow" w:hAnsi="Aptos Narrow"/>
+                <w:color w:val="000000"/>
+                <w:sz w:val="22"/>
+                <w:szCs w:val="22"/>
+              </w:rPr>
+            </w:pPr>
+            <w:r>
+              <w:rPr>
+                <w:rFonts w:ascii="Aptos Narrow" w:hAnsi="Aptos Narrow"/>
+                <w:color w:val="000000"/>
+                <w:sz w:val="22"/>
+                <w:szCs w:val="22"/>
+              </w:rPr>
+              <w:t>0.88</w:t>
+            </w:r>
+          </w:p>
+        </w:tc>
+        <w:tc>
+          <w:tcPr>
+            <w:tcW w:w="1200" w:type="dxa"/>
+            <w:tcBorders>
+              <w:top w:val="nil"/>
+              <w:left w:val="nil"/>
+              <w:bottom w:val="nil"/>
+              <w:right w:val="nil"/>
+            </w:tcBorders>
+            <w:noWrap/>
+            <w:vAlign w:val="bottom"/>
+            <w:hideMark/>
+          </w:tcPr>
+          <w:p>
+            <w:pPr>
+              <w:jc w:val="right"/>
+              <w:rPr>
+                <w:rFonts w:ascii="Aptos Narrow" w:hAnsi="Aptos Narrow"/>
+                <w:color w:val="000000"/>
+                <w:sz w:val="22"/>
+                <w:szCs w:val="22"/>
+              </w:rPr>
+            </w:pPr>
+            <w:r>
+              <w:rPr>
+                <w:rFonts w:ascii="Aptos Narrow" w:hAnsi="Aptos Narrow"/>
+                <w:color w:val="000000"/>
+                <w:sz w:val="22"/>
+                <w:szCs w:val="22"/>
+              </w:rPr>
+              <w:t>0.0088</w:t>
+            </w:r>
+          </w:p>
+        </w:tc>
+        <w:tc>
+          <w:tcPr>
+            <w:tcW w:w="1200" w:type="dxa"/>
+            <w:tcBorders>
+              <w:top w:val="nil"/>
+              <w:left w:val="nil"/>
+              <w:bottom w:val="nil"/>
+              <w:right w:val="nil"/>
+            </w:tcBorders>
+            <w:noWrap/>
+            <w:vAlign w:val="bottom"/>
+            <w:hideMark/>
+          </w:tcPr>
+          <w:p>
+            <w:pPr>
+              <w:jc w:val="right"/>
+              <w:rPr>
+                <w:rFonts w:ascii="Aptos Narrow" w:hAnsi="Aptos Narrow"/>
+                <w:color w:val="000000"/>
+                <w:sz w:val="22"/>
+                <w:szCs w:val="22"/>
+              </w:rPr>
+            </w:pPr>
+            <w:r>
+              <w:rPr>
+                <w:rFonts w:ascii="Aptos Narrow" w:hAnsi="Aptos Narrow"/>
+                <w:color w:val="000000"/>
+                <w:sz w:val="22"/>
+                <w:szCs w:val="22"/>
+              </w:rPr>
+              <w:t>4.32</w:t>
+            </w:r>
+          </w:p>
+        </w:tc>
+        <w:tc>
+          <w:tcPr>
+            <w:tcW w:w="1200" w:type="dxa"/>
+            <w:tcBorders>
+              <w:top w:val="nil"/>
+              <w:left w:val="nil"/>
+              <w:bottom w:val="nil"/>
+              <w:right w:val="nil"/>
+            </w:tcBorders>
+            <w:noWrap/>
+            <w:vAlign w:val="bottom"/>
+            <w:hideMark/>
+          </w:tcPr>
+          <w:p>
+            <w:pPr>
+              <w:jc w:val="right"/>
+              <w:rPr>
+                <w:rFonts w:ascii="Aptos Narrow" w:hAnsi="Aptos Narrow"/>
+                <w:color w:val="000000"/>
+                <w:sz w:val="22"/>
+                <w:szCs w:val="22"/>
+              </w:rPr>
+            </w:pPr>
+            <w:r>
+              <w:rPr>
+                <w:rFonts w:ascii="Aptos Narrow" w:hAnsi="Aptos Narrow"/>
+                <w:color w:val="000000"/>
+                <w:sz w:val="22"/>
+                <w:szCs w:val="22"/>
+              </w:rPr>
+              <w:t>3.12</w:t>
             </w:r>
           </w:p>
         </w:tc>
       </w:tr>
       <w:tr>
         <w:trPr>
-          <w:tblCellSpacing w:w="15" w:type="dxa"/>
+          <w:trHeight w:val="300"/>
         </w:trPr>
         <w:tc>
           <w:tcPr>
-            <w:tcW w:w="0" w:type="auto"/>
-            <w:vAlign w:val="center"/>
-            <w:hideMark/>
-          </w:tcPr>
-          <w:p>
-            <w:pPr>
-              <w:rPr>
-                <w:rFonts w:ascii="Arial" w:hAnsi="Arial" w:cs="Arial"/>
-                <w:bCs/>
-                <w:lang w:val="en-US"/>
-              </w:rPr>
-            </w:pPr>
-            <w:r>
-              <w:rPr>
-                <w:rFonts w:ascii="Arial" w:hAnsi="Arial" w:cs="Arial"/>
-                <w:bCs/>
-                <w:lang w:val="en-US"/>
-              </w:rPr>
-              <w:t>60 000</w:t>
-            </w:r>
-          </w:p>
-        </w:tc>
-        <w:tc>
-          <w:tcPr>
-            <w:tcW w:w="0" w:type="auto"/>
-            <w:vAlign w:val="center"/>
-            <w:hideMark/>
-          </w:tcPr>
-          <w:p>
-            <w:pPr>
-              <w:rPr>
-                <w:rFonts w:ascii="Arial" w:hAnsi="Arial" w:cs="Arial"/>
-                <w:bCs/>
-                <w:lang w:val="en-US"/>
-              </w:rPr>
-            </w:pPr>
-            <w:r>
-              <w:rPr>
-                <w:rFonts w:ascii="Arial" w:hAnsi="Arial" w:cs="Arial"/>
-                <w:bCs/>
-                <w:lang w:val="en-US"/>
-              </w:rPr>
-              <w:t>0,65</w:t>
-            </w:r>
-          </w:p>
-        </w:tc>
-        <w:tc>
-          <w:tcPr>
-            <w:tcW w:w="0" w:type="auto"/>
-            <w:vAlign w:val="center"/>
-            <w:hideMark/>
-          </w:tcPr>
-          <w:p>
-            <w:pPr>
-              <w:rPr>
-                <w:rFonts w:ascii="Arial" w:hAnsi="Arial" w:cs="Arial"/>
-                <w:bCs/>
-                <w:lang w:val="en-US"/>
-              </w:rPr>
-            </w:pPr>
-            <w:r>
-              <w:rPr>
-                <w:rFonts w:ascii="Arial" w:hAnsi="Arial" w:cs="Arial"/>
-                <w:bCs/>
-                <w:lang w:val="en-US"/>
-              </w:rPr>
-              <w:t>0,0065</w:t>
-            </w:r>
-          </w:p>
-        </w:tc>
-        <w:tc>
-          <w:tcPr>
-            <w:tcW w:w="0" w:type="auto"/>
-            <w:vAlign w:val="center"/>
-            <w:hideMark/>
-          </w:tcPr>
-          <w:p>
-            <w:pPr>
-              <w:rPr>
-                <w:rFonts w:ascii="Arial" w:hAnsi="Arial" w:cs="Arial"/>
-                <w:bCs/>
-                <w:lang w:val="en-US"/>
-              </w:rPr>
-            </w:pPr>
-            <w:r>
-              <w:rPr>
-                <w:rFonts w:ascii="Arial" w:hAnsi="Arial" w:cs="Arial"/>
-                <w:bCs/>
-                <w:lang w:val="en-US"/>
-              </w:rPr>
-              <w:t>0,75</w:t>
-            </w:r>
-          </w:p>
-        </w:tc>
-        <w:tc>
-          <w:tcPr>
-            <w:tcW w:w="0" w:type="auto"/>
-            <w:vAlign w:val="center"/>
-            <w:hideMark/>
-          </w:tcPr>
-          <w:p>
-            <w:pPr>
-              <w:rPr>
-                <w:rFonts w:ascii="Arial" w:hAnsi="Arial" w:cs="Arial"/>
-                <w:bCs/>
-                <w:lang w:val="en-US"/>
-              </w:rPr>
-            </w:pPr>
-            <w:r>
-              <w:rPr>
-                <w:rFonts w:ascii="Arial" w:hAnsi="Arial" w:cs="Arial"/>
-                <w:bCs/>
-                <w:lang w:val="en-US"/>
-              </w:rPr>
-              <w:t>0,75</w:t>
+            <w:tcW w:w="1200" w:type="dxa"/>
+            <w:tcBorders>
+              <w:top w:val="nil"/>
+              <w:left w:val="nil"/>
+              <w:bottom w:val="nil"/>
+              <w:right w:val="nil"/>
+            </w:tcBorders>
+            <w:noWrap/>
+            <w:vAlign w:val="bottom"/>
+            <w:hideMark/>
+          </w:tcPr>
+          <w:p>
+            <w:pPr>
+              <w:jc w:val="right"/>
+              <w:rPr>
+                <w:rFonts w:ascii="Aptos Narrow" w:hAnsi="Aptos Narrow"/>
+                <w:color w:val="000000"/>
+                <w:sz w:val="22"/>
+                <w:szCs w:val="22"/>
+              </w:rPr>
+            </w:pPr>
+            <w:r>
+              <w:rPr>
+                <w:rFonts w:ascii="Aptos Narrow" w:hAnsi="Aptos Narrow"/>
+                <w:color w:val="000000"/>
+                <w:sz w:val="22"/>
+                <w:szCs w:val="22"/>
+              </w:rPr>
+              <w:t>55000</w:t>
+            </w:r>
+          </w:p>
+        </w:tc>
+        <w:tc>
+          <w:tcPr>
+            <w:tcW w:w="1200" w:type="dxa"/>
+            <w:tcBorders>
+              <w:top w:val="nil"/>
+              <w:left w:val="nil"/>
+              <w:bottom w:val="nil"/>
+              <w:right w:val="nil"/>
+            </w:tcBorders>
+            <w:noWrap/>
+            <w:vAlign w:val="bottom"/>
+            <w:hideMark/>
+          </w:tcPr>
+          <w:p>
+            <w:pPr>
+              <w:jc w:val="right"/>
+              <w:rPr>
+                <w:rFonts w:ascii="Aptos Narrow" w:hAnsi="Aptos Narrow"/>
+                <w:color w:val="000000"/>
+                <w:sz w:val="22"/>
+                <w:szCs w:val="22"/>
+              </w:rPr>
+            </w:pPr>
+            <w:r>
+              <w:rPr>
+                <w:rFonts w:ascii="Aptos Narrow" w:hAnsi="Aptos Narrow"/>
+                <w:color w:val="000000"/>
+                <w:sz w:val="22"/>
+                <w:szCs w:val="22"/>
+              </w:rPr>
+              <w:t>0.74</w:t>
+            </w:r>
+          </w:p>
+        </w:tc>
+        <w:tc>
+          <w:tcPr>
+            <w:tcW w:w="1200" w:type="dxa"/>
+            <w:tcBorders>
+              <w:top w:val="nil"/>
+              <w:left w:val="nil"/>
+              <w:bottom w:val="nil"/>
+              <w:right w:val="nil"/>
+            </w:tcBorders>
+            <w:noWrap/>
+            <w:vAlign w:val="bottom"/>
+            <w:hideMark/>
+          </w:tcPr>
+          <w:p>
+            <w:pPr>
+              <w:jc w:val="right"/>
+              <w:rPr>
+                <w:rFonts w:ascii="Aptos Narrow" w:hAnsi="Aptos Narrow"/>
+                <w:color w:val="000000"/>
+                <w:sz w:val="22"/>
+                <w:szCs w:val="22"/>
+              </w:rPr>
+            </w:pPr>
+            <w:r>
+              <w:rPr>
+                <w:rFonts w:ascii="Aptos Narrow" w:hAnsi="Aptos Narrow"/>
+                <w:color w:val="000000"/>
+                <w:sz w:val="22"/>
+                <w:szCs w:val="22"/>
+              </w:rPr>
+              <w:t>0.0074</w:t>
+            </w:r>
+          </w:p>
+        </w:tc>
+        <w:tc>
+          <w:tcPr>
+            <w:tcW w:w="1200" w:type="dxa"/>
+            <w:tcBorders>
+              <w:top w:val="nil"/>
+              <w:left w:val="nil"/>
+              <w:bottom w:val="nil"/>
+              <w:right w:val="nil"/>
+            </w:tcBorders>
+            <w:noWrap/>
+            <w:vAlign w:val="bottom"/>
+            <w:hideMark/>
+          </w:tcPr>
+          <w:p>
+            <w:pPr>
+              <w:jc w:val="right"/>
+              <w:rPr>
+                <w:rFonts w:ascii="Aptos Narrow" w:hAnsi="Aptos Narrow"/>
+                <w:color w:val="000000"/>
+                <w:sz w:val="22"/>
+                <w:szCs w:val="22"/>
+              </w:rPr>
+            </w:pPr>
+            <w:r>
+              <w:rPr>
+                <w:rFonts w:ascii="Aptos Narrow" w:hAnsi="Aptos Narrow"/>
+                <w:color w:val="000000"/>
+                <w:sz w:val="22"/>
+                <w:szCs w:val="22"/>
+              </w:rPr>
+              <w:t>3.76</w:t>
+            </w:r>
+          </w:p>
+        </w:tc>
+        <w:tc>
+          <w:tcPr>
+            <w:tcW w:w="1200" w:type="dxa"/>
+            <w:tcBorders>
+              <w:top w:val="nil"/>
+              <w:left w:val="nil"/>
+              <w:bottom w:val="nil"/>
+              <w:right w:val="nil"/>
+            </w:tcBorders>
+            <w:noWrap/>
+            <w:vAlign w:val="bottom"/>
+            <w:hideMark/>
+          </w:tcPr>
+          <w:p>
+            <w:pPr>
+              <w:jc w:val="right"/>
+              <w:rPr>
+                <w:rFonts w:ascii="Aptos Narrow" w:hAnsi="Aptos Narrow"/>
+                <w:color w:val="000000"/>
+                <w:sz w:val="22"/>
+                <w:szCs w:val="22"/>
+              </w:rPr>
+            </w:pPr>
+            <w:r>
+              <w:rPr>
+                <w:rFonts w:ascii="Aptos Narrow" w:hAnsi="Aptos Narrow"/>
+                <w:color w:val="000000"/>
+                <w:sz w:val="22"/>
+                <w:szCs w:val="22"/>
+              </w:rPr>
+              <w:t>2.16</w:t>
             </w:r>
           </w:p>
         </w:tc>
       </w:tr>
       <w:tr>
         <w:trPr>
-          <w:tblCellSpacing w:w="15" w:type="dxa"/>
+          <w:trHeight w:val="300"/>
         </w:trPr>
         <w:tc>
           <w:tcPr>
-            <w:tcW w:w="0" w:type="auto"/>
-            <w:vAlign w:val="center"/>
-            <w:hideMark/>
-          </w:tcPr>
-          <w:p>
-            <w:pPr>
-              <w:rPr>
-                <w:rFonts w:ascii="Arial" w:hAnsi="Arial" w:cs="Arial"/>
-                <w:bCs/>
-                <w:lang w:val="en-US"/>
-              </w:rPr>
-            </w:pPr>
-            <w:r>
-              <w:rPr>
-                <w:rFonts w:ascii="Arial" w:hAnsi="Arial" w:cs="Arial"/>
-                <w:bCs/>
-                <w:lang w:val="en-US"/>
-              </w:rPr>
-              <w:t>65 000</w:t>
-            </w:r>
-          </w:p>
-        </w:tc>
-        <w:tc>
-          <w:tcPr>
-            <w:tcW w:w="0" w:type="auto"/>
-            <w:vAlign w:val="center"/>
-            <w:hideMark/>
-          </w:tcPr>
-          <w:p>
-            <w:pPr>
-              <w:rPr>
-                <w:rFonts w:ascii="Arial" w:hAnsi="Arial" w:cs="Arial"/>
-                <w:bCs/>
-                <w:lang w:val="en-US"/>
-              </w:rPr>
-            </w:pPr>
-            <w:r>
-              <w:rPr>
-                <w:rFonts w:ascii="Arial" w:hAnsi="Arial" w:cs="Arial"/>
-                <w:bCs/>
-                <w:lang w:val="en-US"/>
-              </w:rPr>
-              <w:t>0,55</w:t>
-            </w:r>
-          </w:p>
-        </w:tc>
-        <w:tc>
-          <w:tcPr>
-            <w:tcW w:w="0" w:type="auto"/>
-            <w:vAlign w:val="center"/>
-            <w:hideMark/>
-          </w:tcPr>
-          <w:p>
-            <w:pPr>
-              <w:rPr>
-                <w:rFonts w:ascii="Arial" w:hAnsi="Arial" w:cs="Arial"/>
-                <w:bCs/>
-                <w:lang w:val="en-US"/>
-              </w:rPr>
-            </w:pPr>
-            <w:r>
-              <w:rPr>
-                <w:rFonts w:ascii="Arial" w:hAnsi="Arial" w:cs="Arial"/>
-                <w:bCs/>
-                <w:lang w:val="en-US"/>
-              </w:rPr>
-              <w:t>0,0055</w:t>
-            </w:r>
-          </w:p>
-        </w:tc>
-        <w:tc>
-          <w:tcPr>
-            <w:tcW w:w="0" w:type="auto"/>
-            <w:vAlign w:val="center"/>
-            <w:hideMark/>
-          </w:tcPr>
-          <w:p>
-            <w:pPr>
-              <w:rPr>
-                <w:rFonts w:ascii="Arial" w:hAnsi="Arial" w:cs="Arial"/>
-                <w:bCs/>
-                <w:lang w:val="en-US"/>
-              </w:rPr>
-            </w:pPr>
-            <w:r>
-              <w:rPr>
-                <w:rFonts w:ascii="Arial" w:hAnsi="Arial" w:cs="Arial"/>
-                <w:bCs/>
-                <w:lang w:val="en-US"/>
-              </w:rPr>
-              <w:t>0,60</w:t>
-            </w:r>
-          </w:p>
-        </w:tc>
-        <w:tc>
-          <w:tcPr>
-            <w:tcW w:w="0" w:type="auto"/>
-            <w:vAlign w:val="center"/>
-            <w:hideMark/>
-          </w:tcPr>
-          <w:p>
-            <w:pPr>
-              <w:rPr>
-                <w:rFonts w:ascii="Arial" w:hAnsi="Arial" w:cs="Arial"/>
-                <w:bCs/>
-                <w:lang w:val="en-US"/>
-              </w:rPr>
-            </w:pPr>
-            <w:r>
-              <w:rPr>
-                <w:rFonts w:ascii="Arial" w:hAnsi="Arial" w:cs="Arial"/>
-                <w:bCs/>
-                <w:lang w:val="en-US"/>
-              </w:rPr>
-              <w:t>0,60</w:t>
+            <w:tcW w:w="1200" w:type="dxa"/>
+            <w:tcBorders>
+              <w:top w:val="nil"/>
+              <w:left w:val="nil"/>
+              <w:bottom w:val="nil"/>
+              <w:right w:val="nil"/>
+            </w:tcBorders>
+            <w:noWrap/>
+            <w:vAlign w:val="bottom"/>
+            <w:hideMark/>
+          </w:tcPr>
+          <w:p>
+            <w:pPr>
+              <w:jc w:val="right"/>
+              <w:rPr>
+                <w:rFonts w:ascii="Aptos Narrow" w:hAnsi="Aptos Narrow"/>
+                <w:color w:val="000000"/>
+                <w:sz w:val="22"/>
+                <w:szCs w:val="22"/>
+              </w:rPr>
+            </w:pPr>
+            <w:r>
+              <w:rPr>
+                <w:rFonts w:ascii="Aptos Narrow" w:hAnsi="Aptos Narrow"/>
+                <w:color w:val="000000"/>
+                <w:sz w:val="22"/>
+                <w:szCs w:val="22"/>
+              </w:rPr>
+              <w:t>60000</w:t>
+            </w:r>
+          </w:p>
+        </w:tc>
+        <w:tc>
+          <w:tcPr>
+            <w:tcW w:w="1200" w:type="dxa"/>
+            <w:tcBorders>
+              <w:top w:val="nil"/>
+              <w:left w:val="nil"/>
+              <w:bottom w:val="nil"/>
+              <w:right w:val="nil"/>
+            </w:tcBorders>
+            <w:noWrap/>
+            <w:vAlign w:val="bottom"/>
+            <w:hideMark/>
+          </w:tcPr>
+          <w:p>
+            <w:pPr>
+              <w:jc w:val="right"/>
+              <w:rPr>
+                <w:rFonts w:ascii="Aptos Narrow" w:hAnsi="Aptos Narrow"/>
+                <w:color w:val="000000"/>
+                <w:sz w:val="22"/>
+                <w:szCs w:val="22"/>
+              </w:rPr>
+            </w:pPr>
+            <w:r>
+              <w:rPr>
+                <w:rFonts w:ascii="Aptos Narrow" w:hAnsi="Aptos Narrow"/>
+                <w:color w:val="000000"/>
+                <w:sz w:val="22"/>
+                <w:szCs w:val="22"/>
+              </w:rPr>
+              <w:t>0.68</w:t>
+            </w:r>
+          </w:p>
+        </w:tc>
+        <w:tc>
+          <w:tcPr>
+            <w:tcW w:w="1200" w:type="dxa"/>
+            <w:tcBorders>
+              <w:top w:val="nil"/>
+              <w:left w:val="nil"/>
+              <w:bottom w:val="nil"/>
+              <w:right w:val="nil"/>
+            </w:tcBorders>
+            <w:noWrap/>
+            <w:vAlign w:val="bottom"/>
+            <w:hideMark/>
+          </w:tcPr>
+          <w:p>
+            <w:pPr>
+              <w:jc w:val="right"/>
+              <w:rPr>
+                <w:rFonts w:ascii="Aptos Narrow" w:hAnsi="Aptos Narrow"/>
+                <w:color w:val="000000"/>
+                <w:sz w:val="22"/>
+                <w:szCs w:val="22"/>
+              </w:rPr>
+            </w:pPr>
+            <w:r>
+              <w:rPr>
+                <w:rFonts w:ascii="Aptos Narrow" w:hAnsi="Aptos Narrow"/>
+                <w:color w:val="000000"/>
+                <w:sz w:val="22"/>
+                <w:szCs w:val="22"/>
+              </w:rPr>
+              <w:t>0.0068</w:t>
+            </w:r>
+          </w:p>
+        </w:tc>
+        <w:tc>
+          <w:tcPr>
+            <w:tcW w:w="1200" w:type="dxa"/>
+            <w:tcBorders>
+              <w:top w:val="nil"/>
+              <w:left w:val="nil"/>
+              <w:bottom w:val="nil"/>
+              <w:right w:val="nil"/>
+            </w:tcBorders>
+            <w:noWrap/>
+            <w:vAlign w:val="bottom"/>
+            <w:hideMark/>
+          </w:tcPr>
+          <w:p>
+            <w:pPr>
+              <w:jc w:val="right"/>
+              <w:rPr>
+                <w:rFonts w:ascii="Aptos Narrow" w:hAnsi="Aptos Narrow"/>
+                <w:color w:val="000000"/>
+                <w:sz w:val="22"/>
+                <w:szCs w:val="22"/>
+              </w:rPr>
+            </w:pPr>
+            <w:r>
+              <w:rPr>
+                <w:rFonts w:ascii="Aptos Narrow" w:hAnsi="Aptos Narrow"/>
+                <w:color w:val="000000"/>
+                <w:sz w:val="22"/>
+                <w:szCs w:val="22"/>
+              </w:rPr>
+              <w:t>3.36</w:t>
+            </w:r>
+          </w:p>
+        </w:tc>
+        <w:tc>
+          <w:tcPr>
+            <w:tcW w:w="1200" w:type="dxa"/>
+            <w:tcBorders>
+              <w:top w:val="nil"/>
+              <w:left w:val="nil"/>
+              <w:bottom w:val="nil"/>
+              <w:right w:val="nil"/>
+            </w:tcBorders>
+            <w:noWrap/>
+            <w:vAlign w:val="bottom"/>
+            <w:hideMark/>
+          </w:tcPr>
+          <w:p>
+            <w:pPr>
+              <w:jc w:val="right"/>
+              <w:rPr>
+                <w:rFonts w:ascii="Aptos Narrow" w:hAnsi="Aptos Narrow"/>
+                <w:color w:val="000000"/>
+                <w:sz w:val="22"/>
+                <w:szCs w:val="22"/>
+              </w:rPr>
+            </w:pPr>
+            <w:r>
+              <w:rPr>
+                <w:rFonts w:ascii="Aptos Narrow" w:hAnsi="Aptos Narrow"/>
+                <w:color w:val="000000"/>
+                <w:sz w:val="22"/>
+                <w:szCs w:val="22"/>
+              </w:rPr>
+              <w:t>1.68</w:t>
             </w:r>
           </w:p>
         </w:tc>
       </w:tr>
       <w:tr>
         <w:trPr>
-          <w:tblCellSpacing w:w="15" w:type="dxa"/>
+          <w:trHeight w:val="300"/>
         </w:trPr>
         <w:tc>
           <w:tcPr>
-            <w:tcW w:w="0" w:type="auto"/>
-            <w:vAlign w:val="center"/>
-            <w:hideMark/>
-          </w:tcPr>
-          <w:p>
-            <w:pPr>
-              <w:rPr>
-                <w:rFonts w:ascii="Arial" w:hAnsi="Arial" w:cs="Arial"/>
-                <w:bCs/>
-                <w:lang w:val="en-US"/>
-              </w:rPr>
-            </w:pPr>
-            <w:r>
-              <w:rPr>
-                <w:rFonts w:ascii="Arial" w:hAnsi="Arial" w:cs="Arial"/>
-                <w:bCs/>
-                <w:lang w:val="en-US"/>
-              </w:rPr>
-              <w:t>70 000</w:t>
-            </w:r>
-          </w:p>
-        </w:tc>
-        <w:tc>
-          <w:tcPr>
-            <w:tcW w:w="0" w:type="auto"/>
-            <w:vAlign w:val="center"/>
-            <w:hideMark/>
-          </w:tcPr>
-          <w:p>
-            <w:pPr>
-              <w:rPr>
-                <w:rFonts w:ascii="Arial" w:hAnsi="Arial" w:cs="Arial"/>
-                <w:bCs/>
-                <w:lang w:val="en-US"/>
-              </w:rPr>
-            </w:pPr>
-            <w:r>
-              <w:rPr>
-                <w:rFonts w:ascii="Arial" w:hAnsi="Arial" w:cs="Arial"/>
-                <w:bCs/>
-                <w:lang w:val="en-US"/>
-              </w:rPr>
-              <w:t>0,45</w:t>
-            </w:r>
-          </w:p>
-        </w:tc>
-        <w:tc>
-          <w:tcPr>
-            <w:tcW w:w="0" w:type="auto"/>
-            <w:vAlign w:val="center"/>
-            <w:hideMark/>
-          </w:tcPr>
-          <w:p>
-            <w:pPr>
-              <w:rPr>
-                <w:rFonts w:ascii="Arial" w:hAnsi="Arial" w:cs="Arial"/>
-                <w:bCs/>
-                <w:lang w:val="en-US"/>
-              </w:rPr>
-            </w:pPr>
-            <w:r>
-              <w:rPr>
-                <w:rFonts w:ascii="Arial" w:hAnsi="Arial" w:cs="Arial"/>
-                <w:bCs/>
-                <w:lang w:val="en-US"/>
-              </w:rPr>
-              <w:t>0,0045</w:t>
-            </w:r>
-          </w:p>
-        </w:tc>
-        <w:tc>
-          <w:tcPr>
-            <w:tcW w:w="0" w:type="auto"/>
-            <w:vAlign w:val="center"/>
-            <w:hideMark/>
-          </w:tcPr>
-          <w:p>
-            <w:pPr>
-              <w:rPr>
-                <w:rFonts w:ascii="Arial" w:hAnsi="Arial" w:cs="Arial"/>
-                <w:bCs/>
-                <w:lang w:val="en-US"/>
-              </w:rPr>
-            </w:pPr>
-            <w:r>
-              <w:rPr>
-                <w:rFonts w:ascii="Arial" w:hAnsi="Arial" w:cs="Arial"/>
-                <w:bCs/>
-                <w:lang w:val="en-US"/>
-              </w:rPr>
-              <w:t>0,45</w:t>
-            </w:r>
-          </w:p>
-        </w:tc>
-        <w:tc>
-          <w:tcPr>
-            <w:tcW w:w="0" w:type="auto"/>
-            <w:vAlign w:val="center"/>
-            <w:hideMark/>
-          </w:tcPr>
-          <w:p>
-            <w:pPr>
-              <w:rPr>
-                <w:rFonts w:ascii="Arial" w:hAnsi="Arial" w:cs="Arial"/>
-                <w:bCs/>
-                <w:lang w:val="en-US"/>
-              </w:rPr>
-            </w:pPr>
-            <w:r>
-              <w:rPr>
-                <w:rFonts w:ascii="Arial" w:hAnsi="Arial" w:cs="Arial"/>
-                <w:bCs/>
-                <w:lang w:val="en-US"/>
-              </w:rPr>
-              <w:t>0,45</w:t>
-            </w:r>
+            <w:tcW w:w="1200" w:type="dxa"/>
+            <w:tcBorders>
+              <w:top w:val="nil"/>
+              <w:left w:val="nil"/>
+              <w:bottom w:val="nil"/>
+              <w:right w:val="nil"/>
+            </w:tcBorders>
+            <w:noWrap/>
+            <w:vAlign w:val="bottom"/>
+            <w:hideMark/>
+          </w:tcPr>
+          <w:p>
+            <w:pPr>
+              <w:jc w:val="right"/>
+              <w:rPr>
+                <w:rFonts w:ascii="Aptos Narrow" w:hAnsi="Aptos Narrow"/>
+                <w:color w:val="000000"/>
+                <w:sz w:val="22"/>
+                <w:szCs w:val="22"/>
+              </w:rPr>
+            </w:pPr>
+            <w:r>
+              <w:rPr>
+                <w:rFonts w:ascii="Aptos Narrow" w:hAnsi="Aptos Narrow"/>
+                <w:color w:val="000000"/>
+                <w:sz w:val="22"/>
+                <w:szCs w:val="22"/>
+              </w:rPr>
+              <w:t>70000</w:t>
+            </w:r>
+          </w:p>
+        </w:tc>
+        <w:tc>
+          <w:tcPr>
+            <w:tcW w:w="1200" w:type="dxa"/>
+            <w:tcBorders>
+              <w:top w:val="nil"/>
+              <w:left w:val="nil"/>
+              <w:bottom w:val="nil"/>
+              <w:right w:val="nil"/>
+            </w:tcBorders>
+            <w:noWrap/>
+            <w:vAlign w:val="bottom"/>
+            <w:hideMark/>
+          </w:tcPr>
+          <w:p>
+            <w:pPr>
+              <w:jc w:val="right"/>
+              <w:rPr>
+                <w:rFonts w:ascii="Aptos Narrow" w:hAnsi="Aptos Narrow"/>
+                <w:color w:val="000000"/>
+                <w:sz w:val="22"/>
+                <w:szCs w:val="22"/>
+              </w:rPr>
+            </w:pPr>
+            <w:r>
+              <w:rPr>
+                <w:rFonts w:ascii="Aptos Narrow" w:hAnsi="Aptos Narrow"/>
+                <w:color w:val="000000"/>
+                <w:sz w:val="22"/>
+                <w:szCs w:val="22"/>
+              </w:rPr>
+              <w:t>0.48</w:t>
+            </w:r>
+          </w:p>
+        </w:tc>
+        <w:tc>
+          <w:tcPr>
+            <w:tcW w:w="1200" w:type="dxa"/>
+            <w:tcBorders>
+              <w:top w:val="nil"/>
+              <w:left w:val="nil"/>
+              <w:bottom w:val="nil"/>
+              <w:right w:val="nil"/>
+            </w:tcBorders>
+            <w:noWrap/>
+            <w:vAlign w:val="bottom"/>
+            <w:hideMark/>
+          </w:tcPr>
+          <w:p>
+            <w:pPr>
+              <w:jc w:val="right"/>
+              <w:rPr>
+                <w:rFonts w:ascii="Aptos Narrow" w:hAnsi="Aptos Narrow"/>
+                <w:color w:val="000000"/>
+                <w:sz w:val="22"/>
+                <w:szCs w:val="22"/>
+              </w:rPr>
+            </w:pPr>
+            <w:r>
+              <w:rPr>
+                <w:rFonts w:ascii="Aptos Narrow" w:hAnsi="Aptos Narrow"/>
+                <w:color w:val="000000"/>
+                <w:sz w:val="22"/>
+                <w:szCs w:val="22"/>
+              </w:rPr>
+              <w:t>0.0048</w:t>
+            </w:r>
+          </w:p>
+        </w:tc>
+        <w:tc>
+          <w:tcPr>
+            <w:tcW w:w="1200" w:type="dxa"/>
+            <w:tcBorders>
+              <w:top w:val="nil"/>
+              <w:left w:val="nil"/>
+              <w:bottom w:val="nil"/>
+              <w:right w:val="nil"/>
+            </w:tcBorders>
+            <w:noWrap/>
+            <w:vAlign w:val="bottom"/>
+            <w:hideMark/>
+          </w:tcPr>
+          <w:p>
+            <w:pPr>
+              <w:jc w:val="right"/>
+              <w:rPr>
+                <w:rFonts w:ascii="Aptos Narrow" w:hAnsi="Aptos Narrow"/>
+                <w:color w:val="000000"/>
+                <w:sz w:val="22"/>
+                <w:szCs w:val="22"/>
+              </w:rPr>
+            </w:pPr>
+            <w:r>
+              <w:rPr>
+                <w:rFonts w:ascii="Aptos Narrow" w:hAnsi="Aptos Narrow"/>
+                <w:color w:val="000000"/>
+                <w:sz w:val="22"/>
+                <w:szCs w:val="22"/>
+              </w:rPr>
+              <w:t>2.92</w:t>
+            </w:r>
+          </w:p>
+        </w:tc>
+        <w:tc>
+          <w:tcPr>
+            <w:tcW w:w="1200" w:type="dxa"/>
+            <w:tcBorders>
+              <w:top w:val="nil"/>
+              <w:left w:val="nil"/>
+              <w:bottom w:val="nil"/>
+              <w:right w:val="nil"/>
+            </w:tcBorders>
+            <w:noWrap/>
+            <w:vAlign w:val="bottom"/>
+            <w:hideMark/>
+          </w:tcPr>
+          <w:p>
+            <w:pPr>
+              <w:jc w:val="right"/>
+              <w:rPr>
+                <w:rFonts w:ascii="Aptos Narrow" w:hAnsi="Aptos Narrow"/>
+                <w:color w:val="000000"/>
+                <w:sz w:val="22"/>
+                <w:szCs w:val="22"/>
+              </w:rPr>
+            </w:pPr>
+            <w:r>
+              <w:rPr>
+                <w:rFonts w:ascii="Aptos Narrow" w:hAnsi="Aptos Narrow"/>
+                <w:color w:val="000000"/>
+                <w:sz w:val="22"/>
+                <w:szCs w:val="22"/>
+              </w:rPr>
+              <w:t>1.2</w:t>
+            </w:r>
+          </w:p>
+        </w:tc>
+      </w:tr>
+      <w:tr>
+        <w:trPr>
+          <w:trHeight w:val="300"/>
+        </w:trPr>
+        <w:tc>
+          <w:tcPr>
+            <w:tcW w:w="1200" w:type="dxa"/>
+            <w:tcBorders>
+              <w:top w:val="nil"/>
+              <w:left w:val="nil"/>
+              <w:bottom w:val="nil"/>
+              <w:right w:val="nil"/>
+            </w:tcBorders>
+            <w:noWrap/>
+            <w:vAlign w:val="bottom"/>
+            <w:hideMark/>
+          </w:tcPr>
+          <w:p>
+            <w:pPr>
+              <w:jc w:val="right"/>
+              <w:rPr>
+                <w:rFonts w:ascii="Aptos Narrow" w:hAnsi="Aptos Narrow"/>
+                <w:color w:val="000000"/>
+                <w:sz w:val="22"/>
+                <w:szCs w:val="22"/>
+              </w:rPr>
+            </w:pPr>
+            <w:r>
+              <w:rPr>
+                <w:rFonts w:ascii="Aptos Narrow" w:hAnsi="Aptos Narrow"/>
+                <w:color w:val="000000"/>
+                <w:sz w:val="22"/>
+                <w:szCs w:val="22"/>
+              </w:rPr>
+              <w:t>80000</w:t>
+            </w:r>
+          </w:p>
+        </w:tc>
+        <w:tc>
+          <w:tcPr>
+            <w:tcW w:w="1200" w:type="dxa"/>
+            <w:tcBorders>
+              <w:top w:val="nil"/>
+              <w:left w:val="nil"/>
+              <w:bottom w:val="nil"/>
+              <w:right w:val="nil"/>
+            </w:tcBorders>
+            <w:noWrap/>
+            <w:vAlign w:val="bottom"/>
+            <w:hideMark/>
+          </w:tcPr>
+          <w:p>
+            <w:pPr>
+              <w:jc w:val="right"/>
+              <w:rPr>
+                <w:rFonts w:ascii="Aptos Narrow" w:hAnsi="Aptos Narrow"/>
+                <w:color w:val="000000"/>
+                <w:sz w:val="22"/>
+                <w:szCs w:val="22"/>
+              </w:rPr>
+            </w:pPr>
+            <w:r>
+              <w:rPr>
+                <w:rFonts w:ascii="Aptos Narrow" w:hAnsi="Aptos Narrow"/>
+                <w:color w:val="000000"/>
+                <w:sz w:val="22"/>
+                <w:szCs w:val="22"/>
+              </w:rPr>
+              <w:t>0.39</w:t>
+            </w:r>
+          </w:p>
+        </w:tc>
+        <w:tc>
+          <w:tcPr>
+            <w:tcW w:w="1200" w:type="dxa"/>
+            <w:tcBorders>
+              <w:top w:val="nil"/>
+              <w:left w:val="nil"/>
+              <w:bottom w:val="nil"/>
+              <w:right w:val="nil"/>
+            </w:tcBorders>
+            <w:noWrap/>
+            <w:vAlign w:val="bottom"/>
+            <w:hideMark/>
+          </w:tcPr>
+          <w:p>
+            <w:pPr>
+              <w:jc w:val="right"/>
+              <w:rPr>
+                <w:rFonts w:ascii="Aptos Narrow" w:hAnsi="Aptos Narrow"/>
+                <w:color w:val="000000"/>
+                <w:sz w:val="22"/>
+                <w:szCs w:val="22"/>
+              </w:rPr>
+            </w:pPr>
+            <w:r>
+              <w:rPr>
+                <w:rFonts w:ascii="Aptos Narrow" w:hAnsi="Aptos Narrow"/>
+                <w:color w:val="000000"/>
+                <w:sz w:val="22"/>
+                <w:szCs w:val="22"/>
+              </w:rPr>
+              <w:t>0.0039</w:t>
+            </w:r>
+          </w:p>
+        </w:tc>
+        <w:tc>
+          <w:tcPr>
+            <w:tcW w:w="1200" w:type="dxa"/>
+            <w:tcBorders>
+              <w:top w:val="nil"/>
+              <w:left w:val="nil"/>
+              <w:bottom w:val="nil"/>
+              <w:right w:val="nil"/>
+            </w:tcBorders>
+            <w:noWrap/>
+            <w:vAlign w:val="bottom"/>
+            <w:hideMark/>
+          </w:tcPr>
+          <w:p>
+            <w:pPr>
+              <w:jc w:val="right"/>
+              <w:rPr>
+                <w:rFonts w:ascii="Aptos Narrow" w:hAnsi="Aptos Narrow"/>
+                <w:color w:val="000000"/>
+                <w:sz w:val="22"/>
+                <w:szCs w:val="22"/>
+              </w:rPr>
+            </w:pPr>
+            <w:r>
+              <w:rPr>
+                <w:rFonts w:ascii="Aptos Narrow" w:hAnsi="Aptos Narrow"/>
+                <w:color w:val="000000"/>
+                <w:sz w:val="22"/>
+                <w:szCs w:val="22"/>
+              </w:rPr>
+              <w:t>2.68</w:t>
+            </w:r>
+          </w:p>
+        </w:tc>
+        <w:tc>
+          <w:tcPr>
+            <w:tcW w:w="1200" w:type="dxa"/>
+            <w:tcBorders>
+              <w:top w:val="nil"/>
+              <w:left w:val="nil"/>
+              <w:bottom w:val="nil"/>
+              <w:right w:val="nil"/>
+            </w:tcBorders>
+            <w:noWrap/>
+            <w:vAlign w:val="bottom"/>
+            <w:hideMark/>
+          </w:tcPr>
+          <w:p>
+            <w:pPr>
+              <w:jc w:val="right"/>
+              <w:rPr>
+                <w:rFonts w:ascii="Aptos Narrow" w:hAnsi="Aptos Narrow"/>
+                <w:color w:val="000000"/>
+                <w:sz w:val="22"/>
+                <w:szCs w:val="22"/>
+              </w:rPr>
+            </w:pPr>
+            <w:r>
+              <w:rPr>
+                <w:rFonts w:ascii="Aptos Narrow" w:hAnsi="Aptos Narrow"/>
+                <w:color w:val="000000"/>
+                <w:sz w:val="22"/>
+                <w:szCs w:val="22"/>
+              </w:rPr>
+              <w:t>0.8</w:t>
+            </w:r>
+          </w:p>
+        </w:tc>
+      </w:tr>
+      <w:tr>
+        <w:trPr>
+          <w:trHeight w:val="300"/>
+        </w:trPr>
+        <w:tc>
+          <w:tcPr>
+            <w:tcW w:w="1200" w:type="dxa"/>
+            <w:tcBorders>
+              <w:top w:val="nil"/>
+              <w:left w:val="nil"/>
+              <w:bottom w:val="nil"/>
+              <w:right w:val="nil"/>
+            </w:tcBorders>
+            <w:noWrap/>
+            <w:vAlign w:val="bottom"/>
+            <w:hideMark/>
+          </w:tcPr>
+          <w:p>
+            <w:pPr>
+              <w:jc w:val="right"/>
+              <w:rPr>
+                <w:rFonts w:ascii="Aptos Narrow" w:hAnsi="Aptos Narrow"/>
+                <w:color w:val="000000"/>
+                <w:sz w:val="22"/>
+                <w:szCs w:val="22"/>
+              </w:rPr>
+            </w:pPr>
+            <w:r>
+              <w:rPr>
+                <w:rFonts w:ascii="Aptos Narrow" w:hAnsi="Aptos Narrow"/>
+                <w:color w:val="000000"/>
+                <w:sz w:val="22"/>
+                <w:szCs w:val="22"/>
+              </w:rPr>
+              <w:t>100000</w:t>
+            </w:r>
+          </w:p>
+        </w:tc>
+        <w:tc>
+          <w:tcPr>
+            <w:tcW w:w="1200" w:type="dxa"/>
+            <w:tcBorders>
+              <w:top w:val="nil"/>
+              <w:left w:val="nil"/>
+              <w:bottom w:val="nil"/>
+              <w:right w:val="nil"/>
+            </w:tcBorders>
+            <w:noWrap/>
+            <w:vAlign w:val="bottom"/>
+            <w:hideMark/>
+          </w:tcPr>
+          <w:p>
+            <w:pPr>
+              <w:jc w:val="right"/>
+              <w:rPr>
+                <w:rFonts w:ascii="Aptos Narrow" w:hAnsi="Aptos Narrow"/>
+                <w:color w:val="000000"/>
+                <w:sz w:val="22"/>
+                <w:szCs w:val="22"/>
+              </w:rPr>
+            </w:pPr>
+            <w:r>
+              <w:rPr>
+                <w:rFonts w:ascii="Aptos Narrow" w:hAnsi="Aptos Narrow"/>
+                <w:color w:val="000000"/>
+                <w:sz w:val="22"/>
+                <w:szCs w:val="22"/>
+              </w:rPr>
+              <w:t>0.34</w:t>
+            </w:r>
+          </w:p>
+        </w:tc>
+        <w:tc>
+          <w:tcPr>
+            <w:tcW w:w="1200" w:type="dxa"/>
+            <w:tcBorders>
+              <w:top w:val="nil"/>
+              <w:left w:val="nil"/>
+              <w:bottom w:val="nil"/>
+              <w:right w:val="nil"/>
+            </w:tcBorders>
+            <w:noWrap/>
+            <w:vAlign w:val="bottom"/>
+            <w:hideMark/>
+          </w:tcPr>
+          <w:p>
+            <w:pPr>
+              <w:jc w:val="right"/>
+              <w:rPr>
+                <w:rFonts w:ascii="Aptos Narrow" w:hAnsi="Aptos Narrow"/>
+                <w:color w:val="000000"/>
+                <w:sz w:val="22"/>
+                <w:szCs w:val="22"/>
+              </w:rPr>
+            </w:pPr>
+            <w:r>
+              <w:rPr>
+                <w:rFonts w:ascii="Aptos Narrow" w:hAnsi="Aptos Narrow"/>
+                <w:color w:val="000000"/>
+                <w:sz w:val="22"/>
+                <w:szCs w:val="22"/>
+              </w:rPr>
+              <w:t>0.0034</w:t>
+            </w:r>
+          </w:p>
+        </w:tc>
+        <w:tc>
+          <w:tcPr>
+            <w:tcW w:w="1200" w:type="dxa"/>
+            <w:tcBorders>
+              <w:top w:val="nil"/>
+              <w:left w:val="nil"/>
+              <w:bottom w:val="nil"/>
+              <w:right w:val="nil"/>
+            </w:tcBorders>
+            <w:noWrap/>
+            <w:vAlign w:val="bottom"/>
+            <w:hideMark/>
+          </w:tcPr>
+          <w:p>
+            <w:pPr>
+              <w:jc w:val="right"/>
+              <w:rPr>
+                <w:rFonts w:ascii="Aptos Narrow" w:hAnsi="Aptos Narrow"/>
+                <w:color w:val="000000"/>
+                <w:sz w:val="22"/>
+                <w:szCs w:val="22"/>
+              </w:rPr>
+            </w:pPr>
+            <w:r>
+              <w:rPr>
+                <w:rFonts w:ascii="Aptos Narrow" w:hAnsi="Aptos Narrow"/>
+                <w:color w:val="000000"/>
+                <w:sz w:val="22"/>
+                <w:szCs w:val="22"/>
+              </w:rPr>
+              <w:t>2.36</w:t>
+            </w:r>
+          </w:p>
+        </w:tc>
+        <w:tc>
+          <w:tcPr>
+            <w:tcW w:w="1200" w:type="dxa"/>
+            <w:tcBorders>
+              <w:top w:val="nil"/>
+              <w:left w:val="nil"/>
+              <w:bottom w:val="nil"/>
+              <w:right w:val="nil"/>
+            </w:tcBorders>
+            <w:noWrap/>
+            <w:vAlign w:val="bottom"/>
+            <w:hideMark/>
+          </w:tcPr>
+          <w:p>
+            <w:pPr>
+              <w:jc w:val="right"/>
+              <w:rPr>
+                <w:rFonts w:ascii="Aptos Narrow" w:hAnsi="Aptos Narrow"/>
+                <w:color w:val="000000"/>
+                <w:sz w:val="22"/>
+                <w:szCs w:val="22"/>
+              </w:rPr>
+            </w:pPr>
+            <w:r>
+              <w:rPr>
+                <w:rFonts w:ascii="Aptos Narrow" w:hAnsi="Aptos Narrow"/>
+                <w:color w:val="000000"/>
+                <w:sz w:val="22"/>
+                <w:szCs w:val="22"/>
+              </w:rPr>
+              <w:t>0.56</w:t>
+            </w:r>
+          </w:p>
+        </w:tc>
+      </w:tr>
+      <w:tr>
+        <w:trPr>
+          <w:trHeight w:val="300"/>
+        </w:trPr>
+        <w:tc>
+          <w:tcPr>
+            <w:tcW w:w="1200" w:type="dxa"/>
+            <w:tcBorders>
+              <w:top w:val="nil"/>
+              <w:left w:val="nil"/>
+              <w:bottom w:val="nil"/>
+              <w:right w:val="nil"/>
+            </w:tcBorders>
+            <w:noWrap/>
+            <w:vAlign w:val="bottom"/>
+            <w:hideMark/>
+          </w:tcPr>
+          <w:p>
+            <w:pPr>
+              <w:jc w:val="right"/>
+              <w:rPr>
+                <w:rFonts w:ascii="Aptos Narrow" w:hAnsi="Aptos Narrow"/>
+                <w:color w:val="000000"/>
+                <w:sz w:val="22"/>
+                <w:szCs w:val="22"/>
+              </w:rPr>
+            </w:pPr>
+            <w:r>
+              <w:rPr>
+                <w:rFonts w:ascii="Aptos Narrow" w:hAnsi="Aptos Narrow"/>
+                <w:color w:val="000000"/>
+                <w:sz w:val="22"/>
+                <w:szCs w:val="22"/>
+              </w:rPr>
+              <w:t>150000</w:t>
+            </w:r>
+          </w:p>
+        </w:tc>
+        <w:tc>
+          <w:tcPr>
+            <w:tcW w:w="1200" w:type="dxa"/>
+            <w:tcBorders>
+              <w:top w:val="nil"/>
+              <w:left w:val="nil"/>
+              <w:bottom w:val="nil"/>
+              <w:right w:val="nil"/>
+            </w:tcBorders>
+            <w:noWrap/>
+            <w:vAlign w:val="bottom"/>
+            <w:hideMark/>
+          </w:tcPr>
+          <w:p>
+            <w:pPr>
+              <w:jc w:val="right"/>
+              <w:rPr>
+                <w:rFonts w:ascii="Aptos Narrow" w:hAnsi="Aptos Narrow"/>
+                <w:color w:val="000000"/>
+                <w:sz w:val="22"/>
+                <w:szCs w:val="22"/>
+              </w:rPr>
+            </w:pPr>
+            <w:r>
+              <w:rPr>
+                <w:rFonts w:ascii="Aptos Narrow" w:hAnsi="Aptos Narrow"/>
+                <w:color w:val="000000"/>
+                <w:sz w:val="22"/>
+                <w:szCs w:val="22"/>
+              </w:rPr>
+              <w:t>0.22</w:t>
+            </w:r>
+          </w:p>
+        </w:tc>
+        <w:tc>
+          <w:tcPr>
+            <w:tcW w:w="1200" w:type="dxa"/>
+            <w:tcBorders>
+              <w:top w:val="nil"/>
+              <w:left w:val="nil"/>
+              <w:bottom w:val="nil"/>
+              <w:right w:val="nil"/>
+            </w:tcBorders>
+            <w:noWrap/>
+            <w:vAlign w:val="bottom"/>
+            <w:hideMark/>
+          </w:tcPr>
+          <w:p>
+            <w:pPr>
+              <w:jc w:val="right"/>
+              <w:rPr>
+                <w:rFonts w:ascii="Aptos Narrow" w:hAnsi="Aptos Narrow"/>
+                <w:color w:val="000000"/>
+                <w:sz w:val="22"/>
+                <w:szCs w:val="22"/>
+              </w:rPr>
+            </w:pPr>
+            <w:r>
+              <w:rPr>
+                <w:rFonts w:ascii="Aptos Narrow" w:hAnsi="Aptos Narrow"/>
+                <w:color w:val="000000"/>
+                <w:sz w:val="22"/>
+                <w:szCs w:val="22"/>
+              </w:rPr>
+              <w:t>0.0022</w:t>
+            </w:r>
+          </w:p>
+        </w:tc>
+        <w:tc>
+          <w:tcPr>
+            <w:tcW w:w="1200" w:type="dxa"/>
+            <w:tcBorders>
+              <w:top w:val="nil"/>
+              <w:left w:val="nil"/>
+              <w:bottom w:val="nil"/>
+              <w:right w:val="nil"/>
+            </w:tcBorders>
+            <w:noWrap/>
+            <w:vAlign w:val="bottom"/>
+            <w:hideMark/>
+          </w:tcPr>
+          <w:p>
+            <w:pPr>
+              <w:jc w:val="right"/>
+              <w:rPr>
+                <w:rFonts w:ascii="Aptos Narrow" w:hAnsi="Aptos Narrow"/>
+                <w:color w:val="000000"/>
+                <w:sz w:val="22"/>
+                <w:szCs w:val="22"/>
+              </w:rPr>
+            </w:pPr>
+            <w:r>
+              <w:rPr>
+                <w:rFonts w:ascii="Aptos Narrow" w:hAnsi="Aptos Narrow"/>
+                <w:color w:val="000000"/>
+                <w:sz w:val="22"/>
+                <w:szCs w:val="22"/>
+              </w:rPr>
+              <w:t>2.16</w:t>
+            </w:r>
+          </w:p>
+        </w:tc>
+        <w:tc>
+          <w:tcPr>
+            <w:tcW w:w="1200" w:type="dxa"/>
+            <w:tcBorders>
+              <w:top w:val="nil"/>
+              <w:left w:val="nil"/>
+              <w:bottom w:val="nil"/>
+              <w:right w:val="nil"/>
+            </w:tcBorders>
+            <w:noWrap/>
+            <w:vAlign w:val="bottom"/>
+            <w:hideMark/>
+          </w:tcPr>
+          <w:p>
+            <w:pPr>
+              <w:jc w:val="right"/>
+              <w:rPr>
+                <w:rFonts w:ascii="Aptos Narrow" w:hAnsi="Aptos Narrow"/>
+                <w:color w:val="000000"/>
+                <w:sz w:val="22"/>
+                <w:szCs w:val="22"/>
+              </w:rPr>
+            </w:pPr>
+            <w:r>
+              <w:rPr>
+                <w:rFonts w:ascii="Aptos Narrow" w:hAnsi="Aptos Narrow"/>
+                <w:color w:val="000000"/>
+                <w:sz w:val="22"/>
+                <w:szCs w:val="22"/>
+              </w:rPr>
+              <w:t>0.24</w:t>
+            </w:r>
+          </w:p>
+        </w:tc>
+      </w:tr>
+      <w:tr>
+        <w:trPr>
+          <w:trHeight w:val="300"/>
+        </w:trPr>
+        <w:tc>
+          <w:tcPr>
+            <w:tcW w:w="1200" w:type="dxa"/>
+            <w:tcBorders>
+              <w:top w:val="nil"/>
+              <w:left w:val="nil"/>
+              <w:bottom w:val="nil"/>
+              <w:right w:val="nil"/>
+            </w:tcBorders>
+            <w:noWrap/>
+            <w:vAlign w:val="bottom"/>
+            <w:hideMark/>
+          </w:tcPr>
+          <w:p>
+            <w:pPr>
+              <w:jc w:val="right"/>
+              <w:rPr>
+                <w:rFonts w:ascii="Aptos Narrow" w:hAnsi="Aptos Narrow"/>
+                <w:color w:val="000000"/>
+                <w:sz w:val="22"/>
+                <w:szCs w:val="22"/>
+              </w:rPr>
+            </w:pPr>
+            <w:r>
+              <w:rPr>
+                <w:rFonts w:ascii="Aptos Narrow" w:hAnsi="Aptos Narrow"/>
+                <w:color w:val="000000"/>
+                <w:sz w:val="22"/>
+                <w:szCs w:val="22"/>
+              </w:rPr>
+              <w:t>200000</w:t>
+            </w:r>
+          </w:p>
+        </w:tc>
+        <w:tc>
+          <w:tcPr>
+            <w:tcW w:w="1200" w:type="dxa"/>
+            <w:tcBorders>
+              <w:top w:val="nil"/>
+              <w:left w:val="nil"/>
+              <w:bottom w:val="nil"/>
+              <w:right w:val="nil"/>
+            </w:tcBorders>
+            <w:noWrap/>
+            <w:vAlign w:val="bottom"/>
+            <w:hideMark/>
+          </w:tcPr>
+          <w:p>
+            <w:pPr>
+              <w:jc w:val="right"/>
+              <w:rPr>
+                <w:rFonts w:ascii="Aptos Narrow" w:hAnsi="Aptos Narrow"/>
+                <w:color w:val="000000"/>
+                <w:sz w:val="22"/>
+                <w:szCs w:val="22"/>
+              </w:rPr>
+            </w:pPr>
+            <w:r>
+              <w:rPr>
+                <w:rFonts w:ascii="Aptos Narrow" w:hAnsi="Aptos Narrow"/>
+                <w:color w:val="000000"/>
+                <w:sz w:val="22"/>
+                <w:szCs w:val="22"/>
+              </w:rPr>
+              <w:t>0.16</w:t>
+            </w:r>
+          </w:p>
+        </w:tc>
+        <w:tc>
+          <w:tcPr>
+            <w:tcW w:w="1200" w:type="dxa"/>
+            <w:tcBorders>
+              <w:top w:val="nil"/>
+              <w:left w:val="nil"/>
+              <w:bottom w:val="nil"/>
+              <w:right w:val="nil"/>
+            </w:tcBorders>
+            <w:noWrap/>
+            <w:vAlign w:val="bottom"/>
+            <w:hideMark/>
+          </w:tcPr>
+          <w:p>
+            <w:pPr>
+              <w:jc w:val="right"/>
+              <w:rPr>
+                <w:rFonts w:ascii="Aptos Narrow" w:hAnsi="Aptos Narrow"/>
+                <w:color w:val="000000"/>
+                <w:sz w:val="22"/>
+                <w:szCs w:val="22"/>
+              </w:rPr>
+            </w:pPr>
+            <w:r>
+              <w:rPr>
+                <w:rFonts w:ascii="Aptos Narrow" w:hAnsi="Aptos Narrow"/>
+                <w:color w:val="000000"/>
+                <w:sz w:val="22"/>
+                <w:szCs w:val="22"/>
+              </w:rPr>
+              <w:t>0.0016</w:t>
+            </w:r>
+          </w:p>
+        </w:tc>
+        <w:tc>
+          <w:tcPr>
+            <w:tcW w:w="1200" w:type="dxa"/>
+            <w:tcBorders>
+              <w:top w:val="nil"/>
+              <w:left w:val="nil"/>
+              <w:bottom w:val="nil"/>
+              <w:right w:val="nil"/>
+            </w:tcBorders>
+            <w:noWrap/>
+            <w:vAlign w:val="bottom"/>
+            <w:hideMark/>
+          </w:tcPr>
+          <w:p>
+            <w:pPr>
+              <w:jc w:val="right"/>
+              <w:rPr>
+                <w:rFonts w:ascii="Aptos Narrow" w:hAnsi="Aptos Narrow"/>
+                <w:color w:val="000000"/>
+                <w:sz w:val="22"/>
+                <w:szCs w:val="22"/>
+              </w:rPr>
+            </w:pPr>
+            <w:r>
+              <w:rPr>
+                <w:rFonts w:ascii="Aptos Narrow" w:hAnsi="Aptos Narrow"/>
+                <w:color w:val="000000"/>
+                <w:sz w:val="22"/>
+                <w:szCs w:val="22"/>
+              </w:rPr>
+              <w:t>2.08</w:t>
+            </w:r>
+          </w:p>
+        </w:tc>
+        <w:tc>
+          <w:tcPr>
+            <w:tcW w:w="1200" w:type="dxa"/>
+            <w:tcBorders>
+              <w:top w:val="nil"/>
+              <w:left w:val="nil"/>
+              <w:bottom w:val="nil"/>
+              <w:right w:val="nil"/>
+            </w:tcBorders>
+            <w:noWrap/>
+            <w:vAlign w:val="bottom"/>
+            <w:hideMark/>
+          </w:tcPr>
+          <w:p>
+            <w:pPr>
+              <w:jc w:val="right"/>
+              <w:rPr>
+                <w:rFonts w:ascii="Aptos Narrow" w:hAnsi="Aptos Narrow"/>
+                <w:color w:val="000000"/>
+                <w:sz w:val="22"/>
+                <w:szCs w:val="22"/>
+              </w:rPr>
+            </w:pPr>
+            <w:r>
+              <w:rPr>
+                <w:rFonts w:ascii="Aptos Narrow" w:hAnsi="Aptos Narrow"/>
+                <w:color w:val="000000"/>
+                <w:sz w:val="22"/>
+                <w:szCs w:val="22"/>
+              </w:rPr>
+              <w:t>0.16</w:t>
+            </w:r>
+          </w:p>
+        </w:tc>
+      </w:tr>
+      <w:tr>
+        <w:trPr>
+          <w:trHeight w:val="300"/>
+        </w:trPr>
+        <w:tc>
+          <w:tcPr>
+            <w:tcW w:w="1200" w:type="dxa"/>
+            <w:tcBorders>
+              <w:top w:val="nil"/>
+              <w:left w:val="nil"/>
+              <w:bottom w:val="nil"/>
+              <w:right w:val="nil"/>
+            </w:tcBorders>
+            <w:noWrap/>
+            <w:vAlign w:val="bottom"/>
+            <w:hideMark/>
+          </w:tcPr>
+          <w:p>
+            <w:pPr>
+              <w:jc w:val="right"/>
+              <w:rPr>
+                <w:rFonts w:ascii="Aptos Narrow" w:hAnsi="Aptos Narrow"/>
+                <w:color w:val="000000"/>
+                <w:sz w:val="22"/>
+                <w:szCs w:val="22"/>
+              </w:rPr>
+            </w:pPr>
+            <w:r>
+              <w:rPr>
+                <w:rFonts w:ascii="Aptos Narrow" w:hAnsi="Aptos Narrow"/>
+                <w:color w:val="000000"/>
+                <w:sz w:val="22"/>
+                <w:szCs w:val="22"/>
+              </w:rPr>
+              <w:t>500000</w:t>
+            </w:r>
+          </w:p>
+        </w:tc>
+        <w:tc>
+          <w:tcPr>
+            <w:tcW w:w="1200" w:type="dxa"/>
+            <w:tcBorders>
+              <w:top w:val="nil"/>
+              <w:left w:val="nil"/>
+              <w:bottom w:val="nil"/>
+              <w:right w:val="nil"/>
+            </w:tcBorders>
+            <w:noWrap/>
+            <w:vAlign w:val="bottom"/>
+            <w:hideMark/>
+          </w:tcPr>
+          <w:p>
+            <w:pPr>
+              <w:jc w:val="right"/>
+              <w:rPr>
+                <w:rFonts w:ascii="Aptos Narrow" w:hAnsi="Aptos Narrow"/>
+                <w:color w:val="000000"/>
+                <w:sz w:val="22"/>
+                <w:szCs w:val="22"/>
+              </w:rPr>
+            </w:pPr>
+            <w:r>
+              <w:rPr>
+                <w:rFonts w:ascii="Aptos Narrow" w:hAnsi="Aptos Narrow"/>
+                <w:color w:val="000000"/>
+                <w:sz w:val="22"/>
+                <w:szCs w:val="22"/>
+              </w:rPr>
+              <w:t>0.08</w:t>
+            </w:r>
+          </w:p>
+        </w:tc>
+        <w:tc>
+          <w:tcPr>
+            <w:tcW w:w="1200" w:type="dxa"/>
+            <w:tcBorders>
+              <w:top w:val="nil"/>
+              <w:left w:val="nil"/>
+              <w:bottom w:val="nil"/>
+              <w:right w:val="nil"/>
+            </w:tcBorders>
+            <w:noWrap/>
+            <w:vAlign w:val="bottom"/>
+            <w:hideMark/>
+          </w:tcPr>
+          <w:p>
+            <w:pPr>
+              <w:jc w:val="right"/>
+              <w:rPr>
+                <w:rFonts w:ascii="Aptos Narrow" w:hAnsi="Aptos Narrow"/>
+                <w:color w:val="000000"/>
+                <w:sz w:val="22"/>
+                <w:szCs w:val="22"/>
+              </w:rPr>
+            </w:pPr>
+            <w:r>
+              <w:rPr>
+                <w:rFonts w:ascii="Aptos Narrow" w:hAnsi="Aptos Narrow"/>
+                <w:color w:val="000000"/>
+                <w:sz w:val="22"/>
+                <w:szCs w:val="22"/>
+              </w:rPr>
+              <w:t>0.0008</w:t>
+            </w:r>
+          </w:p>
+        </w:tc>
+        <w:tc>
+          <w:tcPr>
+            <w:tcW w:w="1200" w:type="dxa"/>
+            <w:tcBorders>
+              <w:top w:val="nil"/>
+              <w:left w:val="nil"/>
+              <w:bottom w:val="nil"/>
+              <w:right w:val="nil"/>
+            </w:tcBorders>
+            <w:noWrap/>
+            <w:vAlign w:val="bottom"/>
+            <w:hideMark/>
+          </w:tcPr>
+          <w:p>
+            <w:pPr>
+              <w:jc w:val="right"/>
+              <w:rPr>
+                <w:rFonts w:ascii="Aptos Narrow" w:hAnsi="Aptos Narrow"/>
+                <w:color w:val="000000"/>
+                <w:sz w:val="22"/>
+                <w:szCs w:val="22"/>
+              </w:rPr>
+            </w:pPr>
+            <w:r>
+              <w:rPr>
+                <w:rFonts w:ascii="Aptos Narrow" w:hAnsi="Aptos Narrow"/>
+                <w:color w:val="000000"/>
+                <w:sz w:val="22"/>
+                <w:szCs w:val="22"/>
+              </w:rPr>
+              <w:t>2.04</w:t>
+            </w:r>
+          </w:p>
+        </w:tc>
+        <w:tc>
+          <w:tcPr>
+            <w:tcW w:w="1200" w:type="dxa"/>
+            <w:tcBorders>
+              <w:top w:val="nil"/>
+              <w:left w:val="nil"/>
+              <w:bottom w:val="nil"/>
+              <w:right w:val="nil"/>
+            </w:tcBorders>
+            <w:noWrap/>
+            <w:vAlign w:val="bottom"/>
+            <w:hideMark/>
+          </w:tcPr>
+          <w:p>
+            <w:pPr>
+              <w:jc w:val="right"/>
+              <w:rPr>
+                <w:rFonts w:ascii="Aptos Narrow" w:hAnsi="Aptos Narrow"/>
+                <w:color w:val="000000"/>
+                <w:sz w:val="22"/>
+                <w:szCs w:val="22"/>
+              </w:rPr>
+            </w:pPr>
+            <w:r>
+              <w:rPr>
+                <w:rFonts w:ascii="Aptos Narrow" w:hAnsi="Aptos Narrow"/>
+                <w:color w:val="000000"/>
+                <w:sz w:val="22"/>
+                <w:szCs w:val="22"/>
+              </w:rPr>
+              <w:t>0.008</w:t>
+            </w:r>
+          </w:p>
+        </w:tc>
+      </w:tr>
+      <w:tr>
+        <w:trPr>
+          <w:trHeight w:val="300"/>
+        </w:trPr>
+        <w:tc>
+          <w:tcPr>
+            <w:tcW w:w="1200" w:type="dxa"/>
+            <w:tcBorders>
+              <w:top w:val="nil"/>
+              <w:left w:val="nil"/>
+              <w:bottom w:val="nil"/>
+              <w:right w:val="nil"/>
+            </w:tcBorders>
+            <w:noWrap/>
+            <w:vAlign w:val="bottom"/>
+            <w:hideMark/>
+          </w:tcPr>
+          <w:p>
+            <w:pPr>
+              <w:jc w:val="right"/>
+              <w:rPr>
+                <w:rFonts w:ascii="Aptos Narrow" w:hAnsi="Aptos Narrow"/>
+                <w:color w:val="000000"/>
+                <w:sz w:val="22"/>
+                <w:szCs w:val="22"/>
+              </w:rPr>
+            </w:pPr>
+            <w:r>
+              <w:rPr>
+                <w:rFonts w:ascii="Aptos Narrow" w:hAnsi="Aptos Narrow"/>
+                <w:color w:val="000000"/>
+                <w:sz w:val="22"/>
+                <w:szCs w:val="22"/>
+              </w:rPr>
+              <w:t>1000000</w:t>
+            </w:r>
+          </w:p>
+        </w:tc>
+        <w:tc>
+          <w:tcPr>
+            <w:tcW w:w="1200" w:type="dxa"/>
+            <w:tcBorders>
+              <w:top w:val="nil"/>
+              <w:left w:val="nil"/>
+              <w:bottom w:val="nil"/>
+              <w:right w:val="nil"/>
+            </w:tcBorders>
+            <w:noWrap/>
+            <w:vAlign w:val="bottom"/>
+            <w:hideMark/>
+          </w:tcPr>
+          <w:p>
+            <w:pPr>
+              <w:jc w:val="right"/>
+              <w:rPr>
+                <w:rFonts w:ascii="Aptos Narrow" w:hAnsi="Aptos Narrow"/>
+                <w:color w:val="000000"/>
+                <w:sz w:val="22"/>
+                <w:szCs w:val="22"/>
+              </w:rPr>
+            </w:pPr>
+            <w:r>
+              <w:rPr>
+                <w:rFonts w:ascii="Aptos Narrow" w:hAnsi="Aptos Narrow"/>
+                <w:color w:val="000000"/>
+                <w:sz w:val="22"/>
+                <w:szCs w:val="22"/>
+              </w:rPr>
+              <w:t>0.04</w:t>
+            </w:r>
+          </w:p>
+        </w:tc>
+        <w:tc>
+          <w:tcPr>
+            <w:tcW w:w="1200" w:type="dxa"/>
+            <w:tcBorders>
+              <w:top w:val="nil"/>
+              <w:left w:val="nil"/>
+              <w:bottom w:val="nil"/>
+              <w:right w:val="nil"/>
+            </w:tcBorders>
+            <w:noWrap/>
+            <w:vAlign w:val="bottom"/>
+            <w:hideMark/>
+          </w:tcPr>
+          <w:p>
+            <w:pPr>
+              <w:jc w:val="right"/>
+              <w:rPr>
+                <w:rFonts w:ascii="Aptos Narrow" w:hAnsi="Aptos Narrow"/>
+                <w:color w:val="000000"/>
+                <w:sz w:val="22"/>
+                <w:szCs w:val="22"/>
+              </w:rPr>
+            </w:pPr>
+            <w:r>
+              <w:rPr>
+                <w:rFonts w:ascii="Aptos Narrow" w:hAnsi="Aptos Narrow"/>
+                <w:color w:val="000000"/>
+                <w:sz w:val="22"/>
+                <w:szCs w:val="22"/>
+              </w:rPr>
+              <w:t>0.0004</w:t>
+            </w:r>
+          </w:p>
+        </w:tc>
+        <w:tc>
+          <w:tcPr>
+            <w:tcW w:w="1200" w:type="dxa"/>
+            <w:tcBorders>
+              <w:top w:val="nil"/>
+              <w:left w:val="nil"/>
+              <w:bottom w:val="nil"/>
+              <w:right w:val="nil"/>
+            </w:tcBorders>
+            <w:noWrap/>
+            <w:vAlign w:val="bottom"/>
+            <w:hideMark/>
+          </w:tcPr>
+          <w:p>
+            <w:pPr>
+              <w:jc w:val="right"/>
+              <w:rPr>
+                <w:rFonts w:ascii="Aptos Narrow" w:hAnsi="Aptos Narrow"/>
+                <w:color w:val="000000"/>
+                <w:sz w:val="22"/>
+                <w:szCs w:val="22"/>
+              </w:rPr>
+            </w:pPr>
+            <w:r>
+              <w:rPr>
+                <w:rFonts w:ascii="Aptos Narrow" w:hAnsi="Aptos Narrow"/>
+                <w:color w:val="000000"/>
+                <w:sz w:val="22"/>
+                <w:szCs w:val="22"/>
+              </w:rPr>
+              <w:t>2</w:t>
+            </w:r>
+          </w:p>
+        </w:tc>
+        <w:tc>
+          <w:tcPr>
+            <w:tcW w:w="1200" w:type="dxa"/>
+            <w:tcBorders>
+              <w:top w:val="nil"/>
+              <w:left w:val="nil"/>
+              <w:bottom w:val="nil"/>
+              <w:right w:val="nil"/>
+            </w:tcBorders>
+            <w:noWrap/>
+            <w:vAlign w:val="bottom"/>
+            <w:hideMark/>
+          </w:tcPr>
+          <w:p>
+            <w:pPr>
+              <w:jc w:val="right"/>
+              <w:rPr>
+                <w:rFonts w:ascii="Aptos Narrow" w:hAnsi="Aptos Narrow"/>
+                <w:color w:val="000000"/>
+                <w:sz w:val="22"/>
+                <w:szCs w:val="22"/>
+              </w:rPr>
+            </w:pPr>
+            <w:r>
+              <w:rPr>
+                <w:rFonts w:ascii="Aptos Narrow" w:hAnsi="Aptos Narrow"/>
+                <w:color w:val="000000"/>
+                <w:sz w:val="22"/>
+                <w:szCs w:val="22"/>
+              </w:rPr>
+              <w:t>0.006</w:t>
+            </w:r>
+          </w:p>
+        </w:tc>
+      </w:tr>
+      <w:tr>
+        <w:trPr>
+          <w:trHeight w:val="300"/>
+        </w:trPr>
+        <w:tc>
+          <w:tcPr>
+            <w:tcW w:w="1200" w:type="dxa"/>
+            <w:tcBorders>
+              <w:top w:val="nil"/>
+              <w:left w:val="nil"/>
+              <w:bottom w:val="nil"/>
+              <w:right w:val="nil"/>
+            </w:tcBorders>
+            <w:noWrap/>
+            <w:vAlign w:val="bottom"/>
+            <w:hideMark/>
+          </w:tcPr>
+          <w:p>
+            <w:pPr>
+              <w:jc w:val="right"/>
+              <w:rPr>
+                <w:rFonts w:ascii="Aptos Narrow" w:hAnsi="Aptos Narrow"/>
+                <w:color w:val="000000"/>
+                <w:sz w:val="22"/>
+                <w:szCs w:val="22"/>
+              </w:rPr>
+            </w:pPr>
+          </w:p>
+        </w:tc>
+        <w:tc>
+          <w:tcPr>
+            <w:tcW w:w="1200" w:type="dxa"/>
+            <w:tcBorders>
+              <w:top w:val="nil"/>
+              <w:left w:val="nil"/>
+              <w:bottom w:val="nil"/>
+              <w:right w:val="nil"/>
+            </w:tcBorders>
+            <w:noWrap/>
+            <w:vAlign w:val="bottom"/>
+            <w:hideMark/>
+          </w:tcPr>
+          <w:p>
+            <w:pPr>
+              <w:rPr>
+                <w:sz w:val="20"/>
+                <w:szCs w:val="20"/>
+              </w:rPr>
+            </w:pPr>
+          </w:p>
+        </w:tc>
+        <w:tc>
+          <w:tcPr>
+            <w:tcW w:w="1200" w:type="dxa"/>
+            <w:tcBorders>
+              <w:top w:val="nil"/>
+              <w:left w:val="nil"/>
+              <w:bottom w:val="nil"/>
+              <w:right w:val="nil"/>
+            </w:tcBorders>
+            <w:noWrap/>
+            <w:vAlign w:val="bottom"/>
+            <w:hideMark/>
+          </w:tcPr>
+          <w:p>
+            <w:pPr>
+              <w:rPr>
+                <w:sz w:val="20"/>
+                <w:szCs w:val="20"/>
+              </w:rPr>
+            </w:pPr>
+          </w:p>
+        </w:tc>
+        <w:tc>
+          <w:tcPr>
+            <w:tcW w:w="1200" w:type="dxa"/>
+            <w:tcBorders>
+              <w:top w:val="nil"/>
+              <w:left w:val="nil"/>
+              <w:bottom w:val="nil"/>
+              <w:right w:val="nil"/>
+            </w:tcBorders>
+            <w:noWrap/>
+            <w:vAlign w:val="bottom"/>
+            <w:hideMark/>
+          </w:tcPr>
+          <w:p>
+            <w:pPr>
+              <w:rPr>
+                <w:sz w:val="20"/>
+                <w:szCs w:val="20"/>
+              </w:rPr>
+            </w:pPr>
+          </w:p>
+        </w:tc>
+        <w:tc>
+          <w:tcPr>
+            <w:tcW w:w="1200" w:type="dxa"/>
+            <w:tcBorders>
+              <w:top w:val="nil"/>
+              <w:left w:val="nil"/>
+              <w:bottom w:val="nil"/>
+              <w:right w:val="nil"/>
+            </w:tcBorders>
+            <w:noWrap/>
+            <w:vAlign w:val="bottom"/>
+            <w:hideMark/>
+          </w:tcPr>
+          <w:p>
+            <w:pPr>
+              <w:rPr>
+                <w:sz w:val="20"/>
+                <w:szCs w:val="20"/>
+              </w:rPr>
+            </w:pPr>
           </w:p>
         </w:tc>
       </w:tr>
@@ -4572,6 +6461,40 @@
           <w:szCs w:val="20"/>
         </w:rPr>
         <w:t xml:space="preserve"> </w:t>
+      </w:r>
+    </w:p>
+    <w:p>
+      <w:pPr>
+        <w:rPr>
+          <w:rFonts w:ascii="Arial" w:hAnsi="Arial" w:cs="Arial"/>
+          <w:bCs/>
+          <w:sz w:val="20"/>
+          <w:szCs w:val="20"/>
+        </w:rPr>
+      </w:pPr>
+      <w:r>
+        <w:rPr>
+          <w:noProof/>
+        </w:rPr>
+        <w:drawing>
+          <wp:inline distT="0" distB="0" distL="0" distR="0" wp14:anchorId="39AB8A0D" wp14:editId="284BD069">
+            <wp:extent cx="3913632" cy="2105733"/>
+            <wp:effectExtent l="0" t="0" r="0" b="0"/>
+            <wp:docPr id="1260430914" name="Chart 1">
+              <a:extLst xmlns:a="http://schemas.openxmlformats.org/drawingml/2006/main">
+                <a:ext uri="{FF2B5EF4-FFF2-40B4-BE49-F238E27FC236}">
+                  <a16:creationId xmlns:a16="http://schemas.microsoft.com/office/drawing/2014/main" id="{092729CC-F94C-48D3-55FD-5ECA541CB74E}"/>
+                </a:ext>
+              </a:extLst>
+            </wp:docPr>
+            <wp:cNvGraphicFramePr/>
+            <a:graphic xmlns:a="http://schemas.openxmlformats.org/drawingml/2006/main">
+              <a:graphicData uri="http://schemas.openxmlformats.org/drawingml/2006/chart">
+                <c:chart xmlns:c="http://schemas.openxmlformats.org/drawingml/2006/chart" xmlns:r="http://schemas.openxmlformats.org/officeDocument/2006/relationships" r:id="rId17"/>
+              </a:graphicData>
+            </a:graphic>
+          </wp:inline>
+        </w:drawing>
       </w:r>
     </w:p>
     <w:p>
@@ -4714,103 +6637,6 @@
                 <pic:pic xmlns:pic="http://schemas.openxmlformats.org/drawingml/2006/picture">
                   <pic:nvPicPr>
                     <pic:cNvPr id="0" name="Picture 3"/>
-                    <pic:cNvPicPr>
-                      <a:picLocks noChangeAspect="1" noChangeArrowheads="1"/>
-                    </pic:cNvPicPr>
-                  </pic:nvPicPr>
-                  <pic:blipFill>
-                    <a:blip r:embed="rId17">
-                      <a:extLst>
-                        <a:ext uri="{28A0092B-C50C-407E-A947-70E740481C1C}">
-                          <a14:useLocalDpi xmlns:a14="http://schemas.microsoft.com/office/drawing/2010/main" val="0"/>
-                        </a:ext>
-                      </a:extLst>
-                    </a:blip>
-                    <a:srcRect/>
-                    <a:stretch>
-                      <a:fillRect/>
-                    </a:stretch>
-                  </pic:blipFill>
-                  <pic:spPr bwMode="auto">
-                    <a:xfrm>
-                      <a:off x="0" y="0"/>
-                      <a:ext cx="5843905" cy="4001770"/>
-                    </a:xfrm>
-                    <a:prstGeom prst="rect">
-                      <a:avLst/>
-                    </a:prstGeom>
-                    <a:noFill/>
-                    <a:ln>
-                      <a:noFill/>
-                    </a:ln>
-                  </pic:spPr>
-                </pic:pic>
-              </a:graphicData>
-            </a:graphic>
-          </wp:inline>
-        </w:drawing>
-      </w:r>
-    </w:p>
-    <w:p>
-      <w:pPr>
-        <w:jc w:val="both"/>
-        <w:rPr>
-          <w:rFonts w:asciiTheme="minorHAnsi" w:hAnsiTheme="minorHAnsi" w:cstheme="minorHAnsi"/>
-          <w:sz w:val="20"/>
-          <w:szCs w:val="20"/>
-        </w:rPr>
-      </w:pPr>
-    </w:p>
-    <w:p>
-      <w:pPr>
-        <w:jc w:val="both"/>
-        <w:rPr>
-          <w:rFonts w:asciiTheme="minorHAnsi" w:hAnsiTheme="minorHAnsi" w:cstheme="minorHAnsi"/>
-          <w:sz w:val="20"/>
-          <w:szCs w:val="20"/>
-        </w:rPr>
-      </w:pPr>
-      <w:r>
-        <w:rPr>
-          <w:rFonts w:asciiTheme="minorHAnsi" w:hAnsiTheme="minorHAnsi" w:cstheme="minorHAnsi"/>
-          <w:sz w:val="20"/>
-          <w:szCs w:val="20"/>
-        </w:rPr>
-        <w:t>10kHz</w:t>
-      </w:r>
-    </w:p>
-    <w:p>
-      <w:pPr>
-        <w:pBdr>
-          <w:bottom w:val="single" w:sz="6" w:space="1" w:color="auto"/>
-        </w:pBdr>
-        <w:jc w:val="both"/>
-        <w:rPr>
-          <w:rFonts w:asciiTheme="minorHAnsi" w:hAnsiTheme="minorHAnsi" w:cstheme="minorHAnsi"/>
-          <w:sz w:val="20"/>
-          <w:szCs w:val="20"/>
-        </w:rPr>
-      </w:pPr>
-      <w:r>
-        <w:rPr>
-          <w:rFonts w:asciiTheme="minorHAnsi" w:hAnsiTheme="minorHAnsi" w:cstheme="minorHAnsi"/>
-          <w:noProof/>
-          <w:sz w:val="20"/>
-          <w:szCs w:val="20"/>
-        </w:rPr>
-        <w:drawing>
-          <wp:inline distT="0" distB="0" distL="0" distR="0" wp14:anchorId="33A927E2" wp14:editId="5C0AFA74">
-            <wp:extent cx="5843905" cy="4001770"/>
-            <wp:effectExtent l="0" t="0" r="0" b="0"/>
-            <wp:docPr id="232058439" name="Picture 4"/>
-            <wp:cNvGraphicFramePr>
-              <a:graphicFrameLocks xmlns:a="http://schemas.openxmlformats.org/drawingml/2006/main" noChangeAspect="1"/>
-            </wp:cNvGraphicFramePr>
-            <a:graphic xmlns:a="http://schemas.openxmlformats.org/drawingml/2006/main">
-              <a:graphicData uri="http://schemas.openxmlformats.org/drawingml/2006/picture">
-                <pic:pic xmlns:pic="http://schemas.openxmlformats.org/drawingml/2006/picture">
-                  <pic:nvPicPr>
-                    <pic:cNvPr id="0" name="Picture 4"/>
                     <pic:cNvPicPr>
                       <a:picLocks noChangeAspect="1" noChangeArrowheads="1"/>
                     </pic:cNvPicPr>
@@ -4873,8 +6699,7 @@
           <w:sz w:val="20"/>
           <w:szCs w:val="20"/>
         </w:rPr>
-        <w:lastRenderedPageBreak/>
-        <w:t>30kHz:</w:t>
+        <w:t>10kHz</w:t>
       </w:r>
     </w:p>
     <w:p>
@@ -4897,10 +6722,10 @@
           <w:szCs w:val="20"/>
         </w:rPr>
         <w:drawing>
-          <wp:inline distT="0" distB="0" distL="0" distR="0" wp14:anchorId="671CE63D" wp14:editId="6B3A3264">
+          <wp:inline distT="0" distB="0" distL="0" distR="0" wp14:anchorId="33A927E2" wp14:editId="5C0AFA74">
             <wp:extent cx="5843905" cy="4001770"/>
             <wp:effectExtent l="0" t="0" r="0" b="0"/>
-            <wp:docPr id="1031887048" name="Picture 5"/>
+            <wp:docPr id="232058439" name="Picture 4"/>
             <wp:cNvGraphicFramePr>
               <a:graphicFrameLocks xmlns:a="http://schemas.openxmlformats.org/drawingml/2006/main" noChangeAspect="1"/>
             </wp:cNvGraphicFramePr>
@@ -4908,7 +6733,7 @@
               <a:graphicData uri="http://schemas.openxmlformats.org/drawingml/2006/picture">
                 <pic:pic xmlns:pic="http://schemas.openxmlformats.org/drawingml/2006/picture">
                   <pic:nvPicPr>
-                    <pic:cNvPr id="0" name="Picture 5"/>
+                    <pic:cNvPr id="0" name="Picture 4"/>
                     <pic:cNvPicPr>
                       <a:picLocks noChangeAspect="1" noChangeArrowheads="1"/>
                     </pic:cNvPicPr>
@@ -4971,7 +6796,8 @@
           <w:sz w:val="20"/>
           <w:szCs w:val="20"/>
         </w:rPr>
-        <w:t>60kHz:</w:t>
+        <w:lastRenderedPageBreak/>
+        <w:t>30kHz:</w:t>
       </w:r>
     </w:p>
     <w:p>
@@ -4994,10 +6820,10 @@
           <w:szCs w:val="20"/>
         </w:rPr>
         <w:drawing>
-          <wp:inline distT="0" distB="0" distL="0" distR="0" wp14:anchorId="185BA53A" wp14:editId="5F7DE5C3">
+          <wp:inline distT="0" distB="0" distL="0" distR="0" wp14:anchorId="671CE63D" wp14:editId="6B3A3264">
             <wp:extent cx="5843905" cy="4001770"/>
             <wp:effectExtent l="0" t="0" r="0" b="0"/>
-            <wp:docPr id="1903498817" name="Picture 6"/>
+            <wp:docPr id="1031887048" name="Picture 5"/>
             <wp:cNvGraphicFramePr>
               <a:graphicFrameLocks xmlns:a="http://schemas.openxmlformats.org/drawingml/2006/main" noChangeAspect="1"/>
             </wp:cNvGraphicFramePr>
@@ -5005,7 +6831,7 @@
               <a:graphicData uri="http://schemas.openxmlformats.org/drawingml/2006/picture">
                 <pic:pic xmlns:pic="http://schemas.openxmlformats.org/drawingml/2006/picture">
                   <pic:nvPicPr>
-                    <pic:cNvPr id="0" name="Picture 6"/>
+                    <pic:cNvPr id="0" name="Picture 5"/>
                     <pic:cNvPicPr>
                       <a:picLocks noChangeAspect="1" noChangeArrowheads="1"/>
                     </pic:cNvPicPr>
@@ -5068,11 +6894,14 @@
           <w:sz w:val="20"/>
           <w:szCs w:val="20"/>
         </w:rPr>
-        <w:t>80kHz:</w:t>
-      </w:r>
-    </w:p>
-    <w:p>
-      <w:pPr>
+        <w:t>60kHz:</w:t>
+      </w:r>
+    </w:p>
+    <w:p>
+      <w:pPr>
+        <w:pBdr>
+          <w:bottom w:val="single" w:sz="6" w:space="1" w:color="auto"/>
+        </w:pBdr>
         <w:jc w:val="both"/>
         <w:rPr>
           <w:rFonts w:asciiTheme="minorHAnsi" w:hAnsiTheme="minorHAnsi" w:cstheme="minorHAnsi"/>
@@ -5087,12 +6916,11 @@
           <w:sz w:val="20"/>
           <w:szCs w:val="20"/>
         </w:rPr>
-        <w:lastRenderedPageBreak/>
         <w:drawing>
-          <wp:inline distT="0" distB="0" distL="0" distR="0" wp14:anchorId="1C995BB1" wp14:editId="7E21FAC6">
+          <wp:inline distT="0" distB="0" distL="0" distR="0" wp14:anchorId="185BA53A" wp14:editId="5F7DE5C3">
             <wp:extent cx="5843905" cy="4001770"/>
             <wp:effectExtent l="0" t="0" r="0" b="0"/>
-            <wp:docPr id="275693145" name="Picture 7"/>
+            <wp:docPr id="1903498817" name="Picture 6"/>
             <wp:cNvGraphicFramePr>
               <a:graphicFrameLocks xmlns:a="http://schemas.openxmlformats.org/drawingml/2006/main" noChangeAspect="1"/>
             </wp:cNvGraphicFramePr>
@@ -5100,7 +6928,7 @@
               <a:graphicData uri="http://schemas.openxmlformats.org/drawingml/2006/picture">
                 <pic:pic xmlns:pic="http://schemas.openxmlformats.org/drawingml/2006/picture">
                   <pic:nvPicPr>
-                    <pic:cNvPr id="0" name="Picture 7"/>
+                    <pic:cNvPr id="0" name="Picture 6"/>
                     <pic:cNvPicPr>
                       <a:picLocks noChangeAspect="1" noChangeArrowheads="1"/>
                     </pic:cNvPicPr>
@@ -5157,6 +6985,101 @@
           <w:szCs w:val="20"/>
         </w:rPr>
       </w:pPr>
+      <w:r>
+        <w:rPr>
+          <w:rFonts w:asciiTheme="minorHAnsi" w:hAnsiTheme="minorHAnsi" w:cstheme="minorHAnsi"/>
+          <w:sz w:val="20"/>
+          <w:szCs w:val="20"/>
+        </w:rPr>
+        <w:t>80kHz:</w:t>
+      </w:r>
+    </w:p>
+    <w:p>
+      <w:pPr>
+        <w:jc w:val="both"/>
+        <w:rPr>
+          <w:rFonts w:asciiTheme="minorHAnsi" w:hAnsiTheme="minorHAnsi" w:cstheme="minorHAnsi"/>
+          <w:sz w:val="20"/>
+          <w:szCs w:val="20"/>
+        </w:rPr>
+      </w:pPr>
+      <w:r>
+        <w:rPr>
+          <w:rFonts w:asciiTheme="minorHAnsi" w:hAnsiTheme="minorHAnsi" w:cstheme="minorHAnsi"/>
+          <w:noProof/>
+          <w:sz w:val="20"/>
+          <w:szCs w:val="20"/>
+        </w:rPr>
+        <w:lastRenderedPageBreak/>
+        <w:drawing>
+          <wp:inline distT="0" distB="0" distL="0" distR="0" wp14:anchorId="1C995BB1" wp14:editId="7E21FAC6">
+            <wp:extent cx="5843905" cy="4001770"/>
+            <wp:effectExtent l="0" t="0" r="0" b="0"/>
+            <wp:docPr id="275693145" name="Picture 7"/>
+            <wp:cNvGraphicFramePr>
+              <a:graphicFrameLocks xmlns:a="http://schemas.openxmlformats.org/drawingml/2006/main" noChangeAspect="1"/>
+            </wp:cNvGraphicFramePr>
+            <a:graphic xmlns:a="http://schemas.openxmlformats.org/drawingml/2006/main">
+              <a:graphicData uri="http://schemas.openxmlformats.org/drawingml/2006/picture">
+                <pic:pic xmlns:pic="http://schemas.openxmlformats.org/drawingml/2006/picture">
+                  <pic:nvPicPr>
+                    <pic:cNvPr id="0" name="Picture 7"/>
+                    <pic:cNvPicPr>
+                      <a:picLocks noChangeAspect="1" noChangeArrowheads="1"/>
+                    </pic:cNvPicPr>
+                  </pic:nvPicPr>
+                  <pic:blipFill>
+                    <a:blip r:embed="rId22">
+                      <a:extLst>
+                        <a:ext uri="{28A0092B-C50C-407E-A947-70E740481C1C}">
+                          <a14:useLocalDpi xmlns:a14="http://schemas.microsoft.com/office/drawing/2010/main" val="0"/>
+                        </a:ext>
+                      </a:extLst>
+                    </a:blip>
+                    <a:srcRect/>
+                    <a:stretch>
+                      <a:fillRect/>
+                    </a:stretch>
+                  </pic:blipFill>
+                  <pic:spPr bwMode="auto">
+                    <a:xfrm>
+                      <a:off x="0" y="0"/>
+                      <a:ext cx="5843905" cy="4001770"/>
+                    </a:xfrm>
+                    <a:prstGeom prst="rect">
+                      <a:avLst/>
+                    </a:prstGeom>
+                    <a:noFill/>
+                    <a:ln>
+                      <a:noFill/>
+                    </a:ln>
+                  </pic:spPr>
+                </pic:pic>
+              </a:graphicData>
+            </a:graphic>
+          </wp:inline>
+        </w:drawing>
+      </w:r>
+    </w:p>
+    <w:p>
+      <w:pPr>
+        <w:jc w:val="both"/>
+        <w:rPr>
+          <w:rFonts w:asciiTheme="minorHAnsi" w:hAnsiTheme="minorHAnsi" w:cstheme="minorHAnsi"/>
+          <w:sz w:val="20"/>
+          <w:szCs w:val="20"/>
+        </w:rPr>
+      </w:pPr>
+    </w:p>
+    <w:p>
+      <w:pPr>
+        <w:jc w:val="both"/>
+        <w:rPr>
+          <w:rFonts w:asciiTheme="minorHAnsi" w:hAnsiTheme="minorHAnsi" w:cstheme="minorHAnsi"/>
+          <w:sz w:val="20"/>
+          <w:szCs w:val="20"/>
+        </w:rPr>
+      </w:pPr>
     </w:p>
     <w:p>
       <w:pPr>
@@ -5309,8 +7232,8 @@
       </w:pPr>
     </w:p>
     <w:sectPr>
-      <w:headerReference w:type="default" r:id="rId22"/>
-      <w:footerReference w:type="default" r:id="rId23"/>
+      <w:headerReference w:type="default" r:id="rId23"/>
+      <w:footerReference w:type="default" r:id="rId24"/>
       <w:pgSz w:w="11906" w:h="16838"/>
       <w:pgMar w:top="1256" w:right="1286" w:bottom="1134" w:left="1417" w:header="708" w:footer="708" w:gutter="0"/>
       <w:cols w:space="708"/>
@@ -6339,6 +8262,1291 @@
 </w:styles>
 </file>
 
+<file path=word/charts/chart1.xml><?xml version="1.0" encoding="utf-8"?>
+<c:chartSpace xmlns:c="http://schemas.openxmlformats.org/drawingml/2006/chart" xmlns:a="http://schemas.openxmlformats.org/drawingml/2006/main" xmlns:r="http://schemas.openxmlformats.org/officeDocument/2006/relationships" xmlns:c16r2="http://schemas.microsoft.com/office/drawing/2015/06/chart">
+  <c:date1904 val="0"/>
+  <c:lang val="en-US"/>
+  <c:roundedCorners val="0"/>
+  <mc:AlternateContent xmlns:mc="http://schemas.openxmlformats.org/markup-compatibility/2006">
+    <mc:Choice xmlns:c14="http://schemas.microsoft.com/office/drawing/2007/8/2/chart" Requires="c14">
+      <c14:style val="102"/>
+    </mc:Choice>
+    <mc:Fallback>
+      <c:style val="2"/>
+    </mc:Fallback>
+  </mc:AlternateContent>
+  <c:chart>
+    <c:autoTitleDeleted val="0"/>
+    <c:plotArea>
+      <c:layout>
+        <c:manualLayout>
+          <c:layoutTarget val="inner"/>
+          <c:xMode val="edge"/>
+          <c:yMode val="edge"/>
+          <c:x val="5.9080927384077005E-2"/>
+          <c:y val="5.3206109652960049E-2"/>
+          <c:w val="0.85214129483814527"/>
+          <c:h val="0.84204505686789155"/>
+        </c:manualLayout>
+      </c:layout>
+      <c:scatterChart>
+        <c:scatterStyle val="lineMarker"/>
+        <c:varyColors val="0"/>
+        <c:ser>
+          <c:idx val="0"/>
+          <c:order val="0"/>
+          <c:spPr>
+            <a:ln w="19050" cap="rnd">
+              <a:solidFill>
+                <a:schemeClr val="accent2"/>
+              </a:solidFill>
+              <a:round/>
+            </a:ln>
+            <a:effectLst/>
+          </c:spPr>
+          <c:marker>
+            <c:symbol val="circle"/>
+            <c:size val="5"/>
+            <c:spPr>
+              <a:solidFill>
+                <a:schemeClr val="accent2"/>
+              </a:solidFill>
+              <a:ln w="9525">
+                <a:solidFill>
+                  <a:schemeClr val="accent2"/>
+                </a:solidFill>
+              </a:ln>
+              <a:effectLst/>
+            </c:spPr>
+          </c:marker>
+          <c:xVal>
+            <c:numRef>
+              <c:f>Tabelle1!$A$2:$A$21</c:f>
+              <c:numCache>
+                <c:formatCode>General</c:formatCode>
+                <c:ptCount val="20"/>
+                <c:pt idx="0">
+                  <c:v>100</c:v>
+                </c:pt>
+                <c:pt idx="1">
+                  <c:v>1000</c:v>
+                </c:pt>
+                <c:pt idx="2">
+                  <c:v>7000</c:v>
+                </c:pt>
+                <c:pt idx="3">
+                  <c:v>9000</c:v>
+                </c:pt>
+                <c:pt idx="4">
+                  <c:v>15000</c:v>
+                </c:pt>
+                <c:pt idx="5">
+                  <c:v>20000</c:v>
+                </c:pt>
+                <c:pt idx="6">
+                  <c:v>25000</c:v>
+                </c:pt>
+                <c:pt idx="7">
+                  <c:v>30000</c:v>
+                </c:pt>
+                <c:pt idx="8">
+                  <c:v>35000</c:v>
+                </c:pt>
+                <c:pt idx="9">
+                  <c:v>40000</c:v>
+                </c:pt>
+                <c:pt idx="10">
+                  <c:v>50000</c:v>
+                </c:pt>
+                <c:pt idx="11">
+                  <c:v>55000</c:v>
+                </c:pt>
+                <c:pt idx="12">
+                  <c:v>60000</c:v>
+                </c:pt>
+                <c:pt idx="13">
+                  <c:v>70000</c:v>
+                </c:pt>
+                <c:pt idx="14">
+                  <c:v>80000</c:v>
+                </c:pt>
+                <c:pt idx="15">
+                  <c:v>100000</c:v>
+                </c:pt>
+                <c:pt idx="16">
+                  <c:v>150000</c:v>
+                </c:pt>
+                <c:pt idx="17">
+                  <c:v>200000</c:v>
+                </c:pt>
+                <c:pt idx="18">
+                  <c:v>500000</c:v>
+                </c:pt>
+                <c:pt idx="19">
+                  <c:v>1000000</c:v>
+                </c:pt>
+              </c:numCache>
+            </c:numRef>
+          </c:xVal>
+          <c:yVal>
+            <c:numRef>
+              <c:f>Tabelle1!$B$2:$B$21</c:f>
+              <c:numCache>
+                <c:formatCode>General</c:formatCode>
+                <c:ptCount val="20"/>
+                <c:pt idx="0">
+                  <c:v>0</c:v>
+                </c:pt>
+                <c:pt idx="1">
+                  <c:v>0.05</c:v>
+                </c:pt>
+                <c:pt idx="2">
+                  <c:v>0.13200000000000001</c:v>
+                </c:pt>
+                <c:pt idx="3">
+                  <c:v>0.16200000000000001</c:v>
+                </c:pt>
+                <c:pt idx="4">
+                  <c:v>0.24399999999999999</c:v>
+                </c:pt>
+                <c:pt idx="5">
+                  <c:v>0.34399999999999997</c:v>
+                </c:pt>
+                <c:pt idx="6">
+                  <c:v>0.41599999999999998</c:v>
+                </c:pt>
+                <c:pt idx="7">
+                  <c:v>0.56799999999999995</c:v>
+                </c:pt>
+                <c:pt idx="8">
+                  <c:v>0.8</c:v>
+                </c:pt>
+                <c:pt idx="9">
+                  <c:v>1</c:v>
+                </c:pt>
+                <c:pt idx="10">
+                  <c:v>0.88</c:v>
+                </c:pt>
+                <c:pt idx="11">
+                  <c:v>0.74</c:v>
+                </c:pt>
+                <c:pt idx="12">
+                  <c:v>0.68</c:v>
+                </c:pt>
+                <c:pt idx="13">
+                  <c:v>0.48</c:v>
+                </c:pt>
+                <c:pt idx="14">
+                  <c:v>0.39</c:v>
+                </c:pt>
+                <c:pt idx="15">
+                  <c:v>0.34</c:v>
+                </c:pt>
+                <c:pt idx="16">
+                  <c:v>0.22</c:v>
+                </c:pt>
+                <c:pt idx="17">
+                  <c:v>0.16</c:v>
+                </c:pt>
+                <c:pt idx="18">
+                  <c:v>0.08</c:v>
+                </c:pt>
+                <c:pt idx="19">
+                  <c:v>0.04</c:v>
+                </c:pt>
+              </c:numCache>
+            </c:numRef>
+          </c:yVal>
+          <c:smooth val="0"/>
+          <c:extLst>
+            <c:ext xmlns:c16="http://schemas.microsoft.com/office/drawing/2014/chart" uri="{C3380CC4-5D6E-409C-BE32-E72D297353CC}">
+              <c16:uniqueId val="{00000000-6540-438F-A48F-61E48896845A}"/>
+            </c:ext>
+          </c:extLst>
+        </c:ser>
+        <c:ser>
+          <c:idx val="1"/>
+          <c:order val="1"/>
+          <c:spPr>
+            <a:ln w="19050" cap="rnd">
+              <a:solidFill>
+                <a:schemeClr val="accent4"/>
+              </a:solidFill>
+              <a:round/>
+            </a:ln>
+            <a:effectLst/>
+          </c:spPr>
+          <c:marker>
+            <c:symbol val="circle"/>
+            <c:size val="5"/>
+            <c:spPr>
+              <a:solidFill>
+                <a:schemeClr val="accent4"/>
+              </a:solidFill>
+              <a:ln w="9525">
+                <a:solidFill>
+                  <a:schemeClr val="accent4"/>
+                </a:solidFill>
+              </a:ln>
+              <a:effectLst/>
+            </c:spPr>
+          </c:marker>
+          <c:xVal>
+            <c:numRef>
+              <c:f>Tabelle1!$A$2:$A$21</c:f>
+              <c:numCache>
+                <c:formatCode>General</c:formatCode>
+                <c:ptCount val="20"/>
+                <c:pt idx="0">
+                  <c:v>100</c:v>
+                </c:pt>
+                <c:pt idx="1">
+                  <c:v>1000</c:v>
+                </c:pt>
+                <c:pt idx="2">
+                  <c:v>7000</c:v>
+                </c:pt>
+                <c:pt idx="3">
+                  <c:v>9000</c:v>
+                </c:pt>
+                <c:pt idx="4">
+                  <c:v>15000</c:v>
+                </c:pt>
+                <c:pt idx="5">
+                  <c:v>20000</c:v>
+                </c:pt>
+                <c:pt idx="6">
+                  <c:v>25000</c:v>
+                </c:pt>
+                <c:pt idx="7">
+                  <c:v>30000</c:v>
+                </c:pt>
+                <c:pt idx="8">
+                  <c:v>35000</c:v>
+                </c:pt>
+                <c:pt idx="9">
+                  <c:v>40000</c:v>
+                </c:pt>
+                <c:pt idx="10">
+                  <c:v>50000</c:v>
+                </c:pt>
+                <c:pt idx="11">
+                  <c:v>55000</c:v>
+                </c:pt>
+                <c:pt idx="12">
+                  <c:v>60000</c:v>
+                </c:pt>
+                <c:pt idx="13">
+                  <c:v>70000</c:v>
+                </c:pt>
+                <c:pt idx="14">
+                  <c:v>80000</c:v>
+                </c:pt>
+                <c:pt idx="15">
+                  <c:v>100000</c:v>
+                </c:pt>
+                <c:pt idx="16">
+                  <c:v>150000</c:v>
+                </c:pt>
+                <c:pt idx="17">
+                  <c:v>200000</c:v>
+                </c:pt>
+                <c:pt idx="18">
+                  <c:v>500000</c:v>
+                </c:pt>
+                <c:pt idx="19">
+                  <c:v>1000000</c:v>
+                </c:pt>
+              </c:numCache>
+            </c:numRef>
+          </c:xVal>
+          <c:yVal>
+            <c:numRef>
+              <c:f>Tabelle1!$D$2:$D$21</c:f>
+              <c:numCache>
+                <c:formatCode>General</c:formatCode>
+                <c:ptCount val="20"/>
+                <c:pt idx="0">
+                  <c:v>0</c:v>
+                </c:pt>
+                <c:pt idx="1">
+                  <c:v>0</c:v>
+                </c:pt>
+                <c:pt idx="2">
+                  <c:v>0.08</c:v>
+                </c:pt>
+                <c:pt idx="3">
+                  <c:v>0.12</c:v>
+                </c:pt>
+                <c:pt idx="4">
+                  <c:v>0.28000000000000003</c:v>
+                </c:pt>
+                <c:pt idx="5">
+                  <c:v>0.55200000000000005</c:v>
+                </c:pt>
+                <c:pt idx="6">
+                  <c:v>0.98</c:v>
+                </c:pt>
+                <c:pt idx="7">
+                  <c:v>1.72</c:v>
+                </c:pt>
+                <c:pt idx="8">
+                  <c:v>2.76</c:v>
+                </c:pt>
+                <c:pt idx="9">
+                  <c:v>4.08</c:v>
+                </c:pt>
+                <c:pt idx="10">
+                  <c:v>4.32</c:v>
+                </c:pt>
+                <c:pt idx="11">
+                  <c:v>3.76</c:v>
+                </c:pt>
+                <c:pt idx="12">
+                  <c:v>3.36</c:v>
+                </c:pt>
+                <c:pt idx="13">
+                  <c:v>2.92</c:v>
+                </c:pt>
+                <c:pt idx="14">
+                  <c:v>2.68</c:v>
+                </c:pt>
+                <c:pt idx="15">
+                  <c:v>2.36</c:v>
+                </c:pt>
+                <c:pt idx="16">
+                  <c:v>2.16</c:v>
+                </c:pt>
+                <c:pt idx="17">
+                  <c:v>2.08</c:v>
+                </c:pt>
+                <c:pt idx="18">
+                  <c:v>2.04</c:v>
+                </c:pt>
+                <c:pt idx="19">
+                  <c:v>2</c:v>
+                </c:pt>
+              </c:numCache>
+            </c:numRef>
+          </c:yVal>
+          <c:smooth val="0"/>
+          <c:extLst>
+            <c:ext xmlns:c16="http://schemas.microsoft.com/office/drawing/2014/chart" uri="{C3380CC4-5D6E-409C-BE32-E72D297353CC}">
+              <c16:uniqueId val="{00000001-6540-438F-A48F-61E48896845A}"/>
+            </c:ext>
+          </c:extLst>
+        </c:ser>
+        <c:ser>
+          <c:idx val="2"/>
+          <c:order val="2"/>
+          <c:spPr>
+            <a:ln w="19050" cap="rnd">
+              <a:solidFill>
+                <a:schemeClr val="accent6"/>
+              </a:solidFill>
+              <a:round/>
+            </a:ln>
+            <a:effectLst/>
+          </c:spPr>
+          <c:marker>
+            <c:symbol val="circle"/>
+            <c:size val="5"/>
+            <c:spPr>
+              <a:solidFill>
+                <a:schemeClr val="accent6"/>
+              </a:solidFill>
+              <a:ln w="9525">
+                <a:solidFill>
+                  <a:schemeClr val="accent6"/>
+                </a:solidFill>
+              </a:ln>
+              <a:effectLst/>
+            </c:spPr>
+          </c:marker>
+          <c:xVal>
+            <c:numRef>
+              <c:f>Tabelle1!$A$2:$A$21</c:f>
+              <c:numCache>
+                <c:formatCode>General</c:formatCode>
+                <c:ptCount val="20"/>
+                <c:pt idx="0">
+                  <c:v>100</c:v>
+                </c:pt>
+                <c:pt idx="1">
+                  <c:v>1000</c:v>
+                </c:pt>
+                <c:pt idx="2">
+                  <c:v>7000</c:v>
+                </c:pt>
+                <c:pt idx="3">
+                  <c:v>9000</c:v>
+                </c:pt>
+                <c:pt idx="4">
+                  <c:v>15000</c:v>
+                </c:pt>
+                <c:pt idx="5">
+                  <c:v>20000</c:v>
+                </c:pt>
+                <c:pt idx="6">
+                  <c:v>25000</c:v>
+                </c:pt>
+                <c:pt idx="7">
+                  <c:v>30000</c:v>
+                </c:pt>
+                <c:pt idx="8">
+                  <c:v>35000</c:v>
+                </c:pt>
+                <c:pt idx="9">
+                  <c:v>40000</c:v>
+                </c:pt>
+                <c:pt idx="10">
+                  <c:v>50000</c:v>
+                </c:pt>
+                <c:pt idx="11">
+                  <c:v>55000</c:v>
+                </c:pt>
+                <c:pt idx="12">
+                  <c:v>60000</c:v>
+                </c:pt>
+                <c:pt idx="13">
+                  <c:v>70000</c:v>
+                </c:pt>
+                <c:pt idx="14">
+                  <c:v>80000</c:v>
+                </c:pt>
+                <c:pt idx="15">
+                  <c:v>100000</c:v>
+                </c:pt>
+                <c:pt idx="16">
+                  <c:v>150000</c:v>
+                </c:pt>
+                <c:pt idx="17">
+                  <c:v>200000</c:v>
+                </c:pt>
+                <c:pt idx="18">
+                  <c:v>500000</c:v>
+                </c:pt>
+                <c:pt idx="19">
+                  <c:v>1000000</c:v>
+                </c:pt>
+              </c:numCache>
+            </c:numRef>
+          </c:xVal>
+          <c:yVal>
+            <c:numRef>
+              <c:f>Tabelle1!$E$2:$E$21</c:f>
+              <c:numCache>
+                <c:formatCode>General</c:formatCode>
+                <c:ptCount val="20"/>
+                <c:pt idx="0">
+                  <c:v>2</c:v>
+                </c:pt>
+                <c:pt idx="1">
+                  <c:v>2</c:v>
+                </c:pt>
+                <c:pt idx="2">
+                  <c:v>2</c:v>
+                </c:pt>
+                <c:pt idx="3">
+                  <c:v>2.12</c:v>
+                </c:pt>
+                <c:pt idx="4">
+                  <c:v>2.2799999999999998</c:v>
+                </c:pt>
+                <c:pt idx="5">
+                  <c:v>2.48</c:v>
+                </c:pt>
+                <c:pt idx="6">
+                  <c:v>2.84</c:v>
+                </c:pt>
+                <c:pt idx="7">
+                  <c:v>3.44</c:v>
+                </c:pt>
+                <c:pt idx="8">
+                  <c:v>4.12</c:v>
+                </c:pt>
+                <c:pt idx="9">
+                  <c:v>4.6399999999999997</c:v>
+                </c:pt>
+                <c:pt idx="10">
+                  <c:v>3.12</c:v>
+                </c:pt>
+                <c:pt idx="11">
+                  <c:v>2.16</c:v>
+                </c:pt>
+                <c:pt idx="12">
+                  <c:v>1.68</c:v>
+                </c:pt>
+                <c:pt idx="13">
+                  <c:v>1.2</c:v>
+                </c:pt>
+                <c:pt idx="14">
+                  <c:v>0.8</c:v>
+                </c:pt>
+                <c:pt idx="15">
+                  <c:v>0.56000000000000005</c:v>
+                </c:pt>
+                <c:pt idx="16">
+                  <c:v>0.24</c:v>
+                </c:pt>
+                <c:pt idx="17">
+                  <c:v>0.16</c:v>
+                </c:pt>
+                <c:pt idx="18">
+                  <c:v>8.0000000000000002E-3</c:v>
+                </c:pt>
+                <c:pt idx="19">
+                  <c:v>6.0000000000000001E-3</c:v>
+                </c:pt>
+              </c:numCache>
+            </c:numRef>
+          </c:yVal>
+          <c:smooth val="0"/>
+          <c:extLst>
+            <c:ext xmlns:c16="http://schemas.microsoft.com/office/drawing/2014/chart" uri="{C3380CC4-5D6E-409C-BE32-E72D297353CC}">
+              <c16:uniqueId val="{00000002-6540-438F-A48F-61E48896845A}"/>
+            </c:ext>
+          </c:extLst>
+        </c:ser>
+        <c:dLbls>
+          <c:showLegendKey val="0"/>
+          <c:showVal val="0"/>
+          <c:showCatName val="0"/>
+          <c:showSerName val="0"/>
+          <c:showPercent val="0"/>
+          <c:showBubbleSize val="0"/>
+        </c:dLbls>
+        <c:axId val="1728361712"/>
+        <c:axId val="1728368432"/>
+      </c:scatterChart>
+      <c:valAx>
+        <c:axId val="1728361712"/>
+        <c:scaling>
+          <c:logBase val="10"/>
+          <c:orientation val="minMax"/>
+        </c:scaling>
+        <c:delete val="0"/>
+        <c:axPos val="b"/>
+        <c:majorGridlines>
+          <c:spPr>
+            <a:ln w="9525" cap="flat" cmpd="sng" algn="ctr">
+              <a:solidFill>
+                <a:schemeClr val="tx1">
+                  <a:lumMod val="15000"/>
+                  <a:lumOff val="85000"/>
+                </a:schemeClr>
+              </a:solidFill>
+              <a:round/>
+            </a:ln>
+            <a:effectLst/>
+          </c:spPr>
+        </c:majorGridlines>
+        <c:numFmt formatCode="General" sourceLinked="1"/>
+        <c:majorTickMark val="none"/>
+        <c:minorTickMark val="none"/>
+        <c:tickLblPos val="nextTo"/>
+        <c:spPr>
+          <a:noFill/>
+          <a:ln w="9525" cap="flat" cmpd="sng" algn="ctr">
+            <a:solidFill>
+              <a:schemeClr val="tx1">
+                <a:lumMod val="25000"/>
+                <a:lumOff val="75000"/>
+              </a:schemeClr>
+            </a:solidFill>
+            <a:round/>
+          </a:ln>
+          <a:effectLst/>
+        </c:spPr>
+        <c:txPr>
+          <a:bodyPr rot="-60000000" spcFirstLastPara="1" vertOverflow="ellipsis" vert="horz" wrap="square" anchor="ctr" anchorCtr="1"/>
+          <a:lstStyle/>
+          <a:p>
+            <a:pPr>
+              <a:defRPr sz="900" b="0" i="0" u="none" strike="noStrike" kern="1200" baseline="0">
+                <a:solidFill>
+                  <a:schemeClr val="tx1">
+                    <a:lumMod val="65000"/>
+                    <a:lumOff val="35000"/>
+                  </a:schemeClr>
+                </a:solidFill>
+                <a:latin typeface="+mn-lt"/>
+                <a:ea typeface="+mn-ea"/>
+                <a:cs typeface="+mn-cs"/>
+              </a:defRPr>
+            </a:pPr>
+            <a:endParaRPr lang="de-DE"/>
+          </a:p>
+        </c:txPr>
+        <c:crossAx val="1728368432"/>
+        <c:crosses val="autoZero"/>
+        <c:crossBetween val="midCat"/>
+      </c:valAx>
+      <c:valAx>
+        <c:axId val="1728368432"/>
+        <c:scaling>
+          <c:orientation val="minMax"/>
+        </c:scaling>
+        <c:delete val="0"/>
+        <c:axPos val="l"/>
+        <c:majorGridlines>
+          <c:spPr>
+            <a:ln w="9525" cap="flat" cmpd="sng" algn="ctr">
+              <a:solidFill>
+                <a:schemeClr val="tx1">
+                  <a:lumMod val="15000"/>
+                  <a:lumOff val="85000"/>
+                </a:schemeClr>
+              </a:solidFill>
+              <a:round/>
+            </a:ln>
+            <a:effectLst/>
+          </c:spPr>
+        </c:majorGridlines>
+        <c:numFmt formatCode="General" sourceLinked="1"/>
+        <c:majorTickMark val="none"/>
+        <c:minorTickMark val="none"/>
+        <c:tickLblPos val="nextTo"/>
+        <c:spPr>
+          <a:noFill/>
+          <a:ln w="9525" cap="flat" cmpd="sng" algn="ctr">
+            <a:solidFill>
+              <a:schemeClr val="tx1">
+                <a:lumMod val="25000"/>
+                <a:lumOff val="75000"/>
+              </a:schemeClr>
+            </a:solidFill>
+            <a:round/>
+          </a:ln>
+          <a:effectLst/>
+        </c:spPr>
+        <c:txPr>
+          <a:bodyPr rot="-60000000" spcFirstLastPara="1" vertOverflow="ellipsis" vert="horz" wrap="square" anchor="ctr" anchorCtr="1"/>
+          <a:lstStyle/>
+          <a:p>
+            <a:pPr>
+              <a:defRPr sz="900" b="0" i="0" u="none" strike="noStrike" kern="1200" baseline="0">
+                <a:solidFill>
+                  <a:schemeClr val="tx1">
+                    <a:lumMod val="65000"/>
+                    <a:lumOff val="35000"/>
+                  </a:schemeClr>
+                </a:solidFill>
+                <a:latin typeface="+mn-lt"/>
+                <a:ea typeface="+mn-ea"/>
+                <a:cs typeface="+mn-cs"/>
+              </a:defRPr>
+            </a:pPr>
+            <a:endParaRPr lang="de-DE"/>
+          </a:p>
+        </c:txPr>
+        <c:crossAx val="1728361712"/>
+        <c:crosses val="autoZero"/>
+        <c:crossBetween val="midCat"/>
+      </c:valAx>
+      <c:spPr>
+        <a:noFill/>
+        <a:ln>
+          <a:noFill/>
+        </a:ln>
+        <a:effectLst/>
+      </c:spPr>
+    </c:plotArea>
+    <c:plotVisOnly val="1"/>
+    <c:dispBlanksAs val="gap"/>
+    <c:showDLblsOverMax val="0"/>
+    <c:extLst>
+      <c:ext xmlns:c16r3="http://schemas.microsoft.com/office/drawing/2017/03/chart" uri="{56B9EC1D-385E-4148-901F-78D8002777C0}">
+        <c16r3:dataDisplayOptions16>
+          <c16r3:dispNaAsBlank val="1"/>
+        </c16r3:dataDisplayOptions16>
+      </c:ext>
+    </c:extLst>
+  </c:chart>
+  <c:spPr>
+    <a:solidFill>
+      <a:schemeClr val="bg1"/>
+    </a:solidFill>
+    <a:ln w="9525" cap="flat" cmpd="sng" algn="ctr">
+      <a:solidFill>
+        <a:schemeClr val="tx1">
+          <a:lumMod val="15000"/>
+          <a:lumOff val="85000"/>
+        </a:schemeClr>
+      </a:solidFill>
+      <a:round/>
+    </a:ln>
+    <a:effectLst/>
+  </c:spPr>
+  <c:txPr>
+    <a:bodyPr/>
+    <a:lstStyle/>
+    <a:p>
+      <a:pPr>
+        <a:defRPr/>
+      </a:pPr>
+      <a:endParaRPr lang="de-DE"/>
+    </a:p>
+  </c:txPr>
+  <c:externalData r:id="rId3">
+    <c:autoUpdate val="0"/>
+  </c:externalData>
+</c:chartSpace>
+</file>
+
+<file path=word/charts/colors1.xml><?xml version="1.0" encoding="utf-8"?>
+<cs:colorStyle xmlns:cs="http://schemas.microsoft.com/office/drawing/2012/chartStyle" xmlns:a="http://schemas.openxmlformats.org/drawingml/2006/main" meth="cycle" id="12">
+  <a:schemeClr val="accent2"/>
+  <a:schemeClr val="accent4"/>
+  <a:schemeClr val="accent6"/>
+  <cs:variation/>
+  <cs:variation>
+    <a:lumMod val="60000"/>
+  </cs:variation>
+  <cs:variation>
+    <a:lumMod val="80000"/>
+    <a:lumOff val="20000"/>
+  </cs:variation>
+  <cs:variation>
+    <a:lumMod val="80000"/>
+  </cs:variation>
+  <cs:variation>
+    <a:lumMod val="60000"/>
+    <a:lumOff val="40000"/>
+  </cs:variation>
+  <cs:variation>
+    <a:lumMod val="50000"/>
+  </cs:variation>
+  <cs:variation>
+    <a:lumMod val="70000"/>
+    <a:lumOff val="30000"/>
+  </cs:variation>
+  <cs:variation>
+    <a:lumMod val="70000"/>
+  </cs:variation>
+  <cs:variation>
+    <a:lumMod val="50000"/>
+    <a:lumOff val="50000"/>
+  </cs:variation>
+</cs:colorStyle>
+</file>
+
+<file path=word/charts/style1.xml><?xml version="1.0" encoding="utf-8"?>
+<cs:chartStyle xmlns:cs="http://schemas.microsoft.com/office/drawing/2012/chartStyle" xmlns:a="http://schemas.openxmlformats.org/drawingml/2006/main" id="240">
+  <cs:axisTitle>
+    <cs:lnRef idx="0"/>
+    <cs:fillRef idx="0"/>
+    <cs:effectRef idx="0"/>
+    <cs:fontRef idx="minor">
+      <a:schemeClr val="tx1">
+        <a:lumMod val="65000"/>
+        <a:lumOff val="35000"/>
+      </a:schemeClr>
+    </cs:fontRef>
+    <cs:defRPr sz="1000" kern="1200"/>
+  </cs:axisTitle>
+  <cs:categoryAxis>
+    <cs:lnRef idx="0"/>
+    <cs:fillRef idx="0"/>
+    <cs:effectRef idx="0"/>
+    <cs:fontRef idx="minor">
+      <a:schemeClr val="tx1">
+        <a:lumMod val="65000"/>
+        <a:lumOff val="35000"/>
+      </a:schemeClr>
+    </cs:fontRef>
+    <cs:spPr>
+      <a:ln w="9525" cap="flat" cmpd="sng" algn="ctr">
+        <a:solidFill>
+          <a:schemeClr val="tx1">
+            <a:lumMod val="25000"/>
+            <a:lumOff val="75000"/>
+          </a:schemeClr>
+        </a:solidFill>
+        <a:round/>
+      </a:ln>
+    </cs:spPr>
+    <cs:defRPr sz="900" kern="1200"/>
+  </cs:categoryAxis>
+  <cs:chartArea mods="allowNoFillOverride allowNoLineOverride">
+    <cs:lnRef idx="0"/>
+    <cs:fillRef idx="0"/>
+    <cs:effectRef idx="0"/>
+    <cs:fontRef idx="minor">
+      <a:schemeClr val="tx1"/>
+    </cs:fontRef>
+    <cs:spPr>
+      <a:solidFill>
+        <a:schemeClr val="bg1"/>
+      </a:solidFill>
+      <a:ln w="9525" cap="flat" cmpd="sng" algn="ctr">
+        <a:solidFill>
+          <a:schemeClr val="tx1">
+            <a:lumMod val="15000"/>
+            <a:lumOff val="85000"/>
+          </a:schemeClr>
+        </a:solidFill>
+        <a:round/>
+      </a:ln>
+    </cs:spPr>
+    <cs:defRPr sz="1000" kern="1200"/>
+  </cs:chartArea>
+  <cs:dataLabel>
+    <cs:lnRef idx="0"/>
+    <cs:fillRef idx="0"/>
+    <cs:effectRef idx="0"/>
+    <cs:fontRef idx="minor">
+      <a:schemeClr val="tx1">
+        <a:lumMod val="75000"/>
+        <a:lumOff val="25000"/>
+      </a:schemeClr>
+    </cs:fontRef>
+    <cs:defRPr sz="900" kern="1200"/>
+  </cs:dataLabel>
+  <cs:dataLabelCallout>
+    <cs:lnRef idx="0"/>
+    <cs:fillRef idx="0"/>
+    <cs:effectRef idx="0"/>
+    <cs:fontRef idx="minor">
+      <a:schemeClr val="dk1">
+        <a:lumMod val="65000"/>
+        <a:lumOff val="35000"/>
+      </a:schemeClr>
+    </cs:fontRef>
+    <cs:spPr>
+      <a:solidFill>
+        <a:schemeClr val="lt1"/>
+      </a:solidFill>
+      <a:ln>
+        <a:solidFill>
+          <a:schemeClr val="dk1">
+            <a:lumMod val="25000"/>
+            <a:lumOff val="75000"/>
+          </a:schemeClr>
+        </a:solidFill>
+      </a:ln>
+    </cs:spPr>
+    <cs:defRPr sz="900" kern="1200"/>
+    <cs:bodyPr rot="0" spcFirstLastPara="1" vertOverflow="clip" horzOverflow="clip" vert="horz" wrap="square" lIns="36576" tIns="18288" rIns="36576" bIns="18288" anchor="ctr" anchorCtr="1">
+      <a:spAutoFit/>
+    </cs:bodyPr>
+  </cs:dataLabelCallout>
+  <cs:dataPoint>
+    <cs:lnRef idx="0"/>
+    <cs:fillRef idx="1">
+      <cs:styleClr val="auto"/>
+    </cs:fillRef>
+    <cs:effectRef idx="0"/>
+    <cs:fontRef idx="minor">
+      <a:schemeClr val="tx1"/>
+    </cs:fontRef>
+  </cs:dataPoint>
+  <cs:dataPoint3D>
+    <cs:lnRef idx="0"/>
+    <cs:fillRef idx="1">
+      <cs:styleClr val="auto"/>
+    </cs:fillRef>
+    <cs:effectRef idx="0"/>
+    <cs:fontRef idx="minor">
+      <a:schemeClr val="tx1"/>
+    </cs:fontRef>
+  </cs:dataPoint3D>
+  <cs:dataPointLine>
+    <cs:lnRef idx="0">
+      <cs:styleClr val="auto"/>
+    </cs:lnRef>
+    <cs:fillRef idx="1"/>
+    <cs:effectRef idx="0"/>
+    <cs:fontRef idx="minor">
+      <a:schemeClr val="tx1"/>
+    </cs:fontRef>
+    <cs:spPr>
+      <a:ln w="19050" cap="rnd">
+        <a:solidFill>
+          <a:schemeClr val="phClr"/>
+        </a:solidFill>
+        <a:round/>
+      </a:ln>
+    </cs:spPr>
+  </cs:dataPointLine>
+  <cs:dataPointMarker>
+    <cs:lnRef idx="0">
+      <cs:styleClr val="auto"/>
+    </cs:lnRef>
+    <cs:fillRef idx="1">
+      <cs:styleClr val="auto"/>
+    </cs:fillRef>
+    <cs:effectRef idx="0"/>
+    <cs:fontRef idx="minor">
+      <a:schemeClr val="tx1"/>
+    </cs:fontRef>
+    <cs:spPr>
+      <a:ln w="9525">
+        <a:solidFill>
+          <a:schemeClr val="phClr"/>
+        </a:solidFill>
+      </a:ln>
+    </cs:spPr>
+  </cs:dataPointMarker>
+  <cs:dataPointMarkerLayout symbol="circle" size="5"/>
+  <cs:dataPointWireframe>
+    <cs:lnRef idx="0">
+      <cs:styleClr val="auto"/>
+    </cs:lnRef>
+    <cs:fillRef idx="0"/>
+    <cs:effectRef idx="0"/>
+    <cs:fontRef idx="minor">
+      <a:schemeClr val="dk1"/>
+    </cs:fontRef>
+    <cs:spPr>
+      <a:ln w="9525" cap="rnd">
+        <a:solidFill>
+          <a:schemeClr val="phClr"/>
+        </a:solidFill>
+        <a:round/>
+      </a:ln>
+    </cs:spPr>
+  </cs:dataPointWireframe>
+  <cs:dataTable>
+    <cs:lnRef idx="0"/>
+    <cs:fillRef idx="0"/>
+    <cs:effectRef idx="0"/>
+    <cs:fontRef idx="minor">
+      <a:schemeClr val="tx1">
+        <a:lumMod val="65000"/>
+        <a:lumOff val="35000"/>
+      </a:schemeClr>
+    </cs:fontRef>
+    <cs:spPr>
+      <a:noFill/>
+      <a:ln w="9525" cap="flat" cmpd="sng" algn="ctr">
+        <a:solidFill>
+          <a:schemeClr val="tx1">
+            <a:lumMod val="15000"/>
+            <a:lumOff val="85000"/>
+          </a:schemeClr>
+        </a:solidFill>
+        <a:round/>
+      </a:ln>
+    </cs:spPr>
+    <cs:defRPr sz="900" kern="1200"/>
+  </cs:dataTable>
+  <cs:downBar>
+    <cs:lnRef idx="0"/>
+    <cs:fillRef idx="0"/>
+    <cs:effectRef idx="0"/>
+    <cs:fontRef idx="minor">
+      <a:schemeClr val="tx1"/>
+    </cs:fontRef>
+    <cs:spPr>
+      <a:solidFill>
+        <a:schemeClr val="dk1">
+          <a:lumMod val="75000"/>
+          <a:lumOff val="25000"/>
+        </a:schemeClr>
+      </a:solidFill>
+      <a:ln w="9525" cap="flat" cmpd="sng" algn="ctr">
+        <a:solidFill>
+          <a:schemeClr val="tx1">
+            <a:lumMod val="65000"/>
+            <a:lumOff val="35000"/>
+          </a:schemeClr>
+        </a:solidFill>
+        <a:round/>
+      </a:ln>
+    </cs:spPr>
+  </cs:downBar>
+  <cs:dropLine>
+    <cs:lnRef idx="0"/>
+    <cs:fillRef idx="0"/>
+    <cs:effectRef idx="0"/>
+    <cs:fontRef idx="minor">
+      <a:schemeClr val="tx1"/>
+    </cs:fontRef>
+    <cs:spPr>
+      <a:ln w="9525" cap="flat" cmpd="sng" algn="ctr">
+        <a:solidFill>
+          <a:schemeClr val="tx1">
+            <a:lumMod val="35000"/>
+            <a:lumOff val="65000"/>
+          </a:schemeClr>
+        </a:solidFill>
+        <a:round/>
+      </a:ln>
+    </cs:spPr>
+  </cs:dropLine>
+  <cs:errorBar>
+    <cs:lnRef idx="0"/>
+    <cs:fillRef idx="0"/>
+    <cs:effectRef idx="0"/>
+    <cs:fontRef idx="minor">
+      <a:schemeClr val="tx1"/>
+    </cs:fontRef>
+    <cs:spPr>
+      <a:ln w="9525" cap="flat" cmpd="sng" algn="ctr">
+        <a:solidFill>
+          <a:schemeClr val="tx1">
+            <a:lumMod val="65000"/>
+            <a:lumOff val="35000"/>
+          </a:schemeClr>
+        </a:solidFill>
+        <a:round/>
+      </a:ln>
+    </cs:spPr>
+  </cs:errorBar>
+  <cs:floor>
+    <cs:lnRef idx="0"/>
+    <cs:fillRef idx="0"/>
+    <cs:effectRef idx="0"/>
+    <cs:fontRef idx="minor">
+      <a:schemeClr val="tx1"/>
+    </cs:fontRef>
+    <cs:spPr>
+      <a:noFill/>
+      <a:ln>
+        <a:noFill/>
+      </a:ln>
+    </cs:spPr>
+  </cs:floor>
+  <cs:gridlineMajor>
+    <cs:lnRef idx="0"/>
+    <cs:fillRef idx="0"/>
+    <cs:effectRef idx="0"/>
+    <cs:fontRef idx="minor">
+      <a:schemeClr val="tx1"/>
+    </cs:fontRef>
+    <cs:spPr>
+      <a:ln w="9525" cap="flat" cmpd="sng" algn="ctr">
+        <a:solidFill>
+          <a:schemeClr val="tx1">
+            <a:lumMod val="15000"/>
+            <a:lumOff val="85000"/>
+          </a:schemeClr>
+        </a:solidFill>
+        <a:round/>
+      </a:ln>
+    </cs:spPr>
+  </cs:gridlineMajor>
+  <cs:gridlineMinor>
+    <cs:lnRef idx="0"/>
+    <cs:fillRef idx="0"/>
+    <cs:effectRef idx="0"/>
+    <cs:fontRef idx="minor">
+      <a:schemeClr val="tx1"/>
+    </cs:fontRef>
+    <cs:spPr>
+      <a:ln w="9525" cap="flat" cmpd="sng" algn="ctr">
+        <a:solidFill>
+          <a:schemeClr val="tx1">
+            <a:lumMod val="5000"/>
+            <a:lumOff val="95000"/>
+          </a:schemeClr>
+        </a:solidFill>
+        <a:round/>
+      </a:ln>
+    </cs:spPr>
+  </cs:gridlineMinor>
+  <cs:hiLoLine>
+    <cs:lnRef idx="0"/>
+    <cs:fillRef idx="0"/>
+    <cs:effectRef idx="0"/>
+    <cs:fontRef idx="minor">
+      <a:schemeClr val="tx1"/>
+    </cs:fontRef>
+    <cs:spPr>
+      <a:ln w="9525" cap="flat" cmpd="sng" algn="ctr">
+        <a:solidFill>
+          <a:schemeClr val="tx1">
+            <a:lumMod val="50000"/>
+            <a:lumOff val="50000"/>
+          </a:schemeClr>
+        </a:solidFill>
+        <a:round/>
+      </a:ln>
+    </cs:spPr>
+  </cs:hiLoLine>
+  <cs:leaderLine>
+    <cs:lnRef idx="0"/>
+    <cs:fillRef idx="0"/>
+    <cs:effectRef idx="0"/>
+    <cs:fontRef idx="minor">
+      <a:schemeClr val="tx1"/>
+    </cs:fontRef>
+    <cs:spPr>
+      <a:ln w="9525" cap="flat" cmpd="sng" algn="ctr">
+        <a:solidFill>
+          <a:schemeClr val="tx1">
+            <a:lumMod val="35000"/>
+            <a:lumOff val="65000"/>
+          </a:schemeClr>
+        </a:solidFill>
+        <a:round/>
+      </a:ln>
+    </cs:spPr>
+  </cs:leaderLine>
+  <cs:legend>
+    <cs:lnRef idx="0"/>
+    <cs:fillRef idx="0"/>
+    <cs:effectRef idx="0"/>
+    <cs:fontRef idx="minor">
+      <a:schemeClr val="tx1">
+        <a:lumMod val="65000"/>
+        <a:lumOff val="35000"/>
+      </a:schemeClr>
+    </cs:fontRef>
+    <cs:defRPr sz="900" kern="1200"/>
+  </cs:legend>
+  <cs:plotArea mods="allowNoFillOverride allowNoLineOverride">
+    <cs:lnRef idx="0"/>
+    <cs:fillRef idx="0"/>
+    <cs:effectRef idx="0"/>
+    <cs:fontRef idx="minor">
+      <a:schemeClr val="tx1"/>
+    </cs:fontRef>
+  </cs:plotArea>
+  <cs:plotArea3D mods="allowNoFillOverride allowNoLineOverride">
+    <cs:lnRef idx="0"/>
+    <cs:fillRef idx="0"/>
+    <cs:effectRef idx="0"/>
+    <cs:fontRef idx="minor">
+      <a:schemeClr val="tx1"/>
+    </cs:fontRef>
+  </cs:plotArea3D>
+  <cs:seriesAxis>
+    <cs:lnRef idx="0"/>
+    <cs:fillRef idx="0"/>
+    <cs:effectRef idx="0"/>
+    <cs:fontRef idx="minor">
+      <a:schemeClr val="tx1">
+        <a:lumMod val="65000"/>
+        <a:lumOff val="35000"/>
+      </a:schemeClr>
+    </cs:fontRef>
+    <cs:defRPr sz="900" kern="1200"/>
+  </cs:seriesAxis>
+  <cs:seriesLine>
+    <cs:lnRef idx="0"/>
+    <cs:fillRef idx="0"/>
+    <cs:effectRef idx="0"/>
+    <cs:fontRef idx="minor">
+      <a:schemeClr val="tx1"/>
+    </cs:fontRef>
+    <cs:spPr>
+      <a:ln w="9525" cap="flat" cmpd="sng" algn="ctr">
+        <a:solidFill>
+          <a:schemeClr val="tx1">
+            <a:lumMod val="35000"/>
+            <a:lumOff val="65000"/>
+          </a:schemeClr>
+        </a:solidFill>
+        <a:round/>
+      </a:ln>
+    </cs:spPr>
+  </cs:seriesLine>
+  <cs:title>
+    <cs:lnRef idx="0"/>
+    <cs:fillRef idx="0"/>
+    <cs:effectRef idx="0"/>
+    <cs:fontRef idx="minor">
+      <a:schemeClr val="tx1">
+        <a:lumMod val="65000"/>
+        <a:lumOff val="35000"/>
+      </a:schemeClr>
+    </cs:fontRef>
+    <cs:defRPr sz="1400" b="0" kern="1200" spc="0" baseline="0"/>
+  </cs:title>
+  <cs:trendline>
+    <cs:lnRef idx="0">
+      <cs:styleClr val="auto"/>
+    </cs:lnRef>
+    <cs:fillRef idx="0"/>
+    <cs:effectRef idx="0"/>
+    <cs:fontRef idx="minor">
+      <a:schemeClr val="tx1"/>
+    </cs:fontRef>
+    <cs:spPr>
+      <a:ln w="19050" cap="rnd">
+        <a:solidFill>
+          <a:schemeClr val="phClr"/>
+        </a:solidFill>
+        <a:prstDash val="sysDot"/>
+      </a:ln>
+    </cs:spPr>
+  </cs:trendline>
+  <cs:trendlineLabel>
+    <cs:lnRef idx="0"/>
+    <cs:fillRef idx="0"/>
+    <cs:effectRef idx="0"/>
+    <cs:fontRef idx="minor">
+      <a:schemeClr val="tx1">
+        <a:lumMod val="65000"/>
+        <a:lumOff val="35000"/>
+      </a:schemeClr>
+    </cs:fontRef>
+    <cs:defRPr sz="900" kern="1200"/>
+  </cs:trendlineLabel>
+  <cs:upBar>
+    <cs:lnRef idx="0"/>
+    <cs:fillRef idx="0"/>
+    <cs:effectRef idx="0"/>
+    <cs:fontRef idx="minor">
+      <a:schemeClr val="tx1"/>
+    </cs:fontRef>
+    <cs:spPr>
+      <a:solidFill>
+        <a:schemeClr val="lt1"/>
+      </a:solidFill>
+      <a:ln w="9525" cap="flat" cmpd="sng" algn="ctr">
+        <a:solidFill>
+          <a:schemeClr val="tx1">
+            <a:lumMod val="65000"/>
+            <a:lumOff val="35000"/>
+          </a:schemeClr>
+        </a:solidFill>
+        <a:round/>
+      </a:ln>
+    </cs:spPr>
+  </cs:upBar>
+  <cs:valueAxis>
+    <cs:lnRef idx="0"/>
+    <cs:fillRef idx="0"/>
+    <cs:effectRef idx="0"/>
+    <cs:fontRef idx="minor">
+      <a:schemeClr val="tx1">
+        <a:lumMod val="65000"/>
+        <a:lumOff val="35000"/>
+      </a:schemeClr>
+    </cs:fontRef>
+    <cs:spPr>
+      <a:ln w="9525" cap="flat" cmpd="sng" algn="ctr">
+        <a:solidFill>
+          <a:schemeClr val="tx1">
+            <a:lumMod val="25000"/>
+            <a:lumOff val="75000"/>
+          </a:schemeClr>
+        </a:solidFill>
+        <a:round/>
+      </a:ln>
+    </cs:spPr>
+    <cs:defRPr sz="900" kern="1200"/>
+  </cs:valueAxis>
+  <cs:wall>
+    <cs:lnRef idx="0"/>
+    <cs:fillRef idx="0"/>
+    <cs:effectRef idx="0"/>
+    <cs:fontRef idx="minor">
+      <a:schemeClr val="tx1"/>
+    </cs:fontRef>
+    <cs:spPr>
+      <a:noFill/>
+      <a:ln>
+        <a:noFill/>
+      </a:ln>
+    </cs:spPr>
+  </cs:wall>
+</cs:chartStyle>
+</file>
+
 <file path=word/theme/theme1.xml><?xml version="1.0" encoding="utf-8"?>
 <a:theme xmlns:a="http://schemas.openxmlformats.org/drawingml/2006/main" name="Larissa-Design">
   <a:themeElements>
@@ -6623,6 +9831,25 @@
 </file>
 
 <file path=customXml/item1.xml><?xml version="1.0" encoding="utf-8"?>
+<?mso-contentType ?>
+<FormTemplates xmlns="http://schemas.microsoft.com/sharepoint/v3/contenttype/forms">
+  <Display>DocumentLibraryForm</Display>
+  <Edit>DocumentLibraryForm</Edit>
+  <New>DocumentLibraryForm</New>
+</FormTemplates>
+</file>
+
+<file path=customXml/item2.xml><?xml version="1.0" encoding="utf-8"?>
+<p:properties xmlns:p="http://schemas.microsoft.com/office/2006/metadata/properties" xmlns:xsi="http://www.w3.org/2001/XMLSchema-instance" xmlns:pc="http://schemas.microsoft.com/office/infopath/2007/PartnerControls">
+  <documentManagement/>
+</p:properties>
+</file>
+
+<file path=customXml/item3.xml><?xml version="1.0" encoding="utf-8"?>
+<b:Sources xmlns:b="http://schemas.openxmlformats.org/officeDocument/2006/bibliography" xmlns="http://schemas.openxmlformats.org/officeDocument/2006/bibliography" SelectedStyle="\APA.XSL" StyleName="APA Fifth Edition"/>
+</file>
+
+<file path=customXml/item4.xml><?xml version="1.0" encoding="utf-8"?>
 <ct:contentTypeSchema xmlns:ct="http://schemas.microsoft.com/office/2006/metadata/contentType" xmlns:ma="http://schemas.microsoft.com/office/2006/metadata/properties/metaAttributes" ct:_="" ma:_="" ma:contentTypeName="Dokument" ma:contentTypeID="0x010100BCEF1FAB18566D4BAFF5114ADD99A508" ma:contentTypeVersion="3" ma:contentTypeDescription="Ein neues Dokument erstellen." ma:contentTypeScope="" ma:versionID="6e0839ef8b545ce6151d30ec403a9b69">
   <xsd:schema xmlns:xsd="http://www.w3.org/2001/XMLSchema" xmlns:xs="http://www.w3.org/2001/XMLSchema" xmlns:p="http://schemas.microsoft.com/office/2006/metadata/properties" xmlns:ns2="00401138-9f19-4a49-84da-4c33c057cccb" targetNamespace="http://schemas.microsoft.com/office/2006/metadata/properties" ma:root="true" ma:fieldsID="8a4766f2bb8d902be04cecbdc75713e1" ns2:_="">
     <xsd:import namespace="00401138-9f19-4a49-84da-4c33c057cccb"/>
@@ -6760,26 +9987,39 @@
 </ct:contentTypeSchema>
 </file>
 
-<file path=customXml/item2.xml><?xml version="1.0" encoding="utf-8"?>
-<b:Sources xmlns:b="http://schemas.openxmlformats.org/officeDocument/2006/bibliography" xmlns="http://schemas.openxmlformats.org/officeDocument/2006/bibliography" SelectedStyle="\APA.XSL" StyleName="APA Fifth Edition"/>
+<file path=customXml/itemProps1.xml><?xml version="1.0" encoding="utf-8"?>
+<ds:datastoreItem xmlns:ds="http://schemas.openxmlformats.org/officeDocument/2006/customXml" ds:itemID="{A67ADB10-772E-4681-97E5-A2A78870A805}">
+  <ds:schemaRefs>
+    <ds:schemaRef ds:uri="http://schemas.microsoft.com/sharepoint/v3/contenttype/forms"/>
+  </ds:schemaRefs>
+</ds:datastoreItem>
 </file>
 
-<file path=customXml/item3.xml><?xml version="1.0" encoding="utf-8"?>
-<p:properties xmlns:p="http://schemas.microsoft.com/office/2006/metadata/properties" xmlns:xsi="http://www.w3.org/2001/XMLSchema-instance" xmlns:pc="http://schemas.microsoft.com/office/infopath/2007/PartnerControls">
-  <documentManagement/>
-</p:properties>
+<file path=customXml/itemProps2.xml><?xml version="1.0" encoding="utf-8"?>
+<ds:datastoreItem xmlns:ds="http://schemas.openxmlformats.org/officeDocument/2006/customXml" ds:itemID="{0F8B96F4-C876-43CE-B2A5-2763F265F00F}">
+  <ds:schemaRefs>
+    <ds:schemaRef ds:uri="00401138-9f19-4a49-84da-4c33c057cccb"/>
+    <ds:schemaRef ds:uri="http://schemas.microsoft.com/office/2006/documentManagement/types"/>
+    <ds:schemaRef ds:uri="http://www.w3.org/XML/1998/namespace"/>
+    <ds:schemaRef ds:uri="http://purl.org/dc/elements/1.1/"/>
+    <ds:schemaRef ds:uri="http://schemas.microsoft.com/office/2006/metadata/properties"/>
+    <ds:schemaRef ds:uri="http://schemas.openxmlformats.org/package/2006/metadata/core-properties"/>
+    <ds:schemaRef ds:uri="http://schemas.microsoft.com/office/infopath/2007/PartnerControls"/>
+    <ds:schemaRef ds:uri="http://purl.org/dc/dcmitype/"/>
+    <ds:schemaRef ds:uri="http://purl.org/dc/terms/"/>
+  </ds:schemaRefs>
+</ds:datastoreItem>
 </file>
 
-<file path=customXml/item4.xml><?xml version="1.0" encoding="utf-8"?>
-<?mso-contentType ?>
-<FormTemplates xmlns="http://schemas.microsoft.com/sharepoint/v3/contenttype/forms">
-  <Display>DocumentLibraryForm</Display>
-  <Edit>DocumentLibraryForm</Edit>
-  <New>DocumentLibraryForm</New>
-</FormTemplates>
+<file path=customXml/itemProps3.xml><?xml version="1.0" encoding="utf-8"?>
+<ds:datastoreItem xmlns:ds="http://schemas.openxmlformats.org/officeDocument/2006/customXml" ds:itemID="{41DE47B4-9FBE-46D0-AC05-8E881D89B234}">
+  <ds:schemaRefs>
+    <ds:schemaRef ds:uri="http://schemas.openxmlformats.org/officeDocument/2006/bibliography"/>
+  </ds:schemaRefs>
+</ds:datastoreItem>
 </file>
 
-<file path=customXml/itemProps1.xml><?xml version="1.0" encoding="utf-8"?>
+<file path=customXml/itemProps4.xml><?xml version="1.0" encoding="utf-8"?>
 <ds:datastoreItem xmlns:ds="http://schemas.openxmlformats.org/officeDocument/2006/customXml" ds:itemID="{D7E0B9DA-A439-4933-B041-C398E1470A7F}">
   <ds:schemaRefs>
     <ds:schemaRef ds:uri="http://schemas.microsoft.com/office/2006/metadata/contentType"/>
@@ -6795,36 +10035,4 @@
     <ds:schemaRef ds:uri="http://schemas.microsoft.com/internal/obd"/>
   </ds:schemaRefs>
 </ds:datastoreItem>
-</file>
-
-<file path=customXml/itemProps2.xml><?xml version="1.0" encoding="utf-8"?>
-<ds:datastoreItem xmlns:ds="http://schemas.openxmlformats.org/officeDocument/2006/customXml" ds:itemID="{41DE47B4-9FBE-46D0-AC05-8E881D89B234}">
-  <ds:schemaRefs>
-    <ds:schemaRef ds:uri="http://schemas.openxmlformats.org/officeDocument/2006/bibliography"/>
-  </ds:schemaRefs>
-</ds:datastoreItem>
-</file>
-
-<file path=customXml/itemProps3.xml><?xml version="1.0" encoding="utf-8"?>
-<ds:datastoreItem xmlns:ds="http://schemas.openxmlformats.org/officeDocument/2006/customXml" ds:itemID="{0F8B96F4-C876-43CE-B2A5-2763F265F00F}">
-  <ds:schemaRefs>
-    <ds:schemaRef ds:uri="http://schemas.microsoft.com/office/infopath/2007/PartnerControls"/>
-    <ds:schemaRef ds:uri="http://purl.org/dc/elements/1.1/"/>
-    <ds:schemaRef ds:uri="http://www.w3.org/XML/1998/namespace"/>
-    <ds:schemaRef ds:uri="http://purl.org/dc/dcmitype/"/>
-    <ds:schemaRef ds:uri="http://schemas.microsoft.com/office/2006/metadata/properties"/>
-    <ds:schemaRef ds:uri="http://purl.org/dc/terms/"/>
-    <ds:schemaRef ds:uri="http://schemas.microsoft.com/office/2006/documentManagement/types"/>
-    <ds:schemaRef ds:uri="00401138-9f19-4a49-84da-4c33c057cccb"/>
-    <ds:schemaRef ds:uri="http://schemas.openxmlformats.org/package/2006/metadata/core-properties"/>
-  </ds:schemaRefs>
-</ds:datastoreItem>
-</file>
-
-<file path=customXml/itemProps4.xml><?xml version="1.0" encoding="utf-8"?>
-<ds:datastoreItem xmlns:ds="http://schemas.openxmlformats.org/officeDocument/2006/customXml" ds:itemID="{A67ADB10-772E-4681-97E5-A2A78870A805}">
-  <ds:schemaRefs>
-    <ds:schemaRef ds:uri="http://schemas.microsoft.com/sharepoint/v3/contenttype/forms"/>
-  </ds:schemaRefs>
-</ds:datastoreItem>
 </file>